--- a/plantillas_maestras/01_seguro_vehicular/negativa_cobertura/2_o_mas_ddos_varios/varon/TPL_2966_2025_SEGURO_VEHICULAR_NEGATIVA_COBERTURA_ASEGURADORA_VARON_R1.docx
+++ b/plantillas_maestras/01_seguro_vehicular/negativa_cobertura/2_o_mas_ddos_varios/varon/TPL_2966_2025_SEGURO_VEHICULAR_NEGATIVA_COBERTURA_ASEGURADORA_VARON_R1.docx
@@ -358,7 +358,7 @@
           <w:lang w:eastAsia="es-PE"/>
           <w14:ligatures w14:val="none"/>
         </w:rPr>
-        <w:t xml:space="preserve">:   </w:t>
+        <w:t xml:space="preserve">: </w:t>
       </w:r>
       <w:r>
         <w:rPr>
@@ -797,7 +797,7 @@
           <w:lang w:val="es-ES" w:eastAsia="es-ES"/>
           <w14:ligatures w14:val="none"/>
         </w:rPr>
-        <w:t>por presuntas infracciones a la Ley N°29571, Código de Protección y Defensa del Consumidor (en adelante, Código)</w:t>
+        <w:t>por presuntas infracciones a la Ley 29571, Código de Protección y Defensa del Consumidor (en adelante, Código)</w:t>
       </w:r>
       <w:r>
         <w:rPr>
@@ -890,7 +890,7 @@
         <w:rPr>
           <w:rFonts w:ascii="Arial Narrow" w:eastAsia="Times New Roman" w:hAnsi="Arial Narrow" w:cs="Arial"/>
         </w:rPr>
-        <w:t>N°</w:t>
+        <w:t/>
       </w:r>
       <w:proofErr w:type="spellEnd"/>
       <w:r>
@@ -904,7 +904,7 @@
         <w:rPr>
           <w:rFonts w:ascii="Arial Narrow" w:eastAsia="Times New Roman" w:hAnsi="Arial Narrow" w:cs="Arial"/>
         </w:rPr>
-        <w:t>N°</w:t>
+        <w:t/>
       </w:r>
       <w:proofErr w:type="spellEnd"/>
       <w:r>
@@ -961,7 +961,7 @@
         <w:rPr>
           <w:rFonts w:ascii="Arial Narrow" w:eastAsia="Times New Roman" w:hAnsi="Arial Narrow" w:cs="Arial"/>
         </w:rPr>
-        <w:t>N°</w:t>
+        <w:t/>
       </w:r>
       <w:proofErr w:type="spellEnd"/>
       <w:r>
@@ -1429,7 +1429,7 @@
         <w:rPr>
           <w:rFonts w:ascii="Arial Narrow" w:eastAsia="Times New Roman" w:hAnsi="Arial Narrow" w:cs="Arial"/>
         </w:rPr>
-        <w:t>N°</w:t>
+        <w:t/>
       </w:r>
       <w:proofErr w:type="spellEnd"/>
       <w:r>
@@ -1742,7 +1742,7 @@
         <w:rPr>
           <w:rFonts w:ascii="Arial Narrow" w:eastAsia="Times New Roman" w:hAnsi="Arial Narrow" w:cs="Arial"/>
         </w:rPr>
-        <w:t>N°</w:t>
+        <w:t/>
       </w:r>
       <w:proofErr w:type="spellEnd"/>
       <w:r>
@@ -1872,7 +1872,7 @@
           <w:color w:val="000000" w:themeColor="text1"/>
           <w:lang w:val="es-ES" w:eastAsia="es-ES"/>
         </w:rPr>
-        <w:t>N°</w:t>
+        <w:t/>
       </w:r>
       <w:proofErr w:type="spellEnd"/>
       <w:r>
@@ -1988,7 +1988,7 @@
           <w:lang w:eastAsia="es-PE"/>
           <w14:ligatures w14:val="none"/>
         </w:rPr>
-        <w:t>La Secretaría Técnica de la Comisión de Protección al Consumidor N°1 (en adelante, la Secretaría Técnica), en ejercicio de sus facultades</w:t>
+        <w:t>La Secretaría Técnica de la Comisión de Protección al Consumidor 1 (en adelante, la Secretaría Técnica), en ejercicio de sus facultades</w:t>
       </w:r>
       <w:bookmarkEnd w:id="2"/>
       <w:bookmarkEnd w:id="3"/>
@@ -2055,7 +2055,7 @@
           <w:rFonts w:ascii="Arial Narrow" w:eastAsia="Times New Roman" w:hAnsi="Arial Narrow" w:cs="Times New Roman"/>
           <w:lang w:eastAsia="es-PE"/>
         </w:rPr>
-        <w:t>N°</w:t>
+        <w:t/>
       </w:r>
       <w:proofErr w:type="spellEnd"/>
       <w:r>
@@ -2089,7 +2089,7 @@
           <w:lang w:eastAsia="es-PE"/>
           <w14:ligatures w14:val="none"/>
         </w:rPr>
-        <w:t>°</w:t>
+        <w:t/>
       </w:r>
       <w:r>
         <w:rPr>
@@ -2107,7 +2107,7 @@
           <w:lang w:eastAsia="es-PE"/>
           <w14:ligatures w14:val="none"/>
         </w:rPr>
-        <w:t>°</w:t>
+        <w:t/>
       </w:r>
       <w:r>
         <w:rPr>
@@ -2209,7 +2209,7 @@
           <w:rFonts w:ascii="Arial Narrow" w:eastAsia="Times New Roman" w:hAnsi="Arial Narrow" w:cs="Times New Roman"/>
           <w:lang w:eastAsia="es-PE"/>
         </w:rPr>
-        <w:t>N°</w:t>
+        <w:t/>
       </w:r>
       <w:proofErr w:type="spellEnd"/>
       <w:r>
@@ -2231,7 +2231,7 @@
           <w:color w:val="000000" w:themeColor="text1"/>
           <w:lang w:eastAsia="es-PE"/>
         </w:rPr>
-        <w:t>°</w:t>
+        <w:t/>
       </w:r>
       <w:r>
         <w:rPr>
@@ -2245,7 +2245,7 @@
           <w:color w:val="000000" w:themeColor="text1"/>
           <w:lang w:eastAsia="es-PE"/>
         </w:rPr>
-        <w:t>°</w:t>
+        <w:t/>
       </w:r>
       <w:r>
         <w:rPr>
@@ -2261,7 +2261,7 @@
           <w:lang w:eastAsia="es-PE"/>
           <w14:ligatures w14:val="none"/>
         </w:rPr>
-        <w:t xml:space="preserve">.  </w:t>
+        <w:t xml:space="preserve">. </w:t>
       </w:r>
     </w:p>
     <w:bookmarkEnd w:id="1"/>
@@ -2331,7 +2331,7 @@
           <w:rFonts w:ascii="Arial Narrow" w:eastAsia="Times New Roman" w:hAnsi="Arial Narrow" w:cs="Times New Roman"/>
           <w:lang w:eastAsia="es-PE"/>
         </w:rPr>
-        <w:t>N°</w:t>
+        <w:t/>
       </w:r>
       <w:proofErr w:type="spellEnd"/>
       <w:r>
@@ -2353,7 +2353,7 @@
           <w:color w:val="000000" w:themeColor="text1"/>
           <w:lang w:eastAsia="es-PE"/>
         </w:rPr>
-        <w:t>°</w:t>
+        <w:t/>
       </w:r>
       <w:r>
         <w:rPr>
@@ -2367,7 +2367,7 @@
           <w:color w:val="000000" w:themeColor="text1"/>
           <w:lang w:eastAsia="es-PE"/>
         </w:rPr>
-        <w:t>°</w:t>
+        <w:t/>
       </w:r>
       <w:r>
         <w:rPr>
@@ -2458,7 +2458,7 @@
           <w:rFonts w:ascii="Arial Narrow" w:eastAsia="Times New Roman" w:hAnsi="Arial Narrow" w:cs="Times New Roman"/>
           <w:lang w:eastAsia="es-PE"/>
         </w:rPr>
-        <w:t>N°</w:t>
+        <w:t/>
       </w:r>
       <w:proofErr w:type="spellEnd"/>
       <w:r>
@@ -2480,7 +2480,7 @@
           <w:color w:val="000000" w:themeColor="text1"/>
           <w:lang w:eastAsia="es-PE"/>
         </w:rPr>
-        <w:t>°</w:t>
+        <w:t/>
       </w:r>
       <w:r>
         <w:rPr>
@@ -2494,7 +2494,7 @@
           <w:color w:val="000000" w:themeColor="text1"/>
           <w:lang w:eastAsia="es-PE"/>
         </w:rPr>
-        <w:t>°</w:t>
+        <w:t/>
       </w:r>
       <w:r>
         <w:rPr>
@@ -2574,7 +2574,7 @@
           <w:rFonts w:ascii="Arial Narrow" w:eastAsia="Times New Roman" w:hAnsi="Arial Narrow" w:cs="Times New Roman"/>
           <w:lang w:eastAsia="es-PE"/>
         </w:rPr>
-        <w:t>N°</w:t>
+        <w:t/>
       </w:r>
       <w:proofErr w:type="spellEnd"/>
       <w:r>
@@ -2596,7 +2596,7 @@
           <w:color w:val="000000" w:themeColor="text1"/>
           <w:lang w:eastAsia="es-PE"/>
         </w:rPr>
-        <w:t>°</w:t>
+        <w:t/>
       </w:r>
       <w:r>
         <w:rPr>
@@ -2610,7 +2610,7 @@
           <w:color w:val="000000" w:themeColor="text1"/>
           <w:lang w:eastAsia="es-PE"/>
         </w:rPr>
-        <w:t>°</w:t>
+        <w:t/>
       </w:r>
       <w:r>
         <w:rPr>
@@ -2689,7 +2689,7 @@
           <w:rFonts w:ascii="Arial Narrow" w:eastAsia="Times New Roman" w:hAnsi="Arial Narrow" w:cs="Times New Roman"/>
           <w:lang w:eastAsia="es-PE"/>
         </w:rPr>
-        <w:t>N°</w:t>
+        <w:t/>
       </w:r>
       <w:proofErr w:type="spellEnd"/>
       <w:r>
@@ -2711,7 +2711,7 @@
           <w:color w:val="000000" w:themeColor="text1"/>
           <w:lang w:eastAsia="es-PE"/>
         </w:rPr>
-        <w:t>°</w:t>
+        <w:t/>
       </w:r>
       <w:r>
         <w:rPr>
@@ -2725,7 +2725,7 @@
           <w:color w:val="000000" w:themeColor="text1"/>
           <w:lang w:eastAsia="es-PE"/>
         </w:rPr>
-        <w:t>°</w:t>
+        <w:t/>
       </w:r>
       <w:r>
         <w:rPr>
@@ -2806,7 +2806,7 @@
           <w:kern w:val="0"/>
           <w14:ligatures w14:val="none"/>
         </w:rPr>
-        <w:t>. Por consiguiente, corresponde calificar el hecho materia de denuncia como una presunta infracción al numeral 88.1° del artículo 88° del Código</w:t>
+        <w:t>. Por consiguiente, corresponde calificar el hecho materia de denuncia como una presunta infracción al numeral 88.1 del artículo 88 del Código</w:t>
       </w:r>
       <w:bookmarkEnd w:id="17"/>
       <w:r>
@@ -3079,7 +3079,7 @@
           <w:lang w:val="es-ES" w:eastAsia="es-ES"/>
           <w14:ligatures w14:val="none"/>
         </w:rPr>
-        <w:t>N°</w:t>
+        <w:t/>
       </w:r>
       <w:proofErr w:type="spellEnd"/>
       <w:r>
@@ -3314,7 +3314,7 @@
           <w:lang w:eastAsia="es-PE"/>
           <w14:ligatures w14:val="none"/>
         </w:rPr>
-        <w:t xml:space="preserve">RESOLUCIÓN DE LA SECRETARÍA TÉCNICA  </w:t>
+        <w:t xml:space="preserve">RESOLUCIÓN DE LA SECRETARÍA TÉCNICA </w:t>
       </w:r>
     </w:p>
     <w:p>
@@ -3545,7 +3545,7 @@
           <w:lang w:eastAsia="es-PE"/>
           <w14:ligatures w14:val="none"/>
         </w:rPr>
-        <w:t xml:space="preserve"> infracción a los artículos 18° y 19°</w:t>
+        <w:t xml:space="preserve"> infracción a los artículos 18 y 19</w:t>
       </w:r>
       <w:r>
         <w:rPr>
@@ -3585,7 +3585,7 @@
           <w:lang w:eastAsia="es-PE"/>
           <w14:ligatures w14:val="none"/>
         </w:rPr>
-        <w:t>N°</w:t>
+        <w:t/>
       </w:r>
       <w:proofErr w:type="spellEnd"/>
       <w:r>
@@ -3700,7 +3700,7 @@
           <w:rFonts w:ascii="Arial Narrow" w:eastAsia="Times New Roman" w:hAnsi="Arial Narrow" w:cs="Times New Roman"/>
           <w:lang w:eastAsia="es-PE"/>
         </w:rPr>
-        <w:t>a los artículos 18° y 19°</w:t>
+        <w:t>a los artículos 18 y 19</w:t>
       </w:r>
       <w:r>
         <w:rPr>
@@ -3827,7 +3827,7 @@
           <w:rFonts w:ascii="Arial Narrow" w:eastAsia="Times New Roman" w:hAnsi="Arial Narrow" w:cs="Times New Roman"/>
           <w:lang w:eastAsia="es-PE"/>
         </w:rPr>
-        <w:t>N°</w:t>
+        <w:t/>
       </w:r>
       <w:proofErr w:type="spellEnd"/>
       <w:r>
@@ -3898,7 +3898,7 @@
           <w:rFonts w:ascii="Arial Narrow" w:eastAsia="Times New Roman" w:hAnsi="Arial Narrow" w:cs="Times New Roman"/>
           <w:lang w:eastAsia="es-PE"/>
         </w:rPr>
-        <w:t>a los artículos 18° y 19°</w:t>
+        <w:t>a los artículos 18 y 19</w:t>
       </w:r>
       <w:r>
         <w:rPr>
@@ -3969,7 +3969,7 @@
           <w:rFonts w:ascii="Arial Narrow" w:eastAsia="Times New Roman" w:hAnsi="Arial Narrow" w:cs="Times New Roman"/>
           <w:lang w:eastAsia="es-PE"/>
         </w:rPr>
-        <w:t>N°</w:t>
+        <w:t/>
       </w:r>
       <w:proofErr w:type="spellEnd"/>
       <w:r>
@@ -4039,7 +4039,7 @@
           <w:rFonts w:ascii="Arial Narrow" w:eastAsia="Times New Roman" w:hAnsi="Arial Narrow" w:cs="Times New Roman"/>
           <w:lang w:eastAsia="es-PE"/>
         </w:rPr>
-        <w:t>a los artículos 18° y 19°</w:t>
+        <w:t>a los artículos 18 y 19</w:t>
       </w:r>
       <w:r>
         <w:rPr>
@@ -4110,7 +4110,7 @@
           <w:rFonts w:ascii="Arial Narrow" w:eastAsia="Times New Roman" w:hAnsi="Arial Narrow" w:cs="Times New Roman"/>
           <w:lang w:eastAsia="es-PE"/>
         </w:rPr>
-        <w:t>N°</w:t>
+        <w:t/>
       </w:r>
       <w:proofErr w:type="spellEnd"/>
       <w:r>
@@ -4182,7 +4182,7 @@
           <w:rFonts w:ascii="Arial Narrow" w:eastAsia="Times New Roman" w:hAnsi="Arial Narrow" w:cs="Times New Roman"/>
           <w:lang w:eastAsia="es-PE"/>
         </w:rPr>
-        <w:t>a los artículos 18° y 19°</w:t>
+        <w:t>a los artículos 18 y 19</w:t>
       </w:r>
       <w:r>
         <w:rPr>
@@ -4253,7 +4253,7 @@
           <w:rFonts w:ascii="Arial Narrow" w:eastAsia="Times New Roman" w:hAnsi="Arial Narrow" w:cs="Times New Roman"/>
           <w:lang w:eastAsia="es-PE"/>
         </w:rPr>
-        <w:t>N°</w:t>
+        <w:t/>
       </w:r>
       <w:proofErr w:type="spellEnd"/>
       <w:r>
@@ -4323,7 +4323,7 @@
           <w:rFonts w:ascii="Arial Narrow" w:eastAsia="Times New Roman" w:hAnsi="Arial Narrow" w:cs="Times New Roman"/>
           <w:lang w:eastAsia="es-PE"/>
         </w:rPr>
-        <w:t>a los artículos 18° y 19°</w:t>
+        <w:t>a los artículos 18 y 19</w:t>
       </w:r>
       <w:r>
         <w:rPr>
@@ -4394,7 +4394,7 @@
           <w:rFonts w:ascii="Arial Narrow" w:eastAsia="Times New Roman" w:hAnsi="Arial Narrow" w:cs="Times New Roman"/>
           <w:lang w:eastAsia="es-PE"/>
         </w:rPr>
-        <w:t>N°</w:t>
+        <w:t/>
       </w:r>
       <w:proofErr w:type="spellEnd"/>
       <w:r>
@@ -4462,7 +4462,7 @@
           <w:kern w:val="0"/>
           <w14:ligatures w14:val="none"/>
         </w:rPr>
-        <w:t>°</w:t>
+        <w:t/>
       </w:r>
       <w:r>
         <w:rPr>
@@ -4482,7 +4482,7 @@
           <w:kern w:val="0"/>
           <w14:ligatures w14:val="none"/>
         </w:rPr>
-        <w:t>°</w:t>
+        <w:t/>
       </w:r>
       <w:r>
         <w:rPr>
@@ -4495,7 +4495,7 @@
         <w:rPr>
           <w:rFonts w:ascii="Arial Narrow" w:eastAsia="Arial Narrow" w:hAnsi="Arial Narrow" w:cs="Arial Narrow"/>
         </w:rPr>
-        <w:t>N°</w:t>
+        <w:t/>
       </w:r>
       <w:proofErr w:type="spellEnd"/>
       <w:r>
@@ -4838,7 +4838,7 @@
           <w:lang w:eastAsia="es-PE"/>
           <w14:ligatures w14:val="none"/>
         </w:rPr>
-        <w:t>°</w:t>
+        <w:t/>
       </w:r>
       <w:r>
         <w:rPr>
@@ -4934,7 +4934,7 @@
           <w:lang w:eastAsia="es-PE"/>
           <w14:ligatures w14:val="none"/>
         </w:rPr>
-        <w:t>°</w:t>
+        <w:t/>
       </w:r>
       <w:r>
         <w:rPr>
@@ -5104,7 +5104,7 @@
           <w:lang w:eastAsia="es-PE"/>
           <w14:ligatures w14:val="none"/>
         </w:rPr>
-        <w:t>°</w:t>
+        <w:t/>
       </w:r>
       <w:r>
         <w:rPr>
@@ -5244,7 +5244,7 @@
           <w:color w:val="000000" w:themeColor="text1"/>
           <w:lang w:val="es-ES" w:eastAsia="es-ES"/>
         </w:rPr>
-        <w:t>N°</w:t>
+        <w:t/>
       </w:r>
       <w:proofErr w:type="spellEnd"/>
       <w:r>
@@ -5384,7 +5384,7 @@
           <w:lang w:eastAsia="es-PE"/>
           <w14:ligatures w14:val="none"/>
         </w:rPr>
-        <w:t>°</w:t>
+        <w:t/>
       </w:r>
       <w:r>
         <w:rPr>
@@ -5425,7 +5425,7 @@
           <w:lang w:eastAsia="es-PE"/>
           <w14:ligatures w14:val="none"/>
         </w:rPr>
-        <w:t>°</w:t>
+        <w:t/>
       </w:r>
       <w:r>
         <w:rPr>
@@ -5445,7 +5445,7 @@
           <w:lang w:eastAsia="es-PE"/>
           <w14:ligatures w14:val="none"/>
         </w:rPr>
-        <w:t>°</w:t>
+        <w:t/>
       </w:r>
       <w:r>
         <w:rPr>
@@ -5465,7 +5465,7 @@
           <w:lang w:eastAsia="es-PE"/>
           <w14:ligatures w14:val="none"/>
         </w:rPr>
-        <w:t>°</w:t>
+        <w:t/>
       </w:r>
       <w:r>
         <w:rPr>
@@ -5518,7 +5518,7 @@
           <w:lang w:eastAsia="es-PE"/>
           <w14:ligatures w14:val="none"/>
         </w:rPr>
-        <w:t>°</w:t>
+        <w:t/>
       </w:r>
       <w:r>
         <w:rPr>
@@ -5609,7 +5609,7 @@
           <w:lang w:eastAsia="es-PE"/>
           <w14:ligatures w14:val="none"/>
         </w:rPr>
-        <w:t>°</w:t>
+        <w:t/>
       </w:r>
       <w:r>
         <w:rPr>
@@ -5702,7 +5702,7 @@
           <w:lang w:eastAsia="es-PE"/>
           <w14:ligatures w14:val="none"/>
         </w:rPr>
-        <w:t>°</w:t>
+        <w:t/>
       </w:r>
       <w:r>
         <w:rPr>
@@ -5719,7 +5719,7 @@
           <w:kern w:val="0"/>
           <w14:ligatures w14:val="none"/>
         </w:rPr>
-        <w:t>N°</w:t>
+        <w:t/>
       </w:r>
       <w:proofErr w:type="spellEnd"/>
       <w:r>
@@ -5970,7 +5970,7 @@
           <w:lang w:eastAsia="es-PE"/>
           <w14:ligatures w14:val="none"/>
         </w:rPr>
-        <w:t>°</w:t>
+        <w:t/>
       </w:r>
       <w:r>
         <w:rPr>
@@ -5985,7 +5985,7 @@
           <w:rFonts w:ascii="Arial Narrow" w:hAnsi="Arial Narrow"/>
           <w:color w:val="000000"/>
         </w:rPr>
-        <w:t>N°</w:t>
+        <w:t/>
       </w:r>
       <w:proofErr w:type="spellEnd"/>
       <w:r>
@@ -6003,7 +6003,7 @@
           <w:lang w:eastAsia="es-PE"/>
           <w14:ligatures w14:val="none"/>
         </w:rPr>
-        <w:t>°</w:t>
+        <w:t/>
       </w:r>
       <w:r>
         <w:rPr>
@@ -6558,7 +6558,7 @@
           <w:sz w:val="14"/>
           <w:szCs w:val="14"/>
         </w:rPr>
-        <w:t>N°</w:t>
+        <w:t/>
       </w:r>
       <w:proofErr w:type="spellEnd"/>
       <w:r>
@@ -6764,7 +6764,7 @@
           <w:sz w:val="14"/>
           <w:szCs w:val="14"/>
         </w:rPr>
-        <w:t xml:space="preserve">  </w:t>
+        <w:t xml:space="preserve"> </w:t>
       </w:r>
       <w:r>
         <w:rPr>
@@ -6793,7 +6793,7 @@
           <w:sz w:val="14"/>
           <w:szCs w:val="14"/>
         </w:rPr>
-        <w:t>N°</w:t>
+        <w:t/>
       </w:r>
       <w:proofErr w:type="spellEnd"/>
       <w:r>
@@ -6815,7 +6815,7 @@
           <w:sz w:val="14"/>
           <w:szCs w:val="14"/>
         </w:rPr>
-        <w:t>N°</w:t>
+        <w:t/>
       </w:r>
       <w:proofErr w:type="spellEnd"/>
       <w:r>
@@ -6885,7 +6885,7 @@
           <w:sz w:val="14"/>
           <w:szCs w:val="14"/>
         </w:rPr>
-        <w:t>N°</w:t>
+        <w:t/>
       </w:r>
       <w:proofErr w:type="spellEnd"/>
       <w:r>
@@ -6970,7 +6970,7 @@
           <w:sz w:val="14"/>
           <w:szCs w:val="14"/>
         </w:rPr>
-        <w:t>N°</w:t>
+        <w:t/>
       </w:r>
       <w:proofErr w:type="spellEnd"/>
       <w:r>
@@ -7106,7 +7106,7 @@
           <w:sz w:val="14"/>
           <w:szCs w:val="14"/>
         </w:rPr>
-        <w:t xml:space="preserve">           </w:t>
+        <w:t xml:space="preserve"> </w:t>
       </w:r>
       <w:r>
         <w:rPr>
@@ -7135,7 +7135,7 @@
           <w:sz w:val="14"/>
           <w:szCs w:val="14"/>
         </w:rPr>
-        <w:t>N°</w:t>
+        <w:t/>
       </w:r>
       <w:proofErr w:type="spellEnd"/>
       <w:r>
@@ -7157,7 +7157,7 @@
           <w:sz w:val="14"/>
           <w:szCs w:val="14"/>
         </w:rPr>
-        <w:t>N°</w:t>
+        <w:t/>
       </w:r>
       <w:proofErr w:type="spellEnd"/>
       <w:r>
@@ -7168,7 +7168,7 @@
           <w:sz w:val="14"/>
           <w:szCs w:val="14"/>
         </w:rPr>
-        <w:t xml:space="preserve"> 1308   </w:t>
+        <w:t xml:space="preserve"> 1308 </w:t>
       </w:r>
     </w:p>
     <w:p>
@@ -7192,7 +7192,7 @@
           <w:sz w:val="14"/>
           <w:szCs w:val="14"/>
         </w:rPr>
-        <w:t xml:space="preserve">Artículo 18.- Idoneidad   </w:t>
+        <w:t xml:space="preserve">Artículo 18.- Idoneidad </w:t>
       </w:r>
     </w:p>
     <w:p>
@@ -7212,7 +7212,7 @@
           <w:sz w:val="14"/>
           <w:szCs w:val="14"/>
         </w:rPr>
-        <w:t xml:space="preserve">Se entiende por idoneidad la correspondencia entre lo que un consumidor espera y lo que efectivamente recibe, en función a lo que se le hubiera ofrecido, la publicidad e información transmitida, las condiciones y circunstancias de la transacción, las características y naturaleza del producto o servicio, el precio, entre otros factores, atendiendo a las circunstancias del caso.    </w:t>
+        <w:t xml:space="preserve">Se entiende por idoneidad la correspondencia entre lo que un consumidor espera y lo que efectivamente recibe, en función a lo que se le hubiera ofrecido, la publicidad e información transmitida, las condiciones y circunstancias de la transacción, las características y naturaleza del producto o servicio, el precio, entre otros factores, atendiendo a las circunstancias del caso. </w:t>
       </w:r>
     </w:p>
     <w:p>
@@ -7362,7 +7362,7 @@
           <w:sz w:val="14"/>
           <w:szCs w:val="14"/>
         </w:rPr>
-        <w:t>N°</w:t>
+        <w:t/>
       </w:r>
       <w:proofErr w:type="spellEnd"/>
       <w:r>
@@ -7384,7 +7384,7 @@
           <w:sz w:val="14"/>
           <w:szCs w:val="14"/>
         </w:rPr>
-        <w:t>N°</w:t>
+        <w:t/>
       </w:r>
       <w:proofErr w:type="spellEnd"/>
       <w:r>
@@ -7493,7 +7493,7 @@
           <w:sz w:val="14"/>
           <w:szCs w:val="14"/>
         </w:rPr>
-        <w:t xml:space="preserve">  </w:t>
+        <w:t xml:space="preserve"> </w:t>
       </w:r>
       <w:r>
         <w:rPr>
@@ -7522,7 +7522,7 @@
           <w:sz w:val="14"/>
           <w:szCs w:val="14"/>
         </w:rPr>
-        <w:t>N°</w:t>
+        <w:t/>
       </w:r>
       <w:proofErr w:type="spellEnd"/>
       <w:r>
@@ -7718,7 +7718,7 @@
           <w:sz w:val="14"/>
           <w:szCs w:val="14"/>
         </w:rPr>
-        <w:t>Nº</w:t>
+        <w:t/>
       </w:r>
       <w:proofErr w:type="spellEnd"/>
       <w:r>
@@ -7834,7 +7834,7 @@
           <w:sz w:val="14"/>
           <w:szCs w:val="14"/>
         </w:rPr>
-        <w:t>N°</w:t>
+        <w:t/>
       </w:r>
       <w:proofErr w:type="spellEnd"/>
       <w:r>
@@ -8001,15 +8001,15 @@
           <w:szCs w:val="14"/>
           <w:vertAlign w:val="superscript"/>
         </w:rPr>
-        <w:t xml:space="preserve">  </w:t>
-      </w:r>
-      <w:r>
-        <w:rPr>
-          <w:rFonts w:ascii="Arial Narrow" w:hAnsi="Arial Narrow" w:cs="Arial"/>
-          <w:sz w:val="14"/>
-          <w:szCs w:val="14"/>
-        </w:rPr>
-        <w:t xml:space="preserve">     </w:t>
+        <w:t xml:space="preserve"> </w:t>
+      </w:r>
+      <w:r>
+        <w:rPr>
+          <w:rFonts w:ascii="Arial Narrow" w:hAnsi="Arial Narrow" w:cs="Arial"/>
+          <w:sz w:val="14"/>
+          <w:szCs w:val="14"/>
+        </w:rPr>
+        <w:t xml:space="preserve"> </w:t>
       </w:r>
       <w:r>
         <w:rPr>
@@ -8055,7 +8055,7 @@
           <w:sz w:val="14"/>
           <w:szCs w:val="14"/>
         </w:rPr>
-        <w:t>N°</w:t>
+        <w:t/>
       </w:r>
       <w:proofErr w:type="spellEnd"/>
       <w:r>
@@ -8108,7 +8108,7 @@
           <w:sz w:val="14"/>
           <w:szCs w:val="14"/>
         </w:rPr>
-        <w:t>El órgano resolutivo puede sancionar las infracciones administrativas a que se refiere el artículo 108º con amonestación y multas de hasta cuatrocientos cincuenta (450) Unidades Impositivas Tributarias (UIT), las cuales son calificadas de la siguiente manera:</w:t>
+        <w:t>El órgano resolutivo puede sancionar las infracciones administrativas a que se refiere el artículo 108 con amonestación y multas de hasta cuatrocientos cincuenta (450) Unidades Impositivas Tributarias (UIT), las cuales son calificadas de la siguiente manera:</w:t>
       </w:r>
     </w:p>
     <w:p>
@@ -8231,7 +8231,7 @@
           <w:sz w:val="14"/>
           <w:szCs w:val="14"/>
         </w:rPr>
-        <w:t xml:space="preserve">        </w:t>
+        <w:t xml:space="preserve"> </w:t>
       </w:r>
       <w:r>
         <w:rPr>
@@ -9048,7 +9048,7 @@
           <w:sz w:val="14"/>
           <w:szCs w:val="14"/>
         </w:rPr>
-        <w:t xml:space="preserve">         </w:t>
+        <w:t xml:space="preserve"> </w:t>
       </w:r>
       <w:r>
         <w:rPr>
@@ -9094,7 +9094,7 @@
           <w:sz w:val="14"/>
           <w:szCs w:val="14"/>
         </w:rPr>
-        <w:t>N°</w:t>
+        <w:t/>
       </w:r>
       <w:proofErr w:type="spellEnd"/>
       <w:r>
@@ -9312,7 +9312,7 @@
           <w:sz w:val="14"/>
           <w:szCs w:val="14"/>
         </w:rPr>
-        <w:t>Nº</w:t>
+        <w:t/>
       </w:r>
       <w:proofErr w:type="spellEnd"/>
       <w:r>
@@ -9466,7 +9466,7 @@
           <w:sz w:val="14"/>
           <w:szCs w:val="14"/>
         </w:rPr>
-        <w:t>N°</w:t>
+        <w:t/>
       </w:r>
       <w:proofErr w:type="spellEnd"/>
       <w:r>
@@ -9752,7 +9752,7 @@
               <w:sz w:val="16"/>
               <w:szCs w:val="16"/>
             </w:rPr>
-            <w:t xml:space="preserve">CNICA DE LA    </w:t>
+            <w:t xml:space="preserve">CNICA DE LA </w:t>
           </w:r>
         </w:p>
         <w:p>

--- a/plantillas_maestras/01_seguro_vehicular/negativa_cobertura/2_o_mas_ddos_varios/varon/TPL_2966_2025_SEGURO_VEHICULAR_NEGATIVA_COBERTURA_ASEGURADORA_VARON_R1.docx
+++ b/plantillas_maestras/01_seguro_vehicular/negativa_cobertura/2_o_mas_ddos_varios/varon/TPL_2966_2025_SEGURO_VEHICULAR_NEGATIVA_COBERTURA_ASEGURADORA_VARON_R1.docx
@@ -115,7 +115,7 @@
           <w:lang w:eastAsia="es-PE"/>
           <w14:ligatures w14:val="none"/>
         </w:rPr>
-        <w:t>DENUNCIANTE</w:t>
+        <w:t xml:space="preserve">DENUNCIANTE:[DENUNCIANTE] (SEÑOR [APELLIDO])</w:t>
       </w:r>
       <w:r>
         <w:rPr>
@@ -138,7 +138,7 @@
           <w:lang w:eastAsia="es-PE"/>
           <w14:ligatures w14:val="none"/>
         </w:rPr>
-        <w:t>:</w:t>
+        <w:t/>
       </w:r>
       <w:r>
         <w:rPr>
@@ -159,7 +159,7 @@
           <w:color w:val="000000" w:themeColor="text1"/>
           <w:lang w:eastAsia="es-PE"/>
         </w:rPr>
-        <w:t xml:space="preserve">VLADIMIRO EDGAR MENDIVIL SAMPEN </w:t>
+        <w:t xml:space="preserve"/>
       </w:r>
       <w:r>
         <w:rPr>
@@ -171,7 +171,7 @@
           <w:lang w:eastAsia="es-PE"/>
           <w14:ligatures w14:val="none"/>
         </w:rPr>
-        <w:t xml:space="preserve">(SEÑOR </w:t>
+        <w:t xml:space="preserve"/>
       </w:r>
       <w:r>
         <w:rPr>
@@ -181,7 +181,7 @@
           <w:color w:val="000000" w:themeColor="text1"/>
           <w:lang w:eastAsia="es-PE"/>
         </w:rPr>
-        <w:t>MENDIVIL</w:t>
+        <w:t/>
       </w:r>
       <w:r>
         <w:rPr>
@@ -193,7 +193,7 @@
           <w:lang w:eastAsia="es-PE"/>
           <w14:ligatures w14:val="none"/>
         </w:rPr>
-        <w:t>)</w:t>
+        <w:t/>
       </w:r>
     </w:p>
     <w:p>
@@ -676,7 +676,7 @@
           <w:lang w:val="es-ES" w:eastAsia="es-ES"/>
           <w14:ligatures w14:val="none"/>
         </w:rPr>
-        <w:t xml:space="preserve">Mediante </w:t>
+        <w:t xml:space="preserve">Mediante el escrito del 15 de octubre de 2025, el señor [APELLIDO] denunció a Pacífico por presuntas infracciones a la Ley 29571, Código de Protección y Defensa del Consumidor (en adelante, Código), señalando lo siguiente:</w:t>
       </w:r>
       <w:r>
         <w:rPr>
@@ -686,7 +686,7 @@
           <w:lang w:val="es-ES" w:eastAsia="es-ES"/>
           <w14:ligatures w14:val="none"/>
         </w:rPr>
-        <w:t xml:space="preserve">el escrito </w:t>
+        <w:t xml:space="preserve"/>
       </w:r>
       <w:r>
         <w:rPr>
@@ -696,7 +696,7 @@
           <w:lang w:val="es-ES" w:eastAsia="es-ES"/>
           <w14:ligatures w14:val="none"/>
         </w:rPr>
-        <w:t xml:space="preserve">del </w:t>
+        <w:t xml:space="preserve"/>
       </w:r>
       <w:r>
         <w:rPr>
@@ -704,7 +704,7 @@
           <w:color w:val="000000" w:themeColor="text1"/>
           <w:lang w:val="es-ES" w:eastAsia="es-ES"/>
         </w:rPr>
-        <w:t>15 de octubre de 2025</w:t>
+        <w:t/>
       </w:r>
       <w:r>
         <w:rPr>
@@ -723,7 +723,7 @@
           <w:kern w:val="0"/>
           <w14:ligatures w14:val="none"/>
         </w:rPr>
-        <w:t>,</w:t>
+        <w:t/>
       </w:r>
       <w:r>
         <w:rPr>
@@ -731,7 +731,7 @@
           <w:kern w:val="0"/>
           <w14:ligatures w14:val="none"/>
         </w:rPr>
-        <w:t xml:space="preserve"> </w:t>
+        <w:t xml:space="preserve"/>
       </w:r>
       <w:r>
         <w:rPr>
@@ -739,7 +739,7 @@
           <w:kern w:val="0"/>
           <w14:ligatures w14:val="none"/>
         </w:rPr>
-        <w:t xml:space="preserve">el </w:t>
+        <w:t xml:space="preserve"/>
       </w:r>
       <w:r>
         <w:rPr>
@@ -747,21 +747,21 @@
           <w:kern w:val="0"/>
           <w14:ligatures w14:val="none"/>
         </w:rPr>
-        <w:t xml:space="preserve">señor </w:t>
+        <w:t xml:space="preserve"/>
       </w:r>
       <w:proofErr w:type="spellStart"/>
       <w:r>
         <w:rPr>
           <w:rFonts w:ascii="Arial Narrow" w:eastAsia="Calibri" w:hAnsi="Arial Narrow" w:cs="Arial"/>
         </w:rPr>
-        <w:t>Mendivil</w:t>
+        <w:t/>
       </w:r>
       <w:proofErr w:type="spellEnd"/>
       <w:r>
         <w:rPr>
           <w:rFonts w:ascii="Arial Narrow" w:eastAsia="Calibri" w:hAnsi="Arial Narrow" w:cs="Arial"/>
         </w:rPr>
-        <w:t xml:space="preserve"> </w:t>
+        <w:t xml:space="preserve"/>
       </w:r>
       <w:r>
         <w:rPr>
@@ -769,7 +769,7 @@
           <w:kern w:val="0"/>
           <w14:ligatures w14:val="none"/>
         </w:rPr>
-        <w:t>d</w:t>
+        <w:t/>
       </w:r>
       <w:r>
         <w:rPr>
@@ -779,7 +779,7 @@
           <w:lang w:val="es-ES" w:eastAsia="es-ES"/>
           <w14:ligatures w14:val="none"/>
         </w:rPr>
-        <w:t xml:space="preserve">enunció a </w:t>
+        <w:t xml:space="preserve"/>
       </w:r>
       <w:r>
         <w:rPr>
@@ -787,7 +787,7 @@
           <w:color w:val="000000" w:themeColor="text1"/>
           <w:lang w:val="es-ES" w:eastAsia="es-ES"/>
         </w:rPr>
-        <w:t xml:space="preserve">Pacífico </w:t>
+        <w:t xml:space="preserve"/>
       </w:r>
       <w:r>
         <w:rPr>
@@ -797,7 +797,7 @@
           <w:lang w:val="es-ES" w:eastAsia="es-ES"/>
           <w14:ligatures w14:val="none"/>
         </w:rPr>
-        <w:t>por presuntas infracciones a la Ley 29571, Código de Protección y Defensa del Consumidor (en adelante, Código)</w:t>
+        <w:t/>
       </w:r>
       <w:r>
         <w:rPr>
@@ -818,7 +818,7 @@
           <w:lang w:val="es-ES" w:eastAsia="es-ES"/>
           <w14:ligatures w14:val="none"/>
         </w:rPr>
-        <w:t xml:space="preserve">, señalando </w:t>
+        <w:t xml:space="preserve"/>
       </w:r>
       <w:r>
         <w:rPr>
@@ -828,7 +828,7 @@
           <w:lang w:val="es-ES" w:eastAsia="es-ES"/>
           <w14:ligatures w14:val="none"/>
         </w:rPr>
-        <w:t>lo siguiente:</w:t>
+        <w:t/>
       </w:r>
     </w:p>
     <w:p>
@@ -1813,20 +1813,20 @@
           <w:lang w:val="es-ES" w:eastAsia="es-ES"/>
           <w14:ligatures w14:val="none"/>
         </w:rPr>
-        <w:t xml:space="preserve">El </w:t>
+        <w:t xml:space="preserve">El señor [APELLIDO] solicitó, en calidad de medida correctiva, que Pacífico cumpla con pagar el total de la cobertura de la Póliza Vehicular  2006412470 ascendente a US$25 000,00 por concepto de indemnización al haber adquirido una incapacidad permanente. Asimismo, requirió el reembolso de costos y costas del presente procedimiento.</w:t>
       </w:r>
       <w:r>
         <w:rPr>
           <w:rFonts w:ascii="Arial Narrow" w:eastAsia="Calibri" w:hAnsi="Arial Narrow" w:cs="Arial"/>
         </w:rPr>
-        <w:t xml:space="preserve">señor </w:t>
+        <w:t xml:space="preserve"/>
       </w:r>
       <w:proofErr w:type="spellStart"/>
       <w:r>
         <w:rPr>
           <w:rFonts w:ascii="Arial Narrow" w:eastAsia="Calibri" w:hAnsi="Arial Narrow" w:cs="Arial"/>
         </w:rPr>
-        <w:t>Mendivil</w:t>
+        <w:t/>
       </w:r>
       <w:proofErr w:type="spellEnd"/>
       <w:r>
@@ -1837,7 +1837,7 @@
           <w:lang w:val="es-ES" w:eastAsia="es-ES"/>
           <w14:ligatures w14:val="none"/>
         </w:rPr>
-        <w:t xml:space="preserve"> solicitó, en calidad de medida correctiva, que </w:t>
+        <w:t xml:space="preserve"/>
       </w:r>
       <w:r>
         <w:rPr>
@@ -1845,7 +1845,7 @@
           <w:color w:val="000000" w:themeColor="text1"/>
           <w:lang w:val="es-ES" w:eastAsia="es-ES"/>
         </w:rPr>
-        <w:t xml:space="preserve">Pacífico </w:t>
+        <w:t xml:space="preserve"/>
       </w:r>
       <w:r>
         <w:rPr>
@@ -1855,7 +1855,7 @@
           <w:lang w:val="es-ES" w:eastAsia="es-ES"/>
           <w14:ligatures w14:val="none"/>
         </w:rPr>
-        <w:t xml:space="preserve">cumpla con </w:t>
+        <w:t xml:space="preserve"/>
       </w:r>
       <w:r>
         <w:rPr>
@@ -1863,7 +1863,7 @@
           <w:color w:val="000000" w:themeColor="text1"/>
           <w:lang w:val="es-ES" w:eastAsia="es-ES"/>
         </w:rPr>
-        <w:t xml:space="preserve">pagar el total de la cobertura de la Póliza Vehicular </w:t>
+        <w:t xml:space="preserve"/>
       </w:r>
       <w:proofErr w:type="spellStart"/>
       <w:r>
@@ -1881,7 +1881,7 @@
           <w:color w:val="000000" w:themeColor="text1"/>
           <w:lang w:val="es-ES" w:eastAsia="es-ES"/>
         </w:rPr>
-        <w:t xml:space="preserve"> 2006412470 ascendente a US$25 000,00 por concepto de indemnización al haber adquirido una incapacidad permanente</w:t>
+        <w:t xml:space="preserve"/>
       </w:r>
       <w:r>
         <w:rPr>
@@ -1891,7 +1891,7 @@
           <w:lang w:val="es-ES" w:eastAsia="es-ES"/>
           <w14:ligatures w14:val="none"/>
         </w:rPr>
-        <w:t>. Asimismo, requirió el reembolso de costos y costas del presente procedimiento.</w:t>
+        <w:t/>
       </w:r>
     </w:p>
     <w:p>
@@ -3353,7 +3353,7 @@
           <w:lang w:eastAsia="es-PE"/>
           <w14:ligatures w14:val="none"/>
         </w:rPr>
-        <w:t xml:space="preserve">PRIMERO: </w:t>
+        <w:t xml:space="preserve">PRIMERO: admitir a trámite la denuncia del 15 de octubre de 2025 interpuesta por el señor [DENUNCIANTE] contra Pacífico Compañía de Seguros y Reaseguros S.A., por lo siguiente:</w:t>
       </w:r>
       <w:r>
         <w:rPr>
@@ -3364,7 +3364,7 @@
           <w:lang w:eastAsia="es-PE"/>
           <w14:ligatures w14:val="none"/>
         </w:rPr>
-        <w:t xml:space="preserve">admitir a trámite la denuncia del </w:t>
+        <w:t xml:space="preserve"/>
       </w:r>
       <w:r>
         <w:rPr>
@@ -3372,7 +3372,7 @@
           <w:color w:val="000000" w:themeColor="text1"/>
           <w:lang w:eastAsia="es-PE"/>
         </w:rPr>
-        <w:t>15 de octubre de 2025</w:t>
+        <w:t/>
       </w:r>
       <w:r>
         <w:rPr>
@@ -3383,7 +3383,7 @@
           <w:lang w:eastAsia="es-PE"/>
           <w14:ligatures w14:val="none"/>
         </w:rPr>
-        <w:t xml:space="preserve"> </w:t>
+        <w:t xml:space="preserve"/>
       </w:r>
       <w:r>
         <w:rPr>
@@ -3394,7 +3394,7 @@
           <w:lang w:eastAsia="es-PE"/>
           <w14:ligatures w14:val="none"/>
         </w:rPr>
-        <w:t xml:space="preserve">interpuesta </w:t>
+        <w:t xml:space="preserve"/>
       </w:r>
       <w:r>
         <w:rPr>
@@ -3405,13 +3405,13 @@
           <w:lang w:eastAsia="es-PE"/>
           <w14:ligatures w14:val="none"/>
         </w:rPr>
-        <w:t xml:space="preserve">por el </w:t>
-      </w:r>
-      <w:r>
-        <w:rPr>
-          <w:rFonts w:ascii="Arial Narrow" w:hAnsi="Arial Narrow" w:cs="Arial"/>
-        </w:rPr>
-        <w:t xml:space="preserve">señor </w:t>
+        <w:t xml:space="preserve"/>
+      </w:r>
+      <w:r>
+        <w:rPr>
+          <w:rFonts w:ascii="Arial Narrow" w:hAnsi="Arial Narrow" w:cs="Arial"/>
+        </w:rPr>
+        <w:t xml:space="preserve"/>
       </w:r>
       <w:r>
         <w:rPr>
@@ -3419,7 +3419,7 @@
           <w:color w:val="000000" w:themeColor="text1"/>
           <w:lang w:eastAsia="es-PE"/>
         </w:rPr>
-        <w:t xml:space="preserve">Vladimiro Edgar </w:t>
+        <w:t xml:space="preserve"/>
       </w:r>
       <w:proofErr w:type="spellStart"/>
       <w:r>
@@ -3428,7 +3428,7 @@
           <w:color w:val="000000" w:themeColor="text1"/>
           <w:lang w:eastAsia="es-PE"/>
         </w:rPr>
-        <w:t>Mendivil</w:t>
+        <w:t/>
       </w:r>
       <w:proofErr w:type="spellEnd"/>
       <w:r>
@@ -3437,7 +3437,7 @@
           <w:color w:val="000000" w:themeColor="text1"/>
           <w:lang w:eastAsia="es-PE"/>
         </w:rPr>
-        <w:t xml:space="preserve"> Sampen</w:t>
+        <w:t xml:space="preserve"/>
       </w:r>
       <w:r>
         <w:rPr>
@@ -3448,7 +3448,7 @@
           <w:lang w:eastAsia="es-PE"/>
           <w14:ligatures w14:val="none"/>
         </w:rPr>
-        <w:t xml:space="preserve"> </w:t>
+        <w:t xml:space="preserve"/>
       </w:r>
       <w:r>
         <w:rPr>
@@ -3459,7 +3459,7 @@
           <w:lang w:eastAsia="es-PE"/>
           <w14:ligatures w14:val="none"/>
         </w:rPr>
-        <w:t xml:space="preserve">contra </w:t>
+        <w:t xml:space="preserve"/>
       </w:r>
       <w:r>
         <w:rPr>
@@ -3467,7 +3467,7 @@
           <w:color w:val="000000" w:themeColor="text1"/>
           <w:lang w:eastAsia="es-PE"/>
         </w:rPr>
-        <w:t>Pacífico Compañía de Seguros y Reaseguros S.A.</w:t>
+        <w:t/>
       </w:r>
       <w:r>
         <w:rPr>
@@ -3478,7 +3478,7 @@
           <w:lang w:eastAsia="es-PE"/>
           <w14:ligatures w14:val="none"/>
         </w:rPr>
-        <w:t xml:space="preserve">, </w:t>
+        <w:t xml:space="preserve"/>
       </w:r>
       <w:bookmarkStart w:id="22" w:name="_Hlk215062067"/>
       <w:r>
@@ -3490,7 +3490,7 @@
           <w:lang w:eastAsia="es-PE"/>
           <w14:ligatures w14:val="none"/>
         </w:rPr>
-        <w:t>por lo siguiente:</w:t>
+        <w:t/>
       </w:r>
     </w:p>
     <w:p>
@@ -5864,7 +5864,7 @@
           <w:b/>
           <w:bCs/>
         </w:rPr>
-        <w:t>DÉCIMO</w:t>
+        <w:t xml:space="preserve">DÉCIMO: requerir al señor [DENUNCIANTE] para que, dentro del plazo de dos (2) días hábiles siguientes a la fecha en que reciba la notificación en su bandeja de correo electrónico, efectúe la confirmación de recepción de la notificación remitida por este despacho a su correo electrónico, de conformidad con el segundo párrafo del numeral 4 del artículo 20 del Texto Único Ordenado de la Ley del Procedimiento Administrativo General, aprobado mediante Decreto Supremo  006-2026-JUS, bajo apercibimiento de rehacer el acto de notificación y notificarle conforme al numeral 1 del artículo 20 del citado cuerpo normativo.</w:t>
       </w:r>
       <w:r>
         <w:rPr>
@@ -5875,7 +5875,7 @@
           <w:kern w:val="0"/>
           <w14:ligatures w14:val="none"/>
         </w:rPr>
-        <w:t>:</w:t>
+        <w:t/>
       </w:r>
       <w:r>
         <w:rPr>
@@ -5884,7 +5884,7 @@
           <w:kern w:val="0"/>
           <w14:ligatures w14:val="none"/>
         </w:rPr>
-        <w:t xml:space="preserve"> requerir al señor </w:t>
+        <w:t xml:space="preserve"/>
       </w:r>
       <w:r>
         <w:rPr>
@@ -5892,7 +5892,7 @@
           <w:color w:val="000000" w:themeColor="text1"/>
           <w:lang w:eastAsia="es-PE"/>
         </w:rPr>
-        <w:t xml:space="preserve">Vladimiro Edgar </w:t>
+        <w:t xml:space="preserve"/>
       </w:r>
       <w:proofErr w:type="spellStart"/>
       <w:r>
@@ -5901,7 +5901,7 @@
           <w:color w:val="000000" w:themeColor="text1"/>
           <w:lang w:eastAsia="es-PE"/>
         </w:rPr>
-        <w:t>Mendivil</w:t>
+        <w:t/>
       </w:r>
       <w:proofErr w:type="spellEnd"/>
       <w:r>
@@ -5910,49 +5910,49 @@
           <w:color w:val="000000" w:themeColor="text1"/>
           <w:lang w:eastAsia="es-PE"/>
         </w:rPr>
-        <w:t xml:space="preserve"> Sampen </w:t>
+        <w:t xml:space="preserve"/>
       </w:r>
       <w:r>
         <w:rPr>
           <w:rFonts w:ascii="Arial Narrow" w:hAnsi="Arial Narrow"/>
           <w:color w:val="000000"/>
         </w:rPr>
-        <w:t>para que</w:t>
+        <w:t/>
       </w:r>
       <w:r>
         <w:rPr>
           <w:rFonts w:ascii="Arial Narrow" w:hAnsi="Arial Narrow"/>
           <w:color w:val="000000"/>
         </w:rPr>
-        <w:t xml:space="preserve">, dentro del plazo de dos (2) días hábiles siguientes a la fecha en que </w:t>
+        <w:t xml:space="preserve"/>
       </w:r>
       <w:r>
         <w:rPr>
           <w:rFonts w:ascii="Arial Narrow" w:hAnsi="Arial Narrow"/>
           <w:color w:val="000000"/>
         </w:rPr>
-        <w:t>reciba</w:t>
+        <w:t/>
       </w:r>
       <w:r>
         <w:rPr>
           <w:rFonts w:ascii="Arial Narrow" w:hAnsi="Arial Narrow"/>
           <w:color w:val="000000"/>
         </w:rPr>
-        <w:t xml:space="preserve"> la </w:t>
+        <w:t xml:space="preserve"/>
       </w:r>
       <w:r>
         <w:rPr>
           <w:rFonts w:ascii="Arial Narrow" w:hAnsi="Arial Narrow"/>
           <w:color w:val="000000"/>
         </w:rPr>
-        <w:t>notificación en su bandeja de correo electrónico, efectúe la confirmación de recepción de la notificación remitida por este despacho a su correo electrónico</w:t>
+        <w:t/>
       </w:r>
       <w:r>
         <w:rPr>
           <w:rFonts w:ascii="Arial Narrow" w:hAnsi="Arial Narrow"/>
           <w:color w:val="000000"/>
         </w:rPr>
-        <w:t xml:space="preserve">, de </w:t>
+        <w:t xml:space="preserve"/>
       </w:r>
       <w:r>
         <w:rPr>
@@ -5960,7 +5960,7 @@
           <w:color w:val="000000"/>
         </w:rPr>
         <w:lastRenderedPageBreak/>
-        <w:t>conformidad con el segundo párrafo del numeral 4 del artículo 20</w:t>
+        <w:t/>
       </w:r>
       <w:r>
         <w:rPr>
@@ -5977,7 +5977,7 @@
           <w:rFonts w:ascii="Arial Narrow" w:hAnsi="Arial Narrow"/>
           <w:color w:val="000000"/>
         </w:rPr>
-        <w:t xml:space="preserve"> del Texto Único Ordenado de la Ley del Procedimiento Administrativo General, aprobado mediante Decreto Supremo </w:t>
+        <w:t xml:space="preserve"/>
       </w:r>
       <w:proofErr w:type="spellStart"/>
       <w:r>
@@ -5993,7 +5993,7 @@
           <w:rFonts w:ascii="Arial Narrow" w:hAnsi="Arial Narrow"/>
           <w:color w:val="000000"/>
         </w:rPr>
-        <w:t xml:space="preserve"> 006-2026-JUS, bajo apercibimiento de rehacer el acto de notificación y notificarle conforme al numeral 1 del artículo 20</w:t>
+        <w:t xml:space="preserve"/>
       </w:r>
       <w:r>
         <w:rPr>
@@ -6010,7 +6010,7 @@
           <w:rFonts w:ascii="Arial Narrow" w:hAnsi="Arial Narrow"/>
           <w:color w:val="000000"/>
         </w:rPr>
-        <w:t xml:space="preserve"> del citado cuerpo </w:t>
+        <w:t xml:space="preserve"/>
       </w:r>
       <w:bookmarkStart w:id="29" w:name="_Hlk214964186"/>
       <w:r>
@@ -6018,7 +6018,7 @@
           <w:rFonts w:ascii="Arial Narrow" w:hAnsi="Arial Narrow"/>
           <w:color w:val="000000"/>
         </w:rPr>
-        <w:t>normativo</w:t>
+        <w:t/>
       </w:r>
       <w:r>
         <w:rPr>
@@ -6031,7 +6031,7 @@
         <w:rPr>
           <w:rFonts w:ascii="Arial Narrow" w:hAnsi="Arial Narrow" w:cs="Arial"/>
         </w:rPr>
-        <w:t>.</w:t>
+        <w:t/>
       </w:r>
     </w:p>
     <w:bookmarkEnd w:id="29"/>

--- a/plantillas_maestras/01_seguro_vehicular/negativa_cobertura/2_o_mas_ddos_varios/varon/TPL_2966_2025_SEGURO_VEHICULAR_NEGATIVA_COBERTURA_ASEGURADORA_VARON_R1.docx
+++ b/plantillas_maestras/01_seguro_vehicular/negativa_cobertura/2_o_mas_ddos_varios/varon/TPL_2966_2025_SEGURO_VEHICULAR_NEGATIVA_COBERTURA_ASEGURADORA_VARON_R1.docx
@@ -1813,7 +1813,7 @@
           <w:lang w:val="es-ES" w:eastAsia="es-ES"/>
           <w14:ligatures w14:val="none"/>
         </w:rPr>
-        <w:t xml:space="preserve">El señor [APELLIDO] solicitó, en calidad de medida correctiva, que Pacífico cumpla con pagar el total de la cobertura de la Póliza Vehicular  2006412470 ascendente a US$25 000,00 por concepto de indemnización al haber adquirido una incapacidad permanente. Asimismo, requirió el reembolso de costos y costas del presente procedimiento.</w:t>
+        <w:t xml:space="preserve">El señor [APELLIDO] solicitó, en calidad de medida correctiva, que Pacífico cumpla con pagar el total de la cobertura de la Póliza Vehicular 2006412470 ascendente a US$25 000,00 por concepto de indemnización al haber adquirido una incapacidad permanente. Asimismo, requirió el reembolso de costos y costas del presente procedimiento.</w:t>
       </w:r>
       <w:r>
         <w:rPr>
@@ -5864,7 +5864,7 @@
           <w:b/>
           <w:bCs/>
         </w:rPr>
-        <w:t xml:space="preserve">DÉCIMO: requerir al señor [DENUNCIANTE] para que, dentro del plazo de dos (2) días hábiles siguientes a la fecha en que reciba la notificación en su bandeja de correo electrónico, efectúe la confirmación de recepción de la notificación remitida por este despacho a su correo electrónico, de conformidad con el segundo párrafo del numeral 4 del artículo 20 del Texto Único Ordenado de la Ley del Procedimiento Administrativo General, aprobado mediante Decreto Supremo  006-2026-JUS, bajo apercibimiento de rehacer el acto de notificación y notificarle conforme al numeral 1 del artículo 20 del citado cuerpo normativo.</w:t>
+        <w:t xml:space="preserve">DÉCIMO: requerir al señor [DENUNCIANTE] para que, dentro del plazo de dos (2) días hábiles siguientes a la fecha en que reciba la notificación en su bandeja de correo electrónico, efectúe la confirmación de recepción de la notificación remitida por este despacho a su correo electrónico, de conformidad con el segundo párrafo del numeral 4 del artículo 20 del Texto Único Ordenado de la Ley del Procedimiento Administrativo General, aprobado mediante Decreto Supremo 006-2026-JUS, bajo apercibimiento de rehacer el acto de notificación y notificarle conforme al numeral 1 del artículo 20 del citado cuerpo normativo.</w:t>
       </w:r>
       <w:r>
         <w:rPr>

--- a/plantillas_maestras/01_seguro_vehicular/negativa_cobertura/2_o_mas_ddos_varios/varon/TPL_2966_2025_SEGURO_VEHICULAR_NEGATIVA_COBERTURA_ASEGURADORA_VARON_R1.docx
+++ b/plantillas_maestras/01_seguro_vehicular/negativa_cobertura/2_o_mas_ddos_varios/varon/TPL_2966_2025_SEGURO_VEHICULAR_NEGATIVA_COBERTURA_ASEGURADORA_VARON_R1.docx
@@ -708,6 +708,7 @@
       </w:r>
       <w:r>
         <w:rPr>
+          <w:rStyle w:val="Refdenotaalpie"/>
           <w:rFonts w:ascii="Arial Narrow" w:eastAsia="Times New Roman" w:hAnsi="Arial Narrow" w:cs="Times New Roman"/>
           <w:color w:val="000000"/>
           <w:kern w:val="0"/>
@@ -801,6 +802,7 @@
       </w:r>
       <w:r>
         <w:rPr>
+          <w:rStyle w:val="Refdenotaalpie"/>
           <w:rFonts w:ascii="Arial Narrow" w:eastAsia="Times New Roman" w:hAnsi="Arial Narrow" w:cs="Times New Roman"/>
           <w:color w:val="000000"/>
           <w:kern w:val="0"/>
@@ -1995,6 +1997,7 @@
       <w:bookmarkEnd w:id="4"/>
       <w:r>
         <w:rPr>
+          <w:rStyle w:val="Refdenotaalpie"/>
           <w:rFonts w:ascii="Arial Narrow" w:eastAsia="Arial Narrow" w:hAnsi="Arial Narrow" w:cs="Arial Narrow"/>
           <w:kern w:val="0"/>
           <w:vertAlign w:val="superscript"/>
@@ -2121,6 +2124,7 @@
       <w:bookmarkEnd w:id="6"/>
       <w:r>
         <w:rPr>
+          <w:rStyle w:val="Refdenotaalpie"/>
           <w:rFonts w:ascii="Arial Narrow" w:eastAsia="Arial Narrow" w:hAnsi="Arial Narrow" w:cs="Arial"/>
           <w:kern w:val="0"/>
           <w:vertAlign w:val="superscript"/>
@@ -2811,6 +2815,7 @@
       <w:bookmarkEnd w:id="17"/>
       <w:r>
         <w:rPr>
+          <w:rStyle w:val="Refdenotaalpie"/>
           <w:rFonts w:ascii="Arial Narrow" w:eastAsia="Arial Narrow" w:hAnsi="Arial Narrow" w:cs="Arial"/>
           <w:color w:val="000000"/>
           <w:kern w:val="0"/>
@@ -2876,6 +2881,7 @@
       </w:r>
       <w:r>
         <w:rPr>
+          <w:rStyle w:val="Refdenotaalpie"/>
           <w:rFonts w:ascii="Arial Narrow" w:eastAsia="Arial Narrow" w:hAnsi="Arial Narrow" w:cs="Arial Narrow"/>
           <w:kern w:val="0"/>
           <w:vertAlign w:val="superscript"/>
@@ -4145,7 +4151,6 @@
         <w:jc w:val="both"/>
         <w:rPr>
           <w:rFonts w:ascii="Arial Narrow" w:eastAsia="Calibri" w:hAnsi="Arial Narrow" w:cs="Arial Narrow"/>
-          <w:highlight w:val="green"/>
           <w:lang w:eastAsia="es-PE"/>
         </w:rPr>
       </w:pPr>
@@ -4911,6 +4916,7 @@
       </w:r>
       <w:r>
         <w:rPr>
+          <w:rStyle w:val="Refdenotaalpie"/>
           <w:rFonts w:ascii="Arial Narrow" w:eastAsia="Calibri" w:hAnsi="Arial Narrow" w:cs="Arial"/>
           <w:kern w:val="0"/>
           <w:vertAlign w:val="superscript"/>
@@ -4955,6 +4961,7 @@
       </w:r>
       <w:r>
         <w:rPr>
+          <w:rStyle w:val="Refdenotaalpie"/>
           <w:rFonts w:ascii="Arial Narrow" w:eastAsia="Calibri" w:hAnsi="Arial Narrow" w:cs="Arial"/>
           <w:spacing w:val="-2"/>
           <w:kern w:val="0"/>
@@ -5398,6 +5405,7 @@
       </w:r>
       <w:r>
         <w:rPr>
+          <w:rStyle w:val="Refdenotaalpie"/>
           <w:rFonts w:ascii="Arial Narrow" w:eastAsia="Arial Narrow" w:hAnsi="Arial Narrow" w:cs="Times New Roman"/>
           <w:color w:val="000000"/>
           <w:kern w:val="0"/>
@@ -5479,6 +5487,7 @@
       </w:r>
       <w:r>
         <w:rPr>
+          <w:rStyle w:val="Refdenotaalpie"/>
           <w:rFonts w:ascii="Arial Narrow" w:eastAsia="Arial Narrow" w:hAnsi="Arial Narrow" w:cs="Times New Roman"/>
           <w:color w:val="000000"/>
           <w:kern w:val="0"/>
@@ -5532,6 +5541,7 @@
       </w:r>
       <w:r>
         <w:rPr>
+          <w:rStyle w:val="Refdenotaalpie"/>
           <w:rFonts w:ascii="Arial Narrow" w:eastAsia="Arial Narrow" w:hAnsi="Arial Narrow" w:cs="Times New Roman"/>
           <w:color w:val="000000"/>
           <w:kern w:val="0"/>
@@ -5732,6 +5742,7 @@
       </w:r>
       <w:r>
         <w:rPr>
+          <w:rStyle w:val="Refdenotaalpie"/>
           <w:rFonts w:ascii="Arial Narrow" w:eastAsia="Calibri" w:hAnsi="Arial Narrow" w:cs="Arial"/>
           <w:kern w:val="0"/>
           <w:vertAlign w:val="superscript"/>
@@ -6022,6 +6033,7 @@
       </w:r>
       <w:r>
         <w:rPr>
+          <w:rStyle w:val="Refdenotaalpie"/>
           <w:rFonts w:ascii="Arial Narrow" w:hAnsi="Arial Narrow"/>
           <w:vertAlign w:val="superscript"/>
         </w:rPr>
@@ -6420,14 +6432,14 @@
         <w:tab w:val="right" w:pos="8838"/>
       </w:tabs>
       <w:rPr>
-        <w:rFonts w:ascii="Arial" w:eastAsia="Arial" w:hAnsi="Arial" w:cs="Arial"/>
+        <w:rFonts w:ascii="Arial Narrow" w:eastAsia="Arial" w:hAnsi="Arial Narrow" w:cs="Arial"/>
         <w:sz w:val="16"/>
         <w:szCs w:val="16"/>
       </w:rPr>
     </w:pPr>
     <w:r>
       <w:rPr>
-        <w:rFonts w:ascii="Arial" w:eastAsia="Arial" w:hAnsi="Arial" w:cs="Arial"/>
+        <w:rFonts w:ascii="Arial Narrow" w:eastAsia="Arial" w:hAnsi="Arial Narrow" w:cs="Arial"/>
         <w:sz w:val="16"/>
         <w:szCs w:val="16"/>
       </w:rPr>
@@ -6441,7 +6453,7 @@
     </w:pPr>
     <w:r>
       <w:rPr>
-        <w:rFonts w:ascii="Arial" w:eastAsia="Arial" w:hAnsi="Arial" w:cs="Arial"/>
+        <w:rFonts w:ascii="Arial Narrow" w:eastAsia="Arial" w:hAnsi="Arial Narrow" w:cs="Arial"/>
         <w:sz w:val="16"/>
         <w:szCs w:val="16"/>
       </w:rPr>
@@ -6449,7 +6461,7 @@
     </w:r>
     <w:r>
       <w:rPr>
-        <w:rFonts w:ascii="Arial" w:eastAsia="Arial" w:hAnsi="Arial" w:cs="Arial"/>
+        <w:rFonts w:ascii="Arial Narrow" w:eastAsia="Arial" w:hAnsi="Arial Narrow" w:cs="Arial"/>
         <w:sz w:val="16"/>
         <w:szCs w:val="16"/>
       </w:rPr>
@@ -6457,7 +6469,7 @@
     </w:r>
     <w:r>
       <w:rPr>
-        <w:rFonts w:ascii="Arial" w:eastAsia="Arial" w:hAnsi="Arial" w:cs="Arial"/>
+        <w:rFonts w:ascii="Arial Narrow" w:eastAsia="Arial" w:hAnsi="Arial Narrow" w:cs="Arial"/>
         <w:sz w:val="16"/>
         <w:szCs w:val="16"/>
       </w:rPr>
@@ -6465,7 +6477,7 @@
     </w:r>
     <w:r>
       <w:rPr>
-        <w:rFonts w:ascii="Arial" w:eastAsia="Arial" w:hAnsi="Arial" w:cs="Arial"/>
+        <w:rFonts w:ascii="Arial Narrow" w:eastAsia="Arial" w:hAnsi="Arial Narrow" w:cs="Arial"/>
         <w:sz w:val="16"/>
         <w:szCs w:val="16"/>
       </w:rPr>
@@ -6473,7 +6485,7 @@
     </w:r>
     <w:r>
       <w:rPr>
-        <w:rFonts w:ascii="Arial" w:eastAsia="Arial" w:hAnsi="Arial" w:cs="Arial"/>
+        <w:rFonts w:ascii="Arial Narrow" w:eastAsia="Arial" w:hAnsi="Arial Narrow" w:cs="Arial"/>
         <w:sz w:val="16"/>
         <w:szCs w:val="16"/>
       </w:rPr>
@@ -6521,8 +6533,9 @@
         <w:rPr>
           <w:rStyle w:val="Refdenotaalpie"/>
           <w:rFonts w:ascii="Arial Narrow" w:hAnsi="Arial Narrow" w:cs="Arial"/>
-          <w:sz w:val="14"/>
-          <w:szCs w:val="14"/>
+          <w:sz w:val="16"/>
+          <w:szCs w:val="14"/>
+          <w:vertAlign w:val="superscript"/>
         </w:rPr>
         <w:footnoteRef/>
       </w:r>
@@ -6679,8 +6692,9 @@
         <w:rPr>
           <w:rStyle w:val="Refdenotaalpie"/>
           <w:rFonts w:ascii="Arial Narrow" w:hAnsi="Arial Narrow" w:cs="Arial"/>
-          <w:sz w:val="14"/>
-          <w:szCs w:val="14"/>
+          <w:sz w:val="16"/>
+          <w:szCs w:val="14"/>
+          <w:vertAlign w:val="superscript"/>
         </w:rPr>
         <w:footnoteRef/>
       </w:r>
@@ -6753,8 +6767,9 @@
         <w:rPr>
           <w:rStyle w:val="Refdenotaalpie"/>
           <w:rFonts w:ascii="Arial Narrow" w:hAnsi="Arial Narrow" w:cs="Arial"/>
-          <w:sz w:val="14"/>
-          <w:szCs w:val="14"/>
+          <w:sz w:val="16"/>
+          <w:szCs w:val="14"/>
+          <w:vertAlign w:val="superscript"/>
         </w:rPr>
         <w:footnoteRef/>
       </w:r>
@@ -7095,8 +7110,9 @@
         <w:rPr>
           <w:rStyle w:val="Refdenotaalpie"/>
           <w:rFonts w:ascii="Arial Narrow" w:hAnsi="Arial Narrow"/>
-          <w:sz w:val="14"/>
-          <w:szCs w:val="14"/>
+          <w:sz w:val="16"/>
+          <w:szCs w:val="14"/>
+          <w:vertAlign w:val="superscript"/>
         </w:rPr>
         <w:footnoteRef/>
       </w:r>
@@ -7322,8 +7338,9 @@
         <w:rPr>
           <w:rStyle w:val="Refdenotaalpie"/>
           <w:rFonts w:ascii="Arial Narrow" w:hAnsi="Arial Narrow"/>
-          <w:sz w:val="14"/>
-          <w:szCs w:val="14"/>
+          <w:sz w:val="16"/>
+          <w:szCs w:val="14"/>
+          <w:vertAlign w:val="superscript"/>
         </w:rPr>
         <w:footnoteRef/>
       </w:r>
@@ -7482,8 +7499,9 @@
         <w:rPr>
           <w:rStyle w:val="Refdenotaalpie"/>
           <w:rFonts w:ascii="Arial Narrow" w:hAnsi="Arial Narrow" w:cs="Arial"/>
-          <w:sz w:val="14"/>
-          <w:szCs w:val="14"/>
+          <w:sz w:val="16"/>
+          <w:szCs w:val="14"/>
+          <w:vertAlign w:val="superscript"/>
         </w:rPr>
         <w:footnoteRef/>
       </w:r>
@@ -7689,8 +7707,9 @@
         <w:rPr>
           <w:rStyle w:val="Refdenotaalpie"/>
           <w:rFonts w:ascii="Arial Narrow" w:hAnsi="Arial Narrow" w:cs="Arial"/>
-          <w:sz w:val="14"/>
-          <w:szCs w:val="14"/>
+          <w:sz w:val="16"/>
+          <w:szCs w:val="14"/>
+          <w:vertAlign w:val="superscript"/>
         </w:rPr>
         <w:footnoteRef/>
       </w:r>
@@ -7777,8 +7796,9 @@
         <w:rPr>
           <w:rStyle w:val="Refdenotaalpie"/>
           <w:rFonts w:ascii="Arial Narrow" w:hAnsi="Arial Narrow" w:cs="Arial"/>
-          <w:sz w:val="14"/>
-          <w:szCs w:val="14"/>
+          <w:sz w:val="16"/>
+          <w:szCs w:val="14"/>
+          <w:vertAlign w:val="superscript"/>
         </w:rPr>
         <w:footnoteRef/>
       </w:r>
@@ -7986,9 +8006,9 @@
       </w:pPr>
       <w:r>
         <w:rPr>
-          <w:rStyle w:val="TextonotapieCar"/>
-          <w:rFonts w:ascii="Arial Narrow" w:hAnsi="Arial Narrow" w:cs="Arial"/>
-          <w:sz w:val="14"/>
+          <w:rStyle w:val="Refdenotaalpie"/>
+          <w:rFonts w:ascii="Arial Narrow" w:hAnsi="Arial Narrow" w:cs="Arial"/>
+          <w:sz w:val="16"/>
           <w:szCs w:val="14"/>
           <w:vertAlign w:val="superscript"/>
         </w:rPr>
@@ -8220,8 +8240,9 @@
         <w:rPr>
           <w:rStyle w:val="Refdenotaalpie"/>
           <w:rFonts w:ascii="Arial Narrow" w:hAnsi="Arial Narrow" w:cs="Arial"/>
-          <w:sz w:val="14"/>
-          <w:szCs w:val="14"/>
+          <w:sz w:val="16"/>
+          <w:szCs w:val="14"/>
+          <w:vertAlign w:val="superscript"/>
         </w:rPr>
         <w:footnoteRef/>
       </w:r>
@@ -9037,8 +9058,9 @@
         <w:rPr>
           <w:rStyle w:val="Refdenotaalpie"/>
           <w:rFonts w:ascii="Arial Narrow" w:hAnsi="Arial Narrow" w:cs="Arial"/>
-          <w:sz w:val="14"/>
-          <w:szCs w:val="14"/>
+          <w:sz w:val="16"/>
+          <w:szCs w:val="14"/>
+          <w:vertAlign w:val="superscript"/>
         </w:rPr>
         <w:footnoteRef/>
       </w:r>
@@ -9277,8 +9299,9 @@
           <w:rFonts w:ascii="Arial Narrow" w:hAnsi="Arial Narrow" w:cs="Arial"/>
           <w:b/>
           <w:bCs/>
-          <w:sz w:val="14"/>
-          <w:szCs w:val="14"/>
+          <w:sz w:val="16"/>
+          <w:szCs w:val="14"/>
+          <w:vertAlign w:val="superscript"/>
         </w:rPr>
         <w:footnoteRef/>
       </w:r>
@@ -9428,8 +9451,9 @@
         <w:rPr>
           <w:rStyle w:val="Refdenotaalpie"/>
           <w:rFonts w:ascii="Arial Narrow" w:hAnsi="Arial Narrow" w:cs="Arial"/>
-          <w:sz w:val="14"/>
-          <w:szCs w:val="14"/>
+          <w:sz w:val="16"/>
+          <w:szCs w:val="14"/>
+          <w:vertAlign w:val="superscript"/>
         </w:rPr>
         <w:footnoteRef/>
       </w:r>
@@ -11846,6 +11870,17 @@
       <w:szCs w:val="20"/>
     </w:rPr>
   </w:style>
+  <w:style w:type="character" w:styleId="FootnoteReference">
+    <w:name w:val="footnote reference"/>
+    <w:basedOn w:val="Fuentedeprrafopredeter"/>
+    <w:uiPriority w:val="99"/>
+    <w:semiHidden/>
+    <w:unhideWhenUsed/>
+    <w:rPr>
+      <w:rFonts w:ascii="Arial Narrow" w:hAnsi="Arial Narrow"/>
+      <w:vertAlign w:val="superscript"/>
+    </w:rPr>
+  </w:style>
 </w:styles>
 </file>
 

--- a/plantillas_maestras/01_seguro_vehicular/negativa_cobertura/2_o_mas_ddos_varios/varon/TPL_2966_2025_SEGURO_VEHICULAR_NEGATIVA_COBERTURA_ASEGURADORA_VARON_R1.docx
+++ b/plantillas_maestras/01_seguro_vehicular/negativa_cobertura/2_o_mas_ddos_varios/varon/TPL_2966_2025_SEGURO_VEHICULAR_NEGATIVA_COBERTURA_ASEGURADORA_VARON_R1.docx
@@ -1,8 +1,8 @@
 
 <file path=word/document.xml><?xml version="1.0" encoding="utf-8"?>
-<w:document xmlns:wpc="http://schemas.microsoft.com/office/word/2010/wordprocessingCanvas" xmlns:cx="http://schemas.microsoft.com/office/drawing/2014/chartex" xmlns:cx1="http://schemas.microsoft.com/office/drawing/2015/9/8/chartex" xmlns:cx2="http://schemas.microsoft.com/office/drawing/2015/10/21/chartex" xmlns:cx3="http://schemas.microsoft.com/office/drawing/2016/5/9/chartex" xmlns:cx4="http://schemas.microsoft.com/office/drawing/2016/5/10/chartex" xmlns:cx5="http://schemas.microsoft.com/office/drawing/2016/5/11/chartex" xmlns:cx6="http://schemas.microsoft.com/office/drawing/2016/5/12/chartex" xmlns:cx7="http://schemas.microsoft.com/office/drawing/2016/5/13/chartex" xmlns:cx8="http://schemas.microsoft.com/office/drawing/2016/5/14/chartex" xmlns:mc="http://schemas.openxmlformats.org/markup-compatibility/2006" xmlns:aink="http://schemas.microsoft.com/office/drawing/2016/ink" xmlns:am3d="http://schemas.microsoft.com/office/drawing/2017/model3d" xmlns:o="urn:schemas-microsoft-com:office:office" xmlns:oel="http://schemas.microsoft.com/office/2019/extlst" xmlns:r="http://schemas.openxmlformats.org/officeDocument/2006/relationships" xmlns:m="http://schemas.openxmlformats.org/officeDocument/2006/math" xmlns:v="urn:schemas-microsoft-com:vml" xmlns:wp14="http://schemas.microsoft.com/office/word/2010/wordprocessingDrawing" xmlns:wp="http://schemas.openxmlformats.org/drawingml/2006/wordprocessingDrawing" xmlns:w10="urn:schemas-microsoft-com:office:word" xmlns:w="http://schemas.openxmlformats.org/wordprocessingml/2006/main" xmlns:w14="http://schemas.microsoft.com/office/word/2010/wordml" xmlns:w15="http://schemas.microsoft.com/office/word/2012/wordml" xmlns:w16cex="http://schemas.microsoft.com/office/word/2018/wordml/cex" xmlns:w16cid="http://schemas.microsoft.com/office/word/2016/wordml/cid" xmlns:w16="http://schemas.microsoft.com/office/word/2018/wordml" xmlns:w16du="http://schemas.microsoft.com/office/word/2023/wordml/word16du" xmlns:w16sdtdh="http://schemas.microsoft.com/office/word/2020/wordml/sdtdatahash" xmlns:w16sdtfl="http://schemas.microsoft.com/office/word/2024/wordml/sdtformatlock" xmlns:w16se="http://schemas.microsoft.com/office/word/2015/wordml/symex" xmlns:wpg="http://schemas.microsoft.com/office/word/2010/wordprocessingGroup" xmlns:wpi="http://schemas.microsoft.com/office/word/2010/wordprocessingInk" xmlns:wne="http://schemas.microsoft.com/office/word/2006/wordml" xmlns:wps="http://schemas.microsoft.com/office/word/2010/wordprocessingShape" mc:Ignorable="w14 w15 w16se w16cid w16 w16cex w16sdtdh w16sdtfl w16du wp14">
+<w:document xmlns:ns1="http://schemas.openxmlformats.org/markup-compatibility/2006" xmlns:ns2="http://schemas.microsoft.com/office/word/2010/wordml" xmlns:ns3="http://schemas.openxmlformats.org/officeDocument/2006/relationships" xmlns:w="http://schemas.openxmlformats.org/wordprocessingml/2006/main" ns1:Ignorable="w14 w15 w16se w16cid w16 w16cex w16sdtdh w16sdtfl w16du wp14">
   <w:body>
-    <w:p>
+    <w:p ns2:paraId="1B509B2D" ns2:textId="495EF983">
       <w:pPr>
         <w:tabs>
           <w:tab w:val="left" w:pos="1701"/>
@@ -14,7 +14,7 @@
           <w:color w:val="000000"/>
           <w:kern w:val="0"/>
           <w:lang w:eastAsia="es-PE"/>
-          <w14:ligatures w14:val="none"/>
+          <ns2:ligatures ns2:val="none"/>
         </w:rPr>
       </w:pPr>
       <w:bookmarkStart w:id="0" w:name="_Hlk80343540"/>
@@ -26,7 +26,7 @@
           <w:color w:val="000000"/>
           <w:kern w:val="0"/>
           <w:lang w:eastAsia="es-PE"/>
-          <w14:ligatures w14:val="none"/>
+          <ns2:ligatures ns2:val="none"/>
         </w:rPr>
         <w:t xml:space="preserve">EXPEDIENTE </w:t>
       </w:r>
@@ -37,7 +37,7 @@
           <w:color w:val="000000"/>
           <w:kern w:val="0"/>
           <w:lang w:eastAsia="es-PE"/>
-          <w14:ligatures w14:val="none"/>
+          <ns2:ligatures ns2:val="none"/>
         </w:rPr>
         <w:tab/>
       </w:r>
@@ -49,7 +49,7 @@
           <w:color w:val="000000"/>
           <w:kern w:val="0"/>
           <w:lang w:eastAsia="es-PE"/>
-          <w14:ligatures w14:val="none"/>
+          <ns2:ligatures ns2:val="none"/>
         </w:rPr>
         <w:t>:</w:t>
       </w:r>
@@ -60,7 +60,7 @@
           <w:color w:val="000000"/>
           <w:kern w:val="0"/>
           <w:lang w:eastAsia="es-PE"/>
-          <w14:ligatures w14:val="none"/>
+          <ns2:ligatures ns2:val="none"/>
         </w:rPr>
         <w:tab/>
       </w:r>
@@ -81,12 +81,12 @@
           <w:kern w:val="0"/>
           <w:shd w:val="clear" w:color="auto" w:fill="FFFFFF"/>
           <w:lang w:eastAsia="es-PE"/>
-          <w14:ligatures w14:val="none"/>
+          <ns2:ligatures ns2:val="none"/>
         </w:rPr>
         <w:t>/CC1</w:t>
       </w:r>
     </w:p>
-    <w:p>
+    <w:p ns2:paraId="7E5DC22B" ns2:textId="3FEFB8CF">
       <w:pPr>
         <w:tabs>
           <w:tab w:val="left" w:pos="1701"/>
@@ -102,7 +102,7 @@
           <w:color w:val="000000"/>
           <w:kern w:val="0"/>
           <w:lang w:eastAsia="es-PE"/>
-          <w14:ligatures w14:val="none"/>
+          <ns2:ligatures ns2:val="none"/>
         </w:rPr>
       </w:pPr>
       <w:r>
@@ -113,7 +113,7 @@
           <w:color w:val="000000"/>
           <w:kern w:val="0"/>
           <w:lang w:eastAsia="es-PE"/>
-          <w14:ligatures w14:val="none"/>
+          <ns2:ligatures ns2:val="none"/>
         </w:rPr>
         <w:t xml:space="preserve">DENUNCIANTE:[DENUNCIANTE] (SEÑOR [APELLIDO])</w:t>
       </w:r>
@@ -124,7 +124,7 @@
           <w:color w:val="000000"/>
           <w:kern w:val="0"/>
           <w:lang w:eastAsia="es-PE"/>
-          <w14:ligatures w14:val="none"/>
+          <ns2:ligatures ns2:val="none"/>
         </w:rPr>
         <w:tab/>
       </w:r>
@@ -136,7 +136,7 @@
           <w:color w:val="000000"/>
           <w:kern w:val="0"/>
           <w:lang w:eastAsia="es-PE"/>
-          <w14:ligatures w14:val="none"/>
+          <ns2:ligatures ns2:val="none"/>
         </w:rPr>
         <w:t/>
       </w:r>
@@ -147,7 +147,7 @@
           <w:color w:val="000000"/>
           <w:kern w:val="0"/>
           <w:lang w:eastAsia="es-PE"/>
-          <w14:ligatures w14:val="none"/>
+          <ns2:ligatures ns2:val="none"/>
         </w:rPr>
         <w:tab/>
       </w:r>
@@ -169,7 +169,7 @@
           <w:color w:val="000000"/>
           <w:kern w:val="0"/>
           <w:lang w:eastAsia="es-PE"/>
-          <w14:ligatures w14:val="none"/>
+          <ns2:ligatures ns2:val="none"/>
         </w:rPr>
         <w:t xml:space="preserve"/>
       </w:r>
@@ -191,12 +191,12 @@
           <w:color w:val="000000"/>
           <w:kern w:val="0"/>
           <w:lang w:eastAsia="es-PE"/>
-          <w14:ligatures w14:val="none"/>
+          <ns2:ligatures ns2:val="none"/>
         </w:rPr>
         <w:t/>
       </w:r>
     </w:p>
-    <w:p>
+    <w:p ns2:paraId="6DEEEDFE" ns2:textId="4D8447AC">
       <w:pPr>
         <w:tabs>
           <w:tab w:val="left" w:pos="1701"/>
@@ -212,7 +212,7 @@
           <w:color w:val="000000"/>
           <w:kern w:val="0"/>
           <w:lang w:eastAsia="es-PE"/>
-          <w14:ligatures w14:val="none"/>
+          <ns2:ligatures ns2:val="none"/>
         </w:rPr>
       </w:pPr>
       <w:r>
@@ -223,7 +223,7 @@
           <w:color w:val="000000"/>
           <w:kern w:val="0"/>
           <w:lang w:eastAsia="es-PE"/>
-          <w14:ligatures w14:val="none"/>
+          <ns2:ligatures ns2:val="none"/>
         </w:rPr>
         <w:t>DENUNCIADO</w:t>
       </w:r>
@@ -234,7 +234,7 @@
           <w:color w:val="000000"/>
           <w:kern w:val="0"/>
           <w:lang w:eastAsia="es-PE"/>
-          <w14:ligatures w14:val="none"/>
+          <ns2:ligatures ns2:val="none"/>
         </w:rPr>
         <w:tab/>
       </w:r>
@@ -246,7 +246,7 @@
           <w:color w:val="000000"/>
           <w:kern w:val="0"/>
           <w:lang w:eastAsia="es-PE"/>
-          <w14:ligatures w14:val="none"/>
+          <ns2:ligatures ns2:val="none"/>
         </w:rPr>
         <w:t>:</w:t>
       </w:r>
@@ -257,7 +257,7 @@
           <w:color w:val="000000"/>
           <w:kern w:val="0"/>
           <w:lang w:eastAsia="es-PE"/>
-          <w14:ligatures w14:val="none"/>
+          <ns2:ligatures ns2:val="none"/>
         </w:rPr>
         <w:tab/>
       </w:r>
@@ -279,7 +279,7 @@
           <w:color w:val="000000"/>
           <w:kern w:val="0"/>
           <w:lang w:eastAsia="es-PE"/>
-          <w14:ligatures w14:val="none"/>
+          <ns2:ligatures ns2:val="none"/>
         </w:rPr>
         <w:t xml:space="preserve"> (</w:t>
       </w:r>
@@ -301,12 +301,12 @@
           <w:color w:val="000000"/>
           <w:kern w:val="0"/>
           <w:lang w:eastAsia="es-PE"/>
-          <w14:ligatures w14:val="none"/>
+          <ns2:ligatures ns2:val="none"/>
         </w:rPr>
         <w:t>)</w:t>
       </w:r>
     </w:p>
-    <w:p>
+    <w:p ns2:paraId="022D2B94" ns2:textId="2A584F4A">
       <w:pPr>
         <w:tabs>
           <w:tab w:val="left" w:pos="1701"/>
@@ -322,7 +322,7 @@
           <w:color w:val="000000"/>
           <w:kern w:val="0"/>
           <w:lang w:eastAsia="es-PE"/>
-          <w14:ligatures w14:val="none"/>
+          <ns2:ligatures ns2:val="none"/>
         </w:rPr>
       </w:pPr>
       <w:r>
@@ -333,7 +333,7 @@
           <w:color w:val="000000"/>
           <w:kern w:val="0"/>
           <w:lang w:eastAsia="es-PE"/>
-          <w14:ligatures w14:val="none"/>
+          <ns2:ligatures ns2:val="none"/>
         </w:rPr>
         <w:t>MATERIAS</w:t>
       </w:r>
@@ -344,7 +344,7 @@
           <w:color w:val="000000"/>
           <w:kern w:val="0"/>
           <w:lang w:eastAsia="es-PE"/>
-          <w14:ligatures w14:val="none"/>
+          <ns2:ligatures ns2:val="none"/>
         </w:rPr>
         <w:tab/>
       </w:r>
@@ -356,7 +356,7 @@
           <w:color w:val="000000"/>
           <w:kern w:val="0"/>
           <w:lang w:eastAsia="es-PE"/>
-          <w14:ligatures w14:val="none"/>
+          <ns2:ligatures ns2:val="none"/>
         </w:rPr>
         <w:t xml:space="preserve">: </w:t>
       </w:r>
@@ -368,7 +368,7 @@
           <w:color w:val="000000"/>
           <w:kern w:val="0"/>
           <w:lang w:eastAsia="es-PE"/>
-          <w14:ligatures w14:val="none"/>
+          <ns2:ligatures ns2:val="none"/>
         </w:rPr>
         <w:t xml:space="preserve"> </w:t>
       </w:r>
@@ -380,7 +380,7 @@
           <w:color w:val="000000"/>
           <w:kern w:val="0"/>
           <w:lang w:eastAsia="es-PE"/>
-          <w14:ligatures w14:val="none"/>
+          <ns2:ligatures ns2:val="none"/>
         </w:rPr>
         <w:tab/>
       </w:r>
@@ -392,12 +392,12 @@
           <w:color w:val="000000"/>
           <w:kern w:val="0"/>
           <w:lang w:eastAsia="es-PE"/>
-          <w14:ligatures w14:val="none"/>
+          <ns2:ligatures ns2:val="none"/>
         </w:rPr>
         <w:t>ADMISIÓN A TRÁMITE</w:t>
       </w:r>
     </w:p>
-    <w:p>
+    <w:p ns2:paraId="19ED7B73" ns2:textId="77777777">
       <w:pPr>
         <w:tabs>
           <w:tab w:val="left" w:pos="1701"/>
@@ -413,7 +413,7 @@
           <w:color w:val="000000"/>
           <w:kern w:val="0"/>
           <w:lang w:eastAsia="es-PE"/>
-          <w14:ligatures w14:val="none"/>
+          <ns2:ligatures ns2:val="none"/>
         </w:rPr>
       </w:pPr>
       <w:r>
@@ -424,12 +424,12 @@
           <w:color w:val="000000"/>
           <w:kern w:val="0"/>
           <w:lang w:eastAsia="es-PE"/>
-          <w14:ligatures w14:val="none"/>
+          <ns2:ligatures ns2:val="none"/>
         </w:rPr>
         <w:t xml:space="preserve">REQUERIMIENTO DE INFORMACIÓN </w:t>
       </w:r>
     </w:p>
-    <w:p>
+    <w:p ns2:paraId="46A5A479" ns2:textId="1D97B88D">
       <w:pPr>
         <w:tabs>
           <w:tab w:val="left" w:pos="1701"/>
@@ -444,7 +444,7 @@
           <w:color w:val="000000"/>
           <w:kern w:val="0"/>
           <w:lang w:eastAsia="es-PE"/>
-          <w14:ligatures w14:val="none"/>
+          <ns2:ligatures ns2:val="none"/>
         </w:rPr>
       </w:pPr>
       <w:r>
@@ -455,7 +455,7 @@
           <w:color w:val="000000"/>
           <w:kern w:val="0"/>
           <w:lang w:eastAsia="es-PE"/>
-          <w14:ligatures w14:val="none"/>
+          <ns2:ligatures ns2:val="none"/>
         </w:rPr>
         <w:t xml:space="preserve">RESOLUCIÓN </w:t>
       </w:r>
@@ -466,7 +466,7 @@
           <w:color w:val="000000"/>
           <w:kern w:val="0"/>
           <w:lang w:eastAsia="es-PE"/>
-          <w14:ligatures w14:val="none"/>
+          <ns2:ligatures ns2:val="none"/>
         </w:rPr>
         <w:tab/>
       </w:r>
@@ -478,7 +478,7 @@
           <w:color w:val="000000"/>
           <w:kern w:val="0"/>
           <w:lang w:eastAsia="es-PE"/>
-          <w14:ligatures w14:val="none"/>
+          <ns2:ligatures ns2:val="none"/>
         </w:rPr>
         <w:t>:</w:t>
       </w:r>
@@ -489,7 +489,7 @@
           <w:color w:val="000000"/>
           <w:kern w:val="0"/>
           <w:lang w:eastAsia="es-PE"/>
-          <w14:ligatures w14:val="none"/>
+          <ns2:ligatures ns2:val="none"/>
         </w:rPr>
         <w:tab/>
       </w:r>
@@ -504,7 +504,7 @@
         <w:t>1</w:t>
       </w:r>
     </w:p>
-    <w:p>
+    <w:p ns2:paraId="5BA3A18D" ns2:textId="77777777">
       <w:pPr>
         <w:tabs>
           <w:tab w:val="left" w:pos="1014"/>
@@ -517,11 +517,11 @@
           <w:kern w:val="0"/>
           <w:shd w:val="clear" w:color="auto" w:fill="FFFFFF"/>
           <w:lang w:eastAsia="es-PE"/>
-          <w14:ligatures w14:val="none"/>
-        </w:rPr>
-      </w:pPr>
-    </w:p>
-    <w:p>
+          <ns2:ligatures ns2:val="none"/>
+        </w:rPr>
+      </w:pPr>
+    </w:p>
+    <w:p ns2:paraId="2F799822" ns2:textId="15F402DA">
       <w:pPr>
         <w:tabs>
           <w:tab w:val="left" w:pos="1014"/>
@@ -534,7 +534,7 @@
           <w:kern w:val="0"/>
           <w:shd w:val="clear" w:color="auto" w:fill="FFFFFF"/>
           <w:lang w:eastAsia="es-PE"/>
-          <w14:ligatures w14:val="none"/>
+          <ns2:ligatures ns2:val="none"/>
         </w:rPr>
       </w:pPr>
       <w:r>
@@ -544,7 +544,7 @@
           <w:kern w:val="0"/>
           <w:shd w:val="clear" w:color="auto" w:fill="FFFFFF"/>
           <w:lang w:eastAsia="es-PE"/>
-          <w14:ligatures w14:val="none"/>
+          <ns2:ligatures ns2:val="none"/>
         </w:rPr>
         <w:t xml:space="preserve">Lima, </w:t>
       </w:r>
@@ -555,7 +555,7 @@
           <w:kern w:val="0"/>
           <w:shd w:val="clear" w:color="auto" w:fill="FFFFFF"/>
           <w:lang w:eastAsia="es-PE"/>
-          <w14:ligatures w14:val="none"/>
+          <ns2:ligatures ns2:val="none"/>
         </w:rPr>
         <w:t>11</w:t>
       </w:r>
@@ -566,7 +566,7 @@
           <w:kern w:val="0"/>
           <w:shd w:val="clear" w:color="auto" w:fill="FFFFFF"/>
           <w:lang w:eastAsia="es-PE"/>
-          <w14:ligatures w14:val="none"/>
+          <ns2:ligatures ns2:val="none"/>
         </w:rPr>
         <w:t xml:space="preserve"> de </w:t>
       </w:r>
@@ -577,7 +577,7 @@
           <w:kern w:val="0"/>
           <w:shd w:val="clear" w:color="auto" w:fill="FFFFFF"/>
           <w:lang w:eastAsia="es-PE"/>
-          <w14:ligatures w14:val="none"/>
+          <ns2:ligatures ns2:val="none"/>
         </w:rPr>
         <w:t xml:space="preserve">diciembre </w:t>
       </w:r>
@@ -588,12 +588,12 @@
           <w:kern w:val="0"/>
           <w:shd w:val="clear" w:color="auto" w:fill="FFFFFF"/>
           <w:lang w:eastAsia="es-PE"/>
-          <w14:ligatures w14:val="none"/>
+          <ns2:ligatures ns2:val="none"/>
         </w:rPr>
         <w:t>de 2025</w:t>
       </w:r>
     </w:p>
-    <w:p>
+    <w:p ns2:paraId="66CE1821" ns2:textId="77777777">
       <w:pPr>
         <w:tabs>
           <w:tab w:val="left" w:pos="1014"/>
@@ -605,11 +605,11 @@
           <w:color w:val="000000"/>
           <w:kern w:val="0"/>
           <w:lang w:eastAsia="es-PE"/>
-          <w14:ligatures w14:val="none"/>
-        </w:rPr>
-      </w:pPr>
-    </w:p>
-    <w:p>
+          <ns2:ligatures ns2:val="none"/>
+        </w:rPr>
+      </w:pPr>
+    </w:p>
+    <w:p ns2:paraId="0B80AAA5" ns2:textId="77777777">
       <w:pPr>
         <w:numPr>
           <w:ilvl w:val="0"/>
@@ -623,35 +623,35 @@
           <w:color w:val="000000"/>
           <w:kern w:val="0"/>
           <w:lang w:eastAsia="es-PE"/>
-          <w14:ligatures w14:val="none"/>
-        </w:rPr>
-      </w:pPr>
-      <w:r>
-        <w:rPr>
-          <w:rFonts w:ascii="Arial Narrow" w:eastAsia="Arial Narrow" w:hAnsi="Arial Narrow" w:cs="Arial Narrow"/>
-          <w:b/>
-          <w:color w:val="000000"/>
-          <w:kern w:val="0"/>
-          <w:lang w:eastAsia="es-PE"/>
-          <w14:ligatures w14:val="none"/>
+          <ns2:ligatures ns2:val="none"/>
+        </w:rPr>
+      </w:pPr>
+      <w:r>
+        <w:rPr>
+          <w:rFonts w:ascii="Arial Narrow" w:eastAsia="Arial Narrow" w:hAnsi="Arial Narrow" w:cs="Arial Narrow"/>
+          <w:b/>
+          <w:color w:val="000000"/>
+          <w:kern w:val="0"/>
+          <w:lang w:eastAsia="es-PE"/>
+          <ns2:ligatures ns2:val="none"/>
         </w:rPr>
         <w:t xml:space="preserve">HECHOS </w:t>
       </w:r>
     </w:p>
-    <w:p>
-      <w:pPr>
-        <w:spacing w:after="0" w:line="240" w:lineRule="auto"/>
-        <w:jc w:val="both"/>
-        <w:rPr>
-          <w:rFonts w:ascii="Arial Narrow" w:eastAsia="Times New Roman" w:hAnsi="Arial Narrow" w:cs="Times New Roman"/>
-          <w:color w:val="000000"/>
-          <w:kern w:val="0"/>
-          <w:lang w:eastAsia="es-PE"/>
-          <w14:ligatures w14:val="none"/>
-        </w:rPr>
-      </w:pPr>
-    </w:p>
-    <w:p>
+    <w:p ns2:paraId="621F2AB2" ns2:textId="77777777">
+      <w:pPr>
+        <w:spacing w:after="0" w:line="240" w:lineRule="auto"/>
+        <w:jc w:val="both"/>
+        <w:rPr>
+          <w:rFonts w:ascii="Arial Narrow" w:eastAsia="Times New Roman" w:hAnsi="Arial Narrow" w:cs="Times New Roman"/>
+          <w:color w:val="000000"/>
+          <w:kern w:val="0"/>
+          <w:lang w:eastAsia="es-PE"/>
+          <ns2:ligatures ns2:val="none"/>
+        </w:rPr>
+      </w:pPr>
+    </w:p>
+    <w:p ns2:paraId="60B5D5B0" ns2:textId="222158D6">
       <w:pPr>
         <w:numPr>
           <w:ilvl w:val="1"/>
@@ -665,7 +665,7 @@
           <w:color w:val="000000"/>
           <w:kern w:val="0"/>
           <w:lang w:val="es-ES" w:eastAsia="es-ES"/>
-          <w14:ligatures w14:val="none"/>
+          <ns2:ligatures ns2:val="none"/>
         </w:rPr>
       </w:pPr>
       <w:r>
@@ -674,7 +674,7 @@
           <w:color w:val="000000"/>
           <w:kern w:val="0"/>
           <w:lang w:val="es-ES" w:eastAsia="es-ES"/>
-          <w14:ligatures w14:val="none"/>
+          <ns2:ligatures ns2:val="none"/>
         </w:rPr>
         <w:t xml:space="preserve">Mediante el escrito del 15 de octubre de 2025, el señor [APELLIDO] denunció a Pacífico por presuntas infracciones a la Ley 29571, Código de Protección y Defensa del Consumidor (en adelante, Código), señalando lo siguiente:</w:t>
       </w:r>
@@ -684,7 +684,7 @@
           <w:color w:val="000000"/>
           <w:kern w:val="0"/>
           <w:lang w:val="es-ES" w:eastAsia="es-ES"/>
-          <w14:ligatures w14:val="none"/>
+          <ns2:ligatures ns2:val="none"/>
         </w:rPr>
         <w:t xml:space="preserve"/>
       </w:r>
@@ -694,7 +694,7 @@
           <w:color w:val="000000"/>
           <w:kern w:val="0"/>
           <w:lang w:val="es-ES" w:eastAsia="es-ES"/>
-          <w14:ligatures w14:val="none"/>
+          <ns2:ligatures ns2:val="none"/>
         </w:rPr>
         <w:t xml:space="preserve"/>
       </w:r>
@@ -714,7 +714,7 @@
           <w:kern w:val="0"/>
           <w:vertAlign w:val="superscript"/>
           <w:lang w:val="es-ES" w:eastAsia="es-ES"/>
-          <w14:ligatures w14:val="none"/>
+          <ns2:ligatures ns2:val="none"/>
         </w:rPr>
         <w:footnoteReference w:id="1"/>
       </w:r>
@@ -722,7 +722,7 @@
         <w:rPr>
           <w:rFonts w:ascii="Arial Narrow" w:eastAsia="Calibri" w:hAnsi="Arial Narrow" w:cs="Arial"/>
           <w:kern w:val="0"/>
-          <w14:ligatures w14:val="none"/>
+          <ns2:ligatures ns2:val="none"/>
         </w:rPr>
         <w:t/>
       </w:r>
@@ -730,7 +730,7 @@
         <w:rPr>
           <w:rFonts w:ascii="Arial Narrow" w:eastAsia="Calibri" w:hAnsi="Arial Narrow" w:cs="Arial"/>
           <w:kern w:val="0"/>
-          <w14:ligatures w14:val="none"/>
+          <ns2:ligatures ns2:val="none"/>
         </w:rPr>
         <w:t xml:space="preserve"/>
       </w:r>
@@ -738,7 +738,7 @@
         <w:rPr>
           <w:rFonts w:ascii="Arial Narrow" w:eastAsia="Calibri" w:hAnsi="Arial Narrow" w:cs="Arial"/>
           <w:kern w:val="0"/>
-          <w14:ligatures w14:val="none"/>
+          <ns2:ligatures ns2:val="none"/>
         </w:rPr>
         <w:t xml:space="preserve"/>
       </w:r>
@@ -746,7 +746,7 @@
         <w:rPr>
           <w:rFonts w:ascii="Arial Narrow" w:eastAsia="Calibri" w:hAnsi="Arial Narrow" w:cs="Arial"/>
           <w:kern w:val="0"/>
-          <w14:ligatures w14:val="none"/>
+          <ns2:ligatures ns2:val="none"/>
         </w:rPr>
         <w:t xml:space="preserve"/>
       </w:r>
@@ -768,7 +768,7 @@
         <w:rPr>
           <w:rFonts w:ascii="Arial Narrow" w:eastAsia="Calibri" w:hAnsi="Arial Narrow" w:cs="Arial"/>
           <w:kern w:val="0"/>
-          <w14:ligatures w14:val="none"/>
+          <ns2:ligatures ns2:val="none"/>
         </w:rPr>
         <w:t/>
       </w:r>
@@ -778,7 +778,7 @@
           <w:color w:val="000000"/>
           <w:kern w:val="0"/>
           <w:lang w:val="es-ES" w:eastAsia="es-ES"/>
-          <w14:ligatures w14:val="none"/>
+          <ns2:ligatures ns2:val="none"/>
         </w:rPr>
         <w:t xml:space="preserve"/>
       </w:r>
@@ -796,7 +796,7 @@
           <w:color w:val="000000"/>
           <w:kern w:val="0"/>
           <w:lang w:val="es-ES" w:eastAsia="es-ES"/>
-          <w14:ligatures w14:val="none"/>
+          <ns2:ligatures ns2:val="none"/>
         </w:rPr>
         <w:t/>
       </w:r>
@@ -808,7 +808,7 @@
           <w:kern w:val="0"/>
           <w:vertAlign w:val="superscript"/>
           <w:lang w:val="es-ES" w:eastAsia="es-ES"/>
-          <w14:ligatures w14:val="none"/>
+          <ns2:ligatures ns2:val="none"/>
         </w:rPr>
         <w:footnoteReference w:id="2"/>
       </w:r>
@@ -818,7 +818,7 @@
           <w:color w:val="000000"/>
           <w:kern w:val="0"/>
           <w:lang w:val="es-ES" w:eastAsia="es-ES"/>
-          <w14:ligatures w14:val="none"/>
+          <ns2:ligatures ns2:val="none"/>
         </w:rPr>
         <w:t xml:space="preserve"/>
       </w:r>
@@ -828,12 +828,12 @@
           <w:color w:val="000000"/>
           <w:kern w:val="0"/>
           <w:lang w:val="es-ES" w:eastAsia="es-ES"/>
-          <w14:ligatures w14:val="none"/>
+          <ns2:ligatures ns2:val="none"/>
         </w:rPr>
         <w:t/>
       </w:r>
     </w:p>
-    <w:p>
+    <w:p ns2:paraId="3AD3B7C6" ns2:textId="77777777">
       <w:pPr>
         <w:tabs>
           <w:tab w:val="left" w:pos="1134"/>
@@ -845,11 +845,11 @@
           <w:color w:val="000000"/>
           <w:kern w:val="0"/>
           <w:lang w:val="es-ES" w:eastAsia="es-ES"/>
-          <w14:ligatures w14:val="none"/>
-        </w:rPr>
-      </w:pPr>
-    </w:p>
-    <w:p>
+          <ns2:ligatures ns2:val="none"/>
+        </w:rPr>
+      </w:pPr>
+    </w:p>
+    <w:p ns2:paraId="7BB66077" ns2:textId="6EB06B21">
       <w:pPr>
         <w:pStyle w:val="Prrafodelista"/>
         <w:numPr>
@@ -866,7 +866,7 @@
         <w:rPr>
           <w:rFonts w:ascii="Arial Narrow" w:eastAsia="Times New Roman" w:hAnsi="Arial Narrow" w:cs="Arial"/>
           <w:kern w:val="0"/>
-          <w14:ligatures w14:val="none"/>
+          <ns2:ligatures ns2:val="none"/>
         </w:rPr>
       </w:pPr>
       <w:r>
@@ -916,7 +916,7 @@
         <w:t xml:space="preserve"> BMC-422, que incluía cobertura de indemnización por incapacidad permanente por un monto de hasta US$ 25 000,00.</w:t>
       </w:r>
     </w:p>
-    <w:p>
+    <w:p ns2:paraId="01809AB1" ns2:textId="70B0FAF8">
       <w:pPr>
         <w:pStyle w:val="Prrafodelista"/>
         <w:tabs>
@@ -928,11 +928,11 @@
         <w:rPr>
           <w:rFonts w:ascii="Arial Narrow" w:eastAsia="Times New Roman" w:hAnsi="Arial Narrow" w:cs="Arial"/>
           <w:kern w:val="0"/>
-          <w14:ligatures w14:val="none"/>
-        </w:rPr>
-      </w:pPr>
-    </w:p>
-    <w:p>
+          <ns2:ligatures ns2:val="none"/>
+        </w:rPr>
+      </w:pPr>
+    </w:p>
+    <w:p ns2:paraId="50753542" ns2:textId="5A0B3B5B">
       <w:pPr>
         <w:pStyle w:val="Prrafodelista"/>
         <w:numPr>
@@ -949,7 +949,7 @@
         <w:rPr>
           <w:rFonts w:ascii="Arial Narrow" w:eastAsia="Times New Roman" w:hAnsi="Arial Narrow" w:cs="Arial"/>
           <w:kern w:val="0"/>
-          <w14:ligatures w14:val="none"/>
+          <ns2:ligatures ns2:val="none"/>
         </w:rPr>
       </w:pPr>
       <w:r>
@@ -1009,7 +1009,7 @@
         <w:t>consignó que presentaba una incapacidad permanente.</w:t>
       </w:r>
     </w:p>
-    <w:p>
+    <w:p ns2:paraId="4AF4C8CF" ns2:textId="327C1152">
       <w:pPr>
         <w:pStyle w:val="Prrafodelista"/>
         <w:tabs>
@@ -1021,11 +1021,11 @@
         <w:rPr>
           <w:rFonts w:ascii="Arial Narrow" w:eastAsia="Times New Roman" w:hAnsi="Arial Narrow" w:cs="Arial"/>
           <w:kern w:val="0"/>
-          <w14:ligatures w14:val="none"/>
-        </w:rPr>
-      </w:pPr>
-    </w:p>
-    <w:p>
+          <ns2:ligatures ns2:val="none"/>
+        </w:rPr>
+      </w:pPr>
+    </w:p>
+    <w:p ns2:paraId="3DAB2E7B" ns2:textId="644C404C">
       <w:pPr>
         <w:pStyle w:val="Prrafodelista"/>
         <w:numPr>
@@ -1042,7 +1042,7 @@
         <w:rPr>
           <w:rFonts w:ascii="Arial Narrow" w:eastAsia="Times New Roman" w:hAnsi="Arial Narrow" w:cs="Arial"/>
           <w:kern w:val="0"/>
-          <w14:ligatures w14:val="none"/>
+          <ns2:ligatures ns2:val="none"/>
         </w:rPr>
       </w:pPr>
       <w:r>
@@ -1172,7 +1172,7 @@
         <w:t>.</w:t>
       </w:r>
     </w:p>
-    <w:p>
+    <w:p ns2:paraId="65BD955D" ns2:textId="52810FEE">
       <w:pPr>
         <w:pStyle w:val="Prrafodelista"/>
         <w:tabs>
@@ -1184,11 +1184,11 @@
         <w:rPr>
           <w:rFonts w:ascii="Arial Narrow" w:eastAsia="Times New Roman" w:hAnsi="Arial Narrow" w:cs="Arial"/>
           <w:kern w:val="0"/>
-          <w14:ligatures w14:val="none"/>
-        </w:rPr>
-      </w:pPr>
-    </w:p>
-    <w:p>
+          <ns2:ligatures ns2:val="none"/>
+        </w:rPr>
+      </w:pPr>
+    </w:p>
+    <w:p ns2:paraId="458CEF02" ns2:textId="64C4D1CD">
       <w:pPr>
         <w:pStyle w:val="Prrafodelista"/>
         <w:numPr>
@@ -1205,7 +1205,7 @@
         <w:rPr>
           <w:rFonts w:ascii="Arial Narrow" w:eastAsia="Times New Roman" w:hAnsi="Arial Narrow" w:cs="Arial"/>
           <w:kern w:val="0"/>
-          <w14:ligatures w14:val="none"/>
+          <ns2:ligatures ns2:val="none"/>
         </w:rPr>
       </w:pPr>
       <w:r>
@@ -1259,7 +1259,7 @@
         <w:t>.</w:t>
       </w:r>
     </w:p>
-    <w:p>
+    <w:p ns2:paraId="6C30D801" ns2:textId="3C7FDA18">
       <w:pPr>
         <w:pStyle w:val="Prrafodelista"/>
         <w:tabs>
@@ -1271,11 +1271,11 @@
         <w:rPr>
           <w:rFonts w:ascii="Arial Narrow" w:eastAsia="Times New Roman" w:hAnsi="Arial Narrow" w:cs="Arial"/>
           <w:kern w:val="0"/>
-          <w14:ligatures w14:val="none"/>
-        </w:rPr>
-      </w:pPr>
-    </w:p>
-    <w:p>
+          <ns2:ligatures ns2:val="none"/>
+        </w:rPr>
+      </w:pPr>
+    </w:p>
+    <w:p ns2:paraId="778F1AC1" ns2:textId="22ECAE2A">
       <w:pPr>
         <w:pStyle w:val="Prrafodelista"/>
         <w:numPr>
@@ -1292,7 +1292,7 @@
         <w:rPr>
           <w:rFonts w:ascii="Arial Narrow" w:eastAsia="Times New Roman" w:hAnsi="Arial Narrow" w:cs="Arial"/>
           <w:kern w:val="0"/>
-          <w14:ligatures w14:val="none"/>
+          <ns2:ligatures ns2:val="none"/>
         </w:rPr>
       </w:pPr>
       <w:r>
@@ -1370,7 +1370,7 @@
         <w:t>.</w:t>
       </w:r>
     </w:p>
-    <w:p>
+    <w:p ns2:paraId="667E9D8A" ns2:textId="26BEF8D3">
       <w:pPr>
         <w:pStyle w:val="Prrafodelista"/>
         <w:tabs>
@@ -1382,11 +1382,11 @@
         <w:rPr>
           <w:rFonts w:ascii="Arial Narrow" w:eastAsia="Times New Roman" w:hAnsi="Arial Narrow" w:cs="Arial"/>
           <w:kern w:val="0"/>
-          <w14:ligatures w14:val="none"/>
-        </w:rPr>
-      </w:pPr>
-    </w:p>
-    <w:p>
+          <ns2:ligatures ns2:val="none"/>
+        </w:rPr>
+      </w:pPr>
+    </w:p>
+    <w:p ns2:paraId="26FF9BE6" ns2:textId="0C26BDB1">
       <w:pPr>
         <w:pStyle w:val="Prrafodelista"/>
         <w:numPr>
@@ -1403,7 +1403,7 @@
         <w:rPr>
           <w:rFonts w:ascii="Arial Narrow" w:eastAsia="Times New Roman" w:hAnsi="Arial Narrow" w:cs="Arial"/>
           <w:kern w:val="0"/>
-          <w14:ligatures w14:val="none"/>
+          <ns2:ligatures ns2:val="none"/>
         </w:rPr>
       </w:pPr>
       <w:r>
@@ -1447,7 +1447,7 @@
         <w:t xml:space="preserve"> </w:t>
       </w:r>
     </w:p>
-    <w:p>
+    <w:p ns2:paraId="38B09A4A" ns2:textId="437D7011">
       <w:pPr>
         <w:pStyle w:val="Prrafodelista"/>
         <w:tabs>
@@ -1459,11 +1459,11 @@
         <w:rPr>
           <w:rFonts w:ascii="Arial Narrow" w:eastAsia="Times New Roman" w:hAnsi="Arial Narrow" w:cs="Arial"/>
           <w:kern w:val="0"/>
-          <w14:ligatures w14:val="none"/>
-        </w:rPr>
-      </w:pPr>
-    </w:p>
-    <w:p>
+          <ns2:ligatures ns2:val="none"/>
+        </w:rPr>
+      </w:pPr>
+    </w:p>
+    <w:p ns2:paraId="3A4C01DC" ns2:textId="5C892299">
       <w:pPr>
         <w:pStyle w:val="Prrafodelista"/>
         <w:numPr>
@@ -1515,7 +1515,7 @@
         <w:t>Vehicular a fin de que se gestionara la indemnización por incapacidad permanente e indicando que a la fecha no existía comunicación que informara si la liquidación de cobertura había sido aceptada o rechazada.</w:t>
       </w:r>
     </w:p>
-    <w:p>
+    <w:p ns2:paraId="4FFB5A67" ns2:textId="71F90431">
       <w:pPr>
         <w:pStyle w:val="Prrafodelista"/>
         <w:tabs>
@@ -1527,11 +1527,11 @@
         <w:rPr>
           <w:rFonts w:ascii="Arial Narrow" w:eastAsia="Times New Roman" w:hAnsi="Arial Narrow" w:cs="Arial"/>
           <w:kern w:val="0"/>
-          <w14:ligatures w14:val="none"/>
-        </w:rPr>
-      </w:pPr>
-    </w:p>
-    <w:p>
+          <ns2:ligatures ns2:val="none"/>
+        </w:rPr>
+      </w:pPr>
+    </w:p>
+    <w:p ns2:paraId="455F63BE" ns2:textId="31BD37E4">
       <w:pPr>
         <w:pStyle w:val="Prrafodelista"/>
         <w:numPr>
@@ -1582,7 +1582,7 @@
         <w:t>se pronunciara sobre el pedido de cobertura por incapacidad permanente.</w:t>
       </w:r>
     </w:p>
-    <w:p>
+    <w:p ns2:paraId="49400AF2" ns2:textId="41383DB3">
       <w:pPr>
         <w:pStyle w:val="Prrafodelista"/>
         <w:tabs>
@@ -1594,11 +1594,11 @@
         <w:rPr>
           <w:rFonts w:ascii="Arial Narrow" w:eastAsia="Times New Roman" w:hAnsi="Arial Narrow" w:cs="Arial"/>
           <w:kern w:val="0"/>
-          <w14:ligatures w14:val="none"/>
-        </w:rPr>
-      </w:pPr>
-    </w:p>
-    <w:p>
+          <ns2:ligatures ns2:val="none"/>
+        </w:rPr>
+      </w:pPr>
+    </w:p>
+    <w:p ns2:paraId="7C89F6B6" ns2:textId="6514C041">
       <w:pPr>
         <w:pStyle w:val="Prrafodelista"/>
         <w:numPr>
@@ -1649,7 +1649,7 @@
         <w:t xml:space="preserve"> </w:t>
       </w:r>
     </w:p>
-    <w:p>
+    <w:p ns2:paraId="302A986D" ns2:textId="13E65497">
       <w:pPr>
         <w:pStyle w:val="Prrafodelista"/>
         <w:tabs>
@@ -1663,11 +1663,11 @@
           <w:color w:val="000000"/>
           <w:kern w:val="0"/>
           <w:lang w:eastAsia="es-ES"/>
-          <w14:ligatures w14:val="none"/>
-        </w:rPr>
-      </w:pPr>
-    </w:p>
-    <w:p>
+          <ns2:ligatures ns2:val="none"/>
+        </w:rPr>
+      </w:pPr>
+    </w:p>
+    <w:p ns2:paraId="2F9CF7F5" ns2:textId="33A2D828">
       <w:pPr>
         <w:pStyle w:val="Prrafodelista"/>
         <w:numPr>
@@ -1686,7 +1686,7 @@
           <w:color w:val="000000"/>
           <w:kern w:val="0"/>
           <w:lang w:eastAsia="es-ES"/>
-          <w14:ligatures w14:val="none"/>
+          <ns2:ligatures ns2:val="none"/>
         </w:rPr>
       </w:pPr>
       <w:r>
@@ -1765,12 +1765,12 @@
           <w:color w:val="000000"/>
           <w:kern w:val="0"/>
           <w:lang w:eastAsia="es-ES"/>
-          <w14:ligatures w14:val="none"/>
+          <ns2:ligatures ns2:val="none"/>
         </w:rPr>
         <w:t xml:space="preserve">. </w:t>
       </w:r>
     </w:p>
-    <w:p>
+    <w:p ns2:paraId="33E14FF7" ns2:textId="77777777">
       <w:pPr>
         <w:tabs>
           <w:tab w:val="left" w:pos="1134"/>
@@ -1782,11 +1782,11 @@
           <w:color w:val="000000"/>
           <w:kern w:val="0"/>
           <w:lang w:eastAsia="es-ES"/>
-          <w14:ligatures w14:val="none"/>
-        </w:rPr>
-      </w:pPr>
-    </w:p>
-    <w:p>
+          <ns2:ligatures ns2:val="none"/>
+        </w:rPr>
+      </w:pPr>
+    </w:p>
+    <w:p ns2:paraId="65C58807" ns2:textId="15641531">
       <w:pPr>
         <w:numPr>
           <w:ilvl w:val="1"/>
@@ -1804,7 +1804,7 @@
           <w:color w:val="000000"/>
           <w:kern w:val="0"/>
           <w:lang w:val="es-ES" w:eastAsia="es-ES"/>
-          <w14:ligatures w14:val="none"/>
+          <ns2:ligatures ns2:val="none"/>
         </w:rPr>
       </w:pPr>
       <w:r>
@@ -1813,7 +1813,7 @@
           <w:color w:val="000000"/>
           <w:kern w:val="0"/>
           <w:lang w:val="es-ES" w:eastAsia="es-ES"/>
-          <w14:ligatures w14:val="none"/>
+          <ns2:ligatures ns2:val="none"/>
         </w:rPr>
         <w:t xml:space="preserve">El señor [APELLIDO] solicitó, en calidad de medida correctiva, que Pacífico cumpla con pagar el total de la cobertura de la Póliza Vehicular 2006412470 ascendente a US$25 000,00 por concepto de indemnización al haber adquirido una incapacidad permanente. Asimismo, requirió el reembolso de costos y costas del presente procedimiento.</w:t>
       </w:r>
@@ -1837,7 +1837,7 @@
           <w:color w:val="000000"/>
           <w:kern w:val="0"/>
           <w:lang w:val="es-ES" w:eastAsia="es-ES"/>
-          <w14:ligatures w14:val="none"/>
+          <ns2:ligatures ns2:val="none"/>
         </w:rPr>
         <w:t xml:space="preserve"/>
       </w:r>
@@ -1855,7 +1855,7 @@
           <w:color w:val="000000"/>
           <w:kern w:val="0"/>
           <w:lang w:val="es-ES" w:eastAsia="es-ES"/>
-          <w14:ligatures w14:val="none"/>
+          <ns2:ligatures ns2:val="none"/>
         </w:rPr>
         <w:t xml:space="preserve"/>
       </w:r>
@@ -1891,12 +1891,12 @@
           <w:color w:val="000000"/>
           <w:kern w:val="0"/>
           <w:lang w:val="es-ES" w:eastAsia="es-ES"/>
-          <w14:ligatures w14:val="none"/>
+          <ns2:ligatures ns2:val="none"/>
         </w:rPr>
         <w:t/>
       </w:r>
     </w:p>
-    <w:p>
+    <w:p ns2:paraId="66005174" ns2:textId="77777777">
       <w:pPr>
         <w:spacing w:after="0" w:line="240" w:lineRule="auto"/>
         <w:contextualSpacing/>
@@ -1907,11 +1907,11 @@
           <w:color w:val="000000"/>
           <w:kern w:val="0"/>
           <w:lang w:eastAsia="es-PE"/>
-          <w14:ligatures w14:val="none"/>
-        </w:rPr>
-      </w:pPr>
-    </w:p>
-    <w:p>
+          <ns2:ligatures ns2:val="none"/>
+        </w:rPr>
+      </w:pPr>
+    </w:p>
+    <w:p ns2:paraId="3541B1F9" ns2:textId="77777777">
       <w:pPr>
         <w:pStyle w:val="Prrafodelista"/>
         <w:numPr>
@@ -1931,22 +1931,22 @@
           <w:color w:val="000000"/>
           <w:kern w:val="0"/>
           <w:lang w:eastAsia="es-PE"/>
-          <w14:ligatures w14:val="none"/>
-        </w:rPr>
-      </w:pPr>
-      <w:r>
-        <w:rPr>
-          <w:rFonts w:ascii="Arial Narrow" w:eastAsia="Arial Narrow" w:hAnsi="Arial Narrow" w:cs="Arial Narrow"/>
-          <w:b/>
-          <w:color w:val="000000"/>
-          <w:kern w:val="0"/>
-          <w:lang w:eastAsia="es-PE"/>
-          <w14:ligatures w14:val="none"/>
+          <ns2:ligatures ns2:val="none"/>
+        </w:rPr>
+      </w:pPr>
+      <w:r>
+        <w:rPr>
+          <w:rFonts w:ascii="Arial Narrow" w:eastAsia="Arial Narrow" w:hAnsi="Arial Narrow" w:cs="Arial Narrow"/>
+          <w:b/>
+          <w:color w:val="000000"/>
+          <w:kern w:val="0"/>
+          <w:lang w:eastAsia="es-PE"/>
+          <ns2:ligatures ns2:val="none"/>
         </w:rPr>
         <w:t>DE LA ADMISIÓN A TRÁMITE DE LA DENUNCIA</w:t>
       </w:r>
     </w:p>
-    <w:p>
+    <w:p ns2:paraId="34556756" ns2:textId="77777777">
       <w:pPr>
         <w:spacing w:after="0" w:line="240" w:lineRule="auto"/>
         <w:ind w:left="567"/>
@@ -1958,12 +1958,12 @@
           <w:color w:val="000000"/>
           <w:kern w:val="0"/>
           <w:lang w:eastAsia="es-PE"/>
-          <w14:ligatures w14:val="none"/>
+          <ns2:ligatures ns2:val="none"/>
         </w:rPr>
       </w:pPr>
       <w:bookmarkStart w:id="1" w:name="_Hlk212795168"/>
     </w:p>
-    <w:p>
+    <w:p ns2:paraId="5F4266A4" ns2:textId="700E692D">
       <w:pPr>
         <w:pStyle w:val="Prrafodelista"/>
         <w:numPr>
@@ -1976,7 +1976,7 @@
         <w:rPr>
           <w:rFonts w:ascii="Arial Narrow" w:eastAsia="Arial Narrow" w:hAnsi="Arial Narrow" w:cs="Arial Narrow"/>
           <w:kern w:val="0"/>
-          <w14:ligatures w14:val="none"/>
+          <ns2:ligatures ns2:val="none"/>
         </w:rPr>
       </w:pPr>
       <w:bookmarkStart w:id="2" w:name="_Hlk140755208"/>
@@ -1988,7 +1988,7 @@
           <w:color w:val="000000"/>
           <w:kern w:val="0"/>
           <w:lang w:eastAsia="es-PE"/>
-          <w14:ligatures w14:val="none"/>
+          <ns2:ligatures ns2:val="none"/>
         </w:rPr>
         <w:t>La Secretaría Técnica de la Comisión de Protección al Consumidor 1 (en adelante, la Secretaría Técnica), en ejercicio de sus facultades</w:t>
       </w:r>
@@ -2001,7 +2001,7 @@
           <w:rFonts w:ascii="Arial Narrow" w:eastAsia="Arial Narrow" w:hAnsi="Arial Narrow" w:cs="Arial Narrow"/>
           <w:kern w:val="0"/>
           <w:vertAlign w:val="superscript"/>
-          <w14:ligatures w14:val="none"/>
+          <ns2:ligatures ns2:val="none"/>
         </w:rPr>
         <w:footnoteReference w:id="3"/>
       </w:r>
@@ -2011,7 +2011,7 @@
           <w:color w:val="000000"/>
           <w:kern w:val="0"/>
           <w:lang w:eastAsia="es-PE"/>
-          <w14:ligatures w14:val="none"/>
+          <ns2:ligatures ns2:val="none"/>
         </w:rPr>
         <w:t xml:space="preserve">, </w:t>
       </w:r>
@@ -2021,7 +2021,7 @@
           <w:color w:val="000000"/>
           <w:kern w:val="0"/>
           <w:lang w:eastAsia="es-PE"/>
-          <w14:ligatures w14:val="none"/>
+          <ns2:ligatures ns2:val="none"/>
         </w:rPr>
         <w:t xml:space="preserve">considera </w:t>
       </w:r>
@@ -2029,7 +2029,7 @@
         <w:rPr>
           <w:rFonts w:ascii="Arial Narrow" w:eastAsia="Arial Narrow" w:hAnsi="Arial Narrow" w:cs="Arial Narrow"/>
           <w:kern w:val="0"/>
-          <w14:ligatures w14:val="none"/>
+          <ns2:ligatures ns2:val="none"/>
         </w:rPr>
         <w:t xml:space="preserve">que el hecho denunciado, </w:t>
       </w:r>
@@ -2038,7 +2038,7 @@
         <w:rPr>
           <w:rFonts w:ascii="Arial Narrow" w:eastAsia="Arial Narrow" w:hAnsi="Arial Narrow" w:cs="Arial Narrow"/>
           <w:kern w:val="0"/>
-          <w14:ligatures w14:val="none"/>
+          <ns2:ligatures ns2:val="none"/>
         </w:rPr>
         <w:t xml:space="preserve">consistente en que </w:t>
       </w:r>
@@ -2072,7 +2072,7 @@
         <w:rPr>
           <w:rFonts w:ascii="Arial Narrow" w:eastAsia="Arial Narrow" w:hAnsi="Arial Narrow" w:cs="Arial Narrow"/>
           <w:kern w:val="0"/>
-          <w14:ligatures w14:val="none"/>
+          <ns2:ligatures ns2:val="none"/>
         </w:rPr>
         <w:t>; involucraría una presunta afectación a</w:t>
       </w:r>
@@ -2080,7 +2080,7 @@
         <w:rPr>
           <w:rFonts w:ascii="Arial Narrow" w:eastAsia="Arial Narrow" w:hAnsi="Arial Narrow" w:cs="Arial Narrow"/>
           <w:kern w:val="0"/>
-          <w14:ligatures w14:val="none"/>
+          <ns2:ligatures ns2:val="none"/>
         </w:rPr>
         <w:t xml:space="preserve"> sus expectativas, quien no habría encontrado una correspondencia entre lo que esperaba recibir de parte del proveedor y lo que realmente recibió. Por consiguiente, corresponde calificar el hecho materia de denuncia como una presunta infracción al deber de idoneidad, tipificado en los artículos 18</w:t>
       </w:r>
@@ -2090,7 +2090,7 @@
           <w:color w:val="000000"/>
           <w:kern w:val="0"/>
           <w:lang w:eastAsia="es-PE"/>
-          <w14:ligatures w14:val="none"/>
+          <ns2:ligatures ns2:val="none"/>
         </w:rPr>
         <w:t/>
       </w:r>
@@ -2098,7 +2098,7 @@
         <w:rPr>
           <w:rFonts w:ascii="Arial Narrow" w:eastAsia="Arial Narrow" w:hAnsi="Arial Narrow" w:cs="Arial Narrow"/>
           <w:kern w:val="0"/>
-          <w14:ligatures w14:val="none"/>
+          <ns2:ligatures ns2:val="none"/>
         </w:rPr>
         <w:t xml:space="preserve"> y 19</w:t>
       </w:r>
@@ -2108,7 +2108,7 @@
           <w:color w:val="000000"/>
           <w:kern w:val="0"/>
           <w:lang w:eastAsia="es-PE"/>
-          <w14:ligatures w14:val="none"/>
+          <ns2:ligatures ns2:val="none"/>
         </w:rPr>
         <w:t/>
       </w:r>
@@ -2116,7 +2116,7 @@
         <w:rPr>
           <w:rFonts w:ascii="Arial Narrow" w:eastAsia="Arial Narrow" w:hAnsi="Arial Narrow" w:cs="Arial Narrow"/>
           <w:kern w:val="0"/>
-          <w14:ligatures w14:val="none"/>
+          <ns2:ligatures ns2:val="none"/>
         </w:rPr>
         <w:t xml:space="preserve"> del Código</w:t>
       </w:r>
@@ -2128,7 +2128,7 @@
           <w:rFonts w:ascii="Arial Narrow" w:eastAsia="Arial Narrow" w:hAnsi="Arial Narrow" w:cs="Arial"/>
           <w:kern w:val="0"/>
           <w:vertAlign w:val="superscript"/>
-          <w14:ligatures w14:val="none"/>
+          <ns2:ligatures ns2:val="none"/>
         </w:rPr>
         <w:footnoteReference w:id="4"/>
       </w:r>
@@ -2137,13 +2137,13 @@
         <w:rPr>
           <w:rFonts w:ascii="Arial Narrow" w:eastAsia="Arial Narrow" w:hAnsi="Arial Narrow" w:cs="Arial Narrow"/>
           <w:kern w:val="0"/>
-          <w14:ligatures w14:val="none"/>
+          <ns2:ligatures ns2:val="none"/>
         </w:rPr>
         <w:t>.</w:t>
       </w:r>
       <w:bookmarkEnd w:id="7"/>
     </w:p>
-    <w:p>
+    <w:p ns2:paraId="116891C0" ns2:textId="77777777">
       <w:pPr>
         <w:pStyle w:val="Prrafodelista"/>
         <w:spacing w:after="0" w:line="240" w:lineRule="auto"/>
@@ -2152,11 +2152,11 @@
         <w:rPr>
           <w:rFonts w:ascii="Arial Narrow" w:eastAsia="Arial Narrow" w:hAnsi="Arial Narrow" w:cs="Arial Narrow"/>
           <w:kern w:val="0"/>
-          <w14:ligatures w14:val="none"/>
-        </w:rPr>
-      </w:pPr>
-    </w:p>
-    <w:p>
+          <ns2:ligatures ns2:val="none"/>
+        </w:rPr>
+      </w:pPr>
+    </w:p>
+    <w:p ns2:paraId="73AC2300" ns2:textId="5FE2F146">
       <w:pPr>
         <w:pStyle w:val="Prrafodelista"/>
         <w:numPr>
@@ -2169,7 +2169,7 @@
         <w:rPr>
           <w:rFonts w:ascii="Arial Narrow" w:eastAsia="Arial Narrow" w:hAnsi="Arial Narrow" w:cs="Arial Narrow"/>
           <w:kern w:val="0"/>
-          <w14:ligatures w14:val="none"/>
+          <ns2:ligatures ns2:val="none"/>
         </w:rPr>
       </w:pPr>
       <w:bookmarkStart w:id="10" w:name="_Hlk213150180"/>
@@ -2177,7 +2177,7 @@
         <w:rPr>
           <w:rFonts w:ascii="Arial Narrow" w:eastAsia="Arial Narrow" w:hAnsi="Arial Narrow" w:cs="Arial Narrow"/>
           <w:kern w:val="0"/>
-          <w14:ligatures w14:val="none"/>
+          <ns2:ligatures ns2:val="none"/>
         </w:rPr>
         <w:t xml:space="preserve">Así también, la Secretaría Técnica, en ejercicio de sus facultades, </w:t>
       </w:r>
@@ -2187,7 +2187,7 @@
           <w:color w:val="000000"/>
           <w:kern w:val="0"/>
           <w:lang w:eastAsia="es-PE"/>
-          <w14:ligatures w14:val="none"/>
+          <ns2:ligatures ns2:val="none"/>
         </w:rPr>
         <w:t xml:space="preserve">considera </w:t>
       </w:r>
@@ -2195,7 +2195,7 @@
         <w:rPr>
           <w:rFonts w:ascii="Arial Narrow" w:eastAsia="Arial Narrow" w:hAnsi="Arial Narrow" w:cs="Arial Narrow"/>
           <w:kern w:val="0"/>
-          <w14:ligatures w14:val="none"/>
+          <ns2:ligatures ns2:val="none"/>
         </w:rPr>
         <w:t xml:space="preserve">que el hecho denunciado, consistente en que </w:t>
       </w:r>
@@ -2263,24 +2263,24 @@
           <w:color w:val="000000"/>
           <w:kern w:val="0"/>
           <w:lang w:eastAsia="es-PE"/>
-          <w14:ligatures w14:val="none"/>
+          <ns2:ligatures ns2:val="none"/>
         </w:rPr>
         <w:t xml:space="preserve">. </w:t>
       </w:r>
     </w:p>
     <w:bookmarkEnd w:id="1"/>
-    <w:p>
-      <w:pPr>
-        <w:spacing w:after="0" w:line="240" w:lineRule="auto"/>
-        <w:jc w:val="both"/>
-        <w:rPr>
-          <w:rFonts w:ascii="Arial Narrow" w:eastAsia="Arial Narrow" w:hAnsi="Arial Narrow" w:cs="Arial Narrow"/>
-          <w:kern w:val="0"/>
-          <w14:ligatures w14:val="none"/>
-        </w:rPr>
-      </w:pPr>
-    </w:p>
-    <w:p>
+    <w:p ns2:paraId="2DC7B64E" ns2:textId="77777777">
+      <w:pPr>
+        <w:spacing w:after="0" w:line="240" w:lineRule="auto"/>
+        <w:jc w:val="both"/>
+        <w:rPr>
+          <w:rFonts w:ascii="Arial Narrow" w:eastAsia="Arial Narrow" w:hAnsi="Arial Narrow" w:cs="Arial Narrow"/>
+          <w:kern w:val="0"/>
+          <ns2:ligatures ns2:val="none"/>
+        </w:rPr>
+      </w:pPr>
+    </w:p>
+    <w:p ns2:paraId="61A99930" ns2:textId="56691E85">
       <w:pPr>
         <w:pStyle w:val="Prrafodelista"/>
         <w:numPr>
@@ -2293,14 +2293,14 @@
         <w:rPr>
           <w:rFonts w:ascii="Arial Narrow" w:eastAsia="Arial Narrow" w:hAnsi="Arial Narrow" w:cs="Arial Narrow"/>
           <w:kern w:val="0"/>
-          <w14:ligatures w14:val="none"/>
-        </w:rPr>
-      </w:pPr>
-      <w:r>
-        <w:rPr>
-          <w:rFonts w:ascii="Arial Narrow" w:eastAsia="Arial Narrow" w:hAnsi="Arial Narrow" w:cs="Arial Narrow"/>
-          <w:kern w:val="0"/>
-          <w14:ligatures w14:val="none"/>
+          <ns2:ligatures ns2:val="none"/>
+        </w:rPr>
+      </w:pPr>
+      <w:r>
+        <w:rPr>
+          <w:rFonts w:ascii="Arial Narrow" w:eastAsia="Arial Narrow" w:hAnsi="Arial Narrow" w:cs="Arial Narrow"/>
+          <w:kern w:val="0"/>
+          <ns2:ligatures ns2:val="none"/>
         </w:rPr>
         <w:t xml:space="preserve">Asimismo, </w:t>
       </w:r>
@@ -2310,7 +2310,7 @@
           <w:color w:val="000000"/>
           <w:kern w:val="0"/>
           <w:lang w:eastAsia="es-PE"/>
-          <w14:ligatures w14:val="none"/>
+          <ns2:ligatures ns2:val="none"/>
         </w:rPr>
         <w:t xml:space="preserve">la Secretaría Técnica, en ejercicio de sus facultades, considera </w:t>
       </w:r>
@@ -2318,7 +2318,7 @@
         <w:rPr>
           <w:rFonts w:ascii="Arial Narrow" w:eastAsia="Arial Narrow" w:hAnsi="Arial Narrow" w:cs="Arial"/>
           <w:kern w:val="0"/>
-          <w14:ligatures w14:val="none"/>
+          <ns2:ligatures ns2:val="none"/>
         </w:rPr>
         <w:t xml:space="preserve">que el hecho denunciado, consistente en que </w:t>
       </w:r>
@@ -2384,25 +2384,25 @@
         <w:rPr>
           <w:rFonts w:ascii="Arial Narrow" w:eastAsia="Arial Narrow" w:hAnsi="Arial Narrow" w:cs="Arial"/>
           <w:kern w:val="0"/>
-          <w14:ligatures w14:val="none"/>
+          <ns2:ligatures ns2:val="none"/>
         </w:rPr>
         <w:t>.</w:t>
       </w:r>
       <w:bookmarkStart w:id="12" w:name="_Hlk212534267"/>
       <w:bookmarkEnd w:id="11"/>
     </w:p>
-    <w:p>
-      <w:pPr>
-        <w:spacing w:after="0" w:line="240" w:lineRule="auto"/>
-        <w:jc w:val="both"/>
-        <w:rPr>
-          <w:rFonts w:ascii="Arial Narrow" w:eastAsia="Arial Narrow" w:hAnsi="Arial Narrow" w:cs="Arial Narrow"/>
-          <w:kern w:val="0"/>
-          <w14:ligatures w14:val="none"/>
-        </w:rPr>
-      </w:pPr>
-    </w:p>
-    <w:p>
+    <w:p ns2:paraId="4266B1E3" ns2:textId="77777777">
+      <w:pPr>
+        <w:spacing w:after="0" w:line="240" w:lineRule="auto"/>
+        <w:jc w:val="both"/>
+        <w:rPr>
+          <w:rFonts w:ascii="Arial Narrow" w:eastAsia="Arial Narrow" w:hAnsi="Arial Narrow" w:cs="Arial Narrow"/>
+          <w:kern w:val="0"/>
+          <ns2:ligatures ns2:val="none"/>
+        </w:rPr>
+      </w:pPr>
+    </w:p>
+    <w:p ns2:paraId="146F2ADC" ns2:textId="1A63D41D">
       <w:pPr>
         <w:pStyle w:val="Prrafodelista"/>
         <w:numPr>
@@ -2415,7 +2415,7 @@
         <w:rPr>
           <w:rFonts w:ascii="Arial Narrow" w:eastAsia="Arial Narrow" w:hAnsi="Arial Narrow" w:cs="Arial Narrow"/>
           <w:kern w:val="0"/>
-          <w14:ligatures w14:val="none"/>
+          <ns2:ligatures ns2:val="none"/>
         </w:rPr>
       </w:pPr>
       <w:bookmarkStart w:id="13" w:name="_Hlk214534552"/>
@@ -2426,7 +2426,7 @@
           <w:color w:val="000000"/>
           <w:kern w:val="0"/>
           <w:lang w:eastAsia="es-PE"/>
-          <w14:ligatures w14:val="none"/>
+          <ns2:ligatures ns2:val="none"/>
         </w:rPr>
         <w:t xml:space="preserve">Además, </w:t>
       </w:r>
@@ -2437,7 +2437,7 @@
           <w:color w:val="000000"/>
           <w:kern w:val="0"/>
           <w:lang w:eastAsia="es-PE"/>
-          <w14:ligatures w14:val="none"/>
+          <ns2:ligatures ns2:val="none"/>
         </w:rPr>
         <w:t xml:space="preserve">la Secretaría Técnica, en ejercicio de sus facultades, considera </w:t>
       </w:r>
@@ -2445,7 +2445,7 @@
         <w:rPr>
           <w:rFonts w:ascii="Arial Narrow" w:eastAsia="Arial Narrow" w:hAnsi="Arial Narrow" w:cs="Arial"/>
           <w:kern w:val="0"/>
-          <w14:ligatures w14:val="none"/>
+          <ns2:ligatures ns2:val="none"/>
         </w:rPr>
         <w:t xml:space="preserve">que el hecho denunciado, consistente en que </w:t>
       </w:r>
@@ -2516,7 +2516,7 @@
         <w:t>.</w:t>
       </w:r>
     </w:p>
-    <w:p>
+    <w:p ns2:paraId="062DAFCF" ns2:textId="302A8804">
       <w:pPr>
         <w:pStyle w:val="Prrafodelista"/>
         <w:spacing w:after="0" w:line="240" w:lineRule="auto"/>
@@ -2525,11 +2525,11 @@
         <w:rPr>
           <w:rFonts w:ascii="Arial Narrow" w:eastAsia="Arial Narrow" w:hAnsi="Arial Narrow" w:cs="Arial Narrow"/>
           <w:kern w:val="0"/>
-          <w14:ligatures w14:val="none"/>
-        </w:rPr>
-      </w:pPr>
-    </w:p>
-    <w:p>
+          <ns2:ligatures ns2:val="none"/>
+        </w:rPr>
+      </w:pPr>
+    </w:p>
+    <w:p ns2:paraId="42018B12" ns2:textId="409A9343">
       <w:pPr>
         <w:pStyle w:val="Prrafodelista"/>
         <w:numPr>
@@ -2542,7 +2542,7 @@
         <w:rPr>
           <w:rFonts w:ascii="Arial Narrow" w:eastAsia="Arial Narrow" w:hAnsi="Arial Narrow" w:cs="Arial Narrow"/>
           <w:kern w:val="0"/>
-          <w14:ligatures w14:val="none"/>
+          <ns2:ligatures ns2:val="none"/>
         </w:rPr>
       </w:pPr>
       <w:r>
@@ -2631,7 +2631,7 @@
         <w:t xml:space="preserve">. </w:t>
       </w:r>
     </w:p>
-    <w:p>
+    <w:p ns2:paraId="08954A48" ns2:textId="342A82F8">
       <w:pPr>
         <w:pStyle w:val="Prrafodelista"/>
         <w:spacing w:after="0" w:line="240" w:lineRule="auto"/>
@@ -2640,11 +2640,11 @@
         <w:rPr>
           <w:rFonts w:ascii="Arial Narrow" w:eastAsia="Arial Narrow" w:hAnsi="Arial Narrow" w:cs="Arial Narrow"/>
           <w:kern w:val="0"/>
-          <w14:ligatures w14:val="none"/>
-        </w:rPr>
-      </w:pPr>
-    </w:p>
-    <w:p>
+          <ns2:ligatures ns2:val="none"/>
+        </w:rPr>
+      </w:pPr>
+    </w:p>
+    <w:p ns2:paraId="077319CA" ns2:textId="0EEF2BED">
       <w:pPr>
         <w:pStyle w:val="Prrafodelista"/>
         <w:numPr>
@@ -2657,7 +2657,7 @@
         <w:rPr>
           <w:rFonts w:ascii="Arial Narrow" w:eastAsia="Arial Narrow" w:hAnsi="Arial Narrow" w:cs="Arial Narrow"/>
           <w:kern w:val="0"/>
-          <w14:ligatures w14:val="none"/>
+          <ns2:ligatures ns2:val="none"/>
         </w:rPr>
       </w:pPr>
       <w:r>
@@ -2746,18 +2746,18 @@
     </w:p>
     <w:bookmarkEnd w:id="12"/>
     <w:bookmarkEnd w:id="13"/>
-    <w:p>
+    <w:p ns2:paraId="7A2CF596" ns2:textId="77777777">
       <w:pPr>
         <w:pStyle w:val="Prrafodelista"/>
         <w:spacing w:line="240" w:lineRule="auto"/>
         <w:rPr>
           <w:rFonts w:ascii="Arial Narrow" w:eastAsia="Arial Narrow" w:hAnsi="Arial Narrow" w:cs="Arial Narrow"/>
           <w:kern w:val="0"/>
-          <w14:ligatures w14:val="none"/>
-        </w:rPr>
-      </w:pPr>
-    </w:p>
-    <w:p>
+          <ns2:ligatures ns2:val="none"/>
+        </w:rPr>
+      </w:pPr>
+    </w:p>
+    <w:p ns2:paraId="07559B21" ns2:textId="025104A5">
       <w:pPr>
         <w:pStyle w:val="Prrafodelista"/>
         <w:numPr>
@@ -2770,7 +2770,7 @@
         <w:rPr>
           <w:rFonts w:ascii="Arial Narrow" w:eastAsia="Arial Narrow" w:hAnsi="Arial Narrow" w:cs="Arial Narrow"/>
           <w:kern w:val="0"/>
-          <w14:ligatures w14:val="none"/>
+          <ns2:ligatures ns2:val="none"/>
         </w:rPr>
       </w:pPr>
       <w:bookmarkStart w:id="17" w:name="_Hlk214962902"/>
@@ -2779,7 +2779,7 @@
         <w:rPr>
           <w:rFonts w:ascii="Arial Narrow" w:eastAsia="Arial Narrow" w:hAnsi="Arial Narrow" w:cs="Arial Narrow"/>
           <w:kern w:val="0"/>
-          <w14:ligatures w14:val="none"/>
+          <ns2:ligatures ns2:val="none"/>
         </w:rPr>
         <w:t>Asimismo</w:t>
       </w:r>
@@ -2787,7 +2787,7 @@
         <w:rPr>
           <w:rFonts w:ascii="Arial Narrow" w:eastAsia="Arial Narrow" w:hAnsi="Arial Narrow" w:cs="Arial Narrow"/>
           <w:kern w:val="0"/>
-          <w14:ligatures w14:val="none"/>
+          <ns2:ligatures ns2:val="none"/>
         </w:rPr>
         <w:t xml:space="preserve">, la Secretaría Técnica, en ejercicio de sus facultades, considera que el hecho denunciado, consistente en que </w:t>
       </w:r>
@@ -2808,7 +2808,7 @@
         <w:rPr>
           <w:rFonts w:ascii="Arial Narrow" w:eastAsia="Arial Narrow" w:hAnsi="Arial Narrow" w:cs="Arial"/>
           <w:kern w:val="0"/>
-          <w14:ligatures w14:val="none"/>
+          <ns2:ligatures ns2:val="none"/>
         </w:rPr>
         <w:t>. Por consiguiente, corresponde calificar el hecho materia de denuncia como una presunta infracción al numeral 88.1 del artículo 88 del Código</w:t>
       </w:r>
@@ -2821,7 +2821,7 @@
           <w:kern w:val="0"/>
           <w:vertAlign w:val="superscript"/>
           <w:lang w:eastAsia="es-PE"/>
-          <w14:ligatures w14:val="none"/>
+          <ns2:ligatures ns2:val="none"/>
         </w:rPr>
         <w:footnoteReference w:id="5"/>
       </w:r>
@@ -2831,7 +2831,7 @@
           <w:color w:val="000000"/>
           <w:kern w:val="0"/>
           <w:lang w:eastAsia="es-PE"/>
-          <w14:ligatures w14:val="none"/>
+          <ns2:ligatures ns2:val="none"/>
         </w:rPr>
         <w:t>.</w:t>
       </w:r>
@@ -2840,7 +2840,7 @@
     <w:bookmarkEnd w:id="8"/>
     <w:bookmarkEnd w:id="14"/>
     <w:bookmarkEnd w:id="18"/>
-    <w:p>
+    <w:p ns2:paraId="432038D6" ns2:textId="0A9F6D75">
       <w:pPr>
         <w:spacing w:after="0" w:line="240" w:lineRule="auto"/>
         <w:jc w:val="both"/>
@@ -2848,11 +2848,11 @@
           <w:rFonts w:ascii="Arial Narrow" w:eastAsia="Calibri" w:hAnsi="Arial Narrow" w:cs="Arial Narrow"/>
           <w:kern w:val="0"/>
           <w:lang w:eastAsia="es-PE"/>
-          <w14:ligatures w14:val="none"/>
-        </w:rPr>
-      </w:pPr>
-    </w:p>
-    <w:p>
+          <ns2:ligatures ns2:val="none"/>
+        </w:rPr>
+      </w:pPr>
+    </w:p>
+    <w:p ns2:paraId="463134E5" ns2:textId="77777777">
       <w:pPr>
         <w:pStyle w:val="Prrafodelista"/>
         <w:numPr>
@@ -2866,7 +2866,7 @@
           <w:rFonts w:ascii="Arial Narrow" w:eastAsia="Calibri" w:hAnsi="Arial Narrow" w:cs="Arial Narrow"/>
           <w:kern w:val="0"/>
           <w:lang w:eastAsia="es-PE"/>
-          <w14:ligatures w14:val="none"/>
+          <ns2:ligatures ns2:val="none"/>
         </w:rPr>
       </w:pPr>
       <w:r>
@@ -2875,7 +2875,7 @@
           <w:color w:val="000000"/>
           <w:kern w:val="0"/>
           <w:lang w:eastAsia="es-PE"/>
-          <w14:ligatures w14:val="none"/>
+          <ns2:ligatures ns2:val="none"/>
         </w:rPr>
         <w:t>En tanto la denuncia reúne los requisitos establecidos por la norma citada, corresponde admitirla a trámite</w:t>
       </w:r>
@@ -2885,7 +2885,7 @@
           <w:rFonts w:ascii="Arial Narrow" w:eastAsia="Arial Narrow" w:hAnsi="Arial Narrow" w:cs="Arial Narrow"/>
           <w:kern w:val="0"/>
           <w:vertAlign w:val="superscript"/>
-          <w14:ligatures w14:val="none"/>
+          <ns2:ligatures ns2:val="none"/>
         </w:rPr>
         <w:footnoteReference w:id="6"/>
       </w:r>
@@ -2895,13 +2895,13 @@
           <w:color w:val="000000"/>
           <w:kern w:val="0"/>
           <w:lang w:eastAsia="es-PE"/>
-          <w14:ligatures w14:val="none"/>
+          <ns2:ligatures ns2:val="none"/>
         </w:rPr>
         <w:t>.</w:t>
       </w:r>
       <w:bookmarkStart w:id="19" w:name="_Hlk214963039"/>
     </w:p>
-    <w:p>
+    <w:p ns2:paraId="68C71625" ns2:textId="77777777">
       <w:pPr>
         <w:spacing w:after="0" w:line="240" w:lineRule="auto"/>
         <w:ind w:left="567"/>
@@ -2912,12 +2912,12 @@
           <w:color w:val="000000"/>
           <w:kern w:val="0"/>
           <w:lang w:eastAsia="es-PE"/>
-          <w14:ligatures w14:val="none"/>
+          <ns2:ligatures ns2:val="none"/>
         </w:rPr>
       </w:pPr>
       <w:bookmarkStart w:id="20" w:name="_Hlk214963071"/>
     </w:p>
-    <w:p>
+    <w:p ns2:paraId="38A98B4B" ns2:textId="77777777">
       <w:pPr>
         <w:pStyle w:val="Prrafodelista"/>
         <w:numPr>
@@ -2937,17 +2937,17 @@
           <w:color w:val="000000"/>
           <w:kern w:val="0"/>
           <w:lang w:eastAsia="es-PE"/>
-          <w14:ligatures w14:val="none"/>
-        </w:rPr>
-      </w:pPr>
-      <w:r>
-        <w:rPr>
-          <w:rFonts w:ascii="Arial Narrow" w:eastAsia="Arial Narrow" w:hAnsi="Arial Narrow" w:cs="Arial Narrow"/>
-          <w:b/>
-          <w:color w:val="000000"/>
-          <w:kern w:val="0"/>
-          <w:lang w:eastAsia="es-PE"/>
-          <w14:ligatures w14:val="none"/>
+          <ns2:ligatures ns2:val="none"/>
+        </w:rPr>
+      </w:pPr>
+      <w:r>
+        <w:rPr>
+          <w:rFonts w:ascii="Arial Narrow" w:eastAsia="Arial Narrow" w:hAnsi="Arial Narrow" w:cs="Arial Narrow"/>
+          <w:b/>
+          <w:color w:val="000000"/>
+          <w:kern w:val="0"/>
+          <w:lang w:eastAsia="es-PE"/>
+          <ns2:ligatures ns2:val="none"/>
         </w:rPr>
         <w:t>REQUERIMIENTO DE INFORMACI</w:t>
       </w:r>
@@ -2958,7 +2958,7 @@
           <w:color w:val="000000"/>
           <w:kern w:val="0"/>
           <w:lang w:eastAsia="es-PE"/>
-          <w14:ligatures w14:val="none"/>
+          <ns2:ligatures ns2:val="none"/>
         </w:rPr>
         <w:t>Ó</w:t>
       </w:r>
@@ -2969,12 +2969,12 @@
           <w:color w:val="000000"/>
           <w:kern w:val="0"/>
           <w:lang w:eastAsia="es-PE"/>
-          <w14:ligatures w14:val="none"/>
+          <ns2:ligatures ns2:val="none"/>
         </w:rPr>
         <w:t>N</w:t>
       </w:r>
     </w:p>
-    <w:p>
+    <w:p ns2:paraId="5B518DC4" ns2:textId="77777777">
       <w:pPr>
         <w:spacing w:after="0" w:line="240" w:lineRule="auto"/>
         <w:jc w:val="both"/>
@@ -2983,11 +2983,11 @@
           <w:color w:val="000000"/>
           <w:kern w:val="0"/>
           <w:lang w:val="es-ES" w:eastAsia="es-ES"/>
-          <w14:ligatures w14:val="none"/>
-        </w:rPr>
-      </w:pPr>
-    </w:p>
-    <w:p>
+          <ns2:ligatures ns2:val="none"/>
+        </w:rPr>
+      </w:pPr>
+    </w:p>
+    <w:p ns2:paraId="62B88A04" ns2:textId="65EFA550">
       <w:pPr>
         <w:pStyle w:val="Prrafodelista"/>
         <w:numPr>
@@ -3002,7 +3002,7 @@
           <w:color w:val="000000"/>
           <w:kern w:val="0"/>
           <w:lang w:val="es-ES" w:eastAsia="es-ES"/>
-          <w14:ligatures w14:val="none"/>
+          <ns2:ligatures ns2:val="none"/>
         </w:rPr>
       </w:pPr>
       <w:r>
@@ -3011,7 +3011,7 @@
           <w:color w:val="000000"/>
           <w:kern w:val="0"/>
           <w:lang w:val="es-ES" w:eastAsia="es-ES"/>
-          <w14:ligatures w14:val="none"/>
+          <ns2:ligatures ns2:val="none"/>
         </w:rPr>
         <w:t xml:space="preserve">A efectos de tener mayores elementos </w:t>
       </w:r>
@@ -3022,7 +3022,7 @@
           <w:color w:val="000000"/>
           <w:kern w:val="0"/>
           <w:lang w:val="es-ES" w:eastAsia="es-ES"/>
-          <w14:ligatures w14:val="none"/>
+          <ns2:ligatures ns2:val="none"/>
         </w:rPr>
         <w:t xml:space="preserve">que sirvan para la resolución definitiva del presente caso, la Secretaría Técnica, en ejercicio de las facultades que la ley le confiere, conviene </w:t>
       </w:r>
@@ -3032,7 +3032,7 @@
           <w:color w:val="000000"/>
           <w:kern w:val="0"/>
           <w:lang w:val="es-ES" w:eastAsia="es-ES"/>
-          <w14:ligatures w14:val="none"/>
+          <ns2:ligatures ns2:val="none"/>
         </w:rPr>
         <w:t>requerir a</w:t>
       </w:r>
@@ -3042,7 +3042,7 @@
           <w:color w:val="000000"/>
           <w:kern w:val="0"/>
           <w:lang w:val="es-ES" w:eastAsia="es-ES"/>
-          <w14:ligatures w14:val="none"/>
+          <ns2:ligatures ns2:val="none"/>
         </w:rPr>
         <w:t xml:space="preserve"> la compañía aseguradora </w:t>
       </w:r>
@@ -3052,7 +3052,7 @@
           <w:color w:val="000000"/>
           <w:kern w:val="0"/>
           <w:lang w:val="es-ES" w:eastAsia="es-ES"/>
-          <w14:ligatures w14:val="none"/>
+          <ns2:ligatures ns2:val="none"/>
         </w:rPr>
         <w:t>que</w:t>
       </w:r>
@@ -3062,7 +3062,7 @@
           <w:color w:val="000000"/>
           <w:kern w:val="0"/>
           <w:lang w:val="es-ES" w:eastAsia="es-ES"/>
-          <w14:ligatures w14:val="none"/>
+          <ns2:ligatures ns2:val="none"/>
         </w:rPr>
         <w:t xml:space="preserve">, en un plazo no mayor de cinco (5) días hábiles contado a partir del día siguiente de la notificación de la presente resolución, cumpla con lo siguiente: </w:t>
       </w:r>
@@ -3072,7 +3072,7 @@
           <w:color w:val="000000"/>
           <w:kern w:val="0"/>
           <w:lang w:val="es-ES" w:eastAsia="es-ES"/>
-          <w14:ligatures w14:val="none"/>
+          <ns2:ligatures ns2:val="none"/>
         </w:rPr>
         <w:t xml:space="preserve">(i) presentar una copia completa, legible y debidamente suscrita de la Póliza </w:t>
       </w:r>
@@ -3083,7 +3083,7 @@
           <w:color w:val="000000"/>
           <w:kern w:val="0"/>
           <w:lang w:val="es-ES" w:eastAsia="es-ES"/>
-          <w14:ligatures w14:val="none"/>
+          <ns2:ligatures ns2:val="none"/>
         </w:rPr>
         <w:t/>
       </w:r>
@@ -3094,7 +3094,7 @@
           <w:color w:val="000000"/>
           <w:kern w:val="0"/>
           <w:lang w:val="es-ES" w:eastAsia="es-ES"/>
-          <w14:ligatures w14:val="none"/>
+          <ns2:ligatures ns2:val="none"/>
         </w:rPr>
         <w:t xml:space="preserve"> </w:t>
       </w:r>
@@ -3111,7 +3111,7 @@
           <w:color w:val="000000"/>
           <w:kern w:val="0"/>
           <w:lang w:val="es-ES" w:eastAsia="es-ES"/>
-          <w14:ligatures w14:val="none"/>
+          <ns2:ligatures ns2:val="none"/>
         </w:rPr>
         <w:t xml:space="preserve">del Seguro Vehicular, </w:t>
       </w:r>
@@ -3122,7 +3122,7 @@
           <w:color w:val="000000"/>
           <w:kern w:val="0"/>
           <w:lang w:val="es-ES" w:eastAsia="es-ES"/>
-          <w14:ligatures w14:val="none"/>
+          <ns2:ligatures ns2:val="none"/>
         </w:rPr>
         <w:t>así como el cargo de remisión de la póliza</w:t>
       </w:r>
@@ -3133,7 +3133,7 @@
           <w:color w:val="000000"/>
           <w:kern w:val="0"/>
           <w:lang w:val="es-ES" w:eastAsia="es-ES"/>
-          <w14:ligatures w14:val="none"/>
+          <ns2:ligatures ns2:val="none"/>
         </w:rPr>
         <w:t>; (</w:t>
       </w:r>
@@ -3144,7 +3144,7 @@
           <w:color w:val="000000"/>
           <w:kern w:val="0"/>
           <w:lang w:val="es-ES" w:eastAsia="es-ES"/>
-          <w14:ligatures w14:val="none"/>
+          <ns2:ligatures ns2:val="none"/>
         </w:rPr>
         <w:t>ii</w:t>
       </w:r>
@@ -3155,7 +3155,7 @@
           <w:color w:val="000000"/>
           <w:kern w:val="0"/>
           <w:lang w:val="es-ES" w:eastAsia="es-ES"/>
-          <w14:ligatures w14:val="none"/>
+          <ns2:ligatures ns2:val="none"/>
         </w:rPr>
         <w:t xml:space="preserve">) presentar los medios probatorios que acrediten </w:t>
       </w:r>
@@ -3165,7 +3165,7 @@
           <w:color w:val="000000"/>
           <w:kern w:val="0"/>
           <w:lang w:val="es-ES" w:eastAsia="es-ES"/>
-          <w14:ligatures w14:val="none"/>
+          <ns2:ligatures ns2:val="none"/>
         </w:rPr>
         <w:t xml:space="preserve">que gestionó oportunamente la solicitud de otorgamiento de cobertura del denunciante, </w:t>
       </w:r>
@@ -3175,7 +3175,7 @@
           <w:color w:val="000000"/>
           <w:kern w:val="0"/>
           <w:lang w:val="es-ES" w:eastAsia="es-ES"/>
-          <w14:ligatures w14:val="none"/>
+          <ns2:ligatures ns2:val="none"/>
         </w:rPr>
         <w:t>de acuerdo a los términos y condiciones de la póliza; y, (</w:t>
       </w:r>
@@ -3186,7 +3186,7 @@
           <w:color w:val="000000"/>
           <w:kern w:val="0"/>
           <w:lang w:val="es-ES" w:eastAsia="es-ES"/>
-          <w14:ligatures w14:val="none"/>
+          <ns2:ligatures ns2:val="none"/>
         </w:rPr>
         <w:t>iii</w:t>
       </w:r>
@@ -3197,7 +3197,7 @@
           <w:color w:val="000000"/>
           <w:kern w:val="0"/>
           <w:lang w:val="es-ES" w:eastAsia="es-ES"/>
-          <w14:ligatures w14:val="none"/>
+          <ns2:ligatures ns2:val="none"/>
         </w:rPr>
         <w:t xml:space="preserve">) presentar todas las comunicaciones cursadas </w:t>
       </w:r>
@@ -3207,7 +3207,7 @@
           <w:color w:val="000000"/>
           <w:kern w:val="0"/>
           <w:lang w:val="es-ES" w:eastAsia="es-ES"/>
-          <w14:ligatures w14:val="none"/>
+          <ns2:ligatures ns2:val="none"/>
         </w:rPr>
         <w:t>con la parte denunciante</w:t>
       </w:r>
@@ -3217,7 +3217,7 @@
           <w:color w:val="000000"/>
           <w:kern w:val="0"/>
           <w:lang w:val="es-ES" w:eastAsia="es-ES"/>
-          <w14:ligatures w14:val="none"/>
+          <ns2:ligatures ns2:val="none"/>
         </w:rPr>
         <w:t xml:space="preserve"> </w:t>
       </w:r>
@@ -3227,7 +3227,7 @@
           <w:color w:val="000000"/>
           <w:kern w:val="0"/>
           <w:lang w:val="es-ES" w:eastAsia="es-ES"/>
-          <w14:ligatures w14:val="none"/>
+          <ns2:ligatures ns2:val="none"/>
         </w:rPr>
         <w:t xml:space="preserve">en virtud </w:t>
       </w:r>
@@ -3237,7 +3237,7 @@
           <w:color w:val="000000"/>
           <w:kern w:val="0"/>
           <w:lang w:val="es-ES" w:eastAsia="es-ES"/>
-          <w14:ligatures w14:val="none"/>
+          <ns2:ligatures ns2:val="none"/>
         </w:rPr>
         <w:t xml:space="preserve">de los hechos materia </w:t>
       </w:r>
@@ -3247,7 +3247,7 @@
           <w:color w:val="000000"/>
           <w:kern w:val="0"/>
           <w:lang w:val="es-ES" w:eastAsia="es-ES"/>
-          <w14:ligatures w14:val="none"/>
+          <ns2:ligatures ns2:val="none"/>
         </w:rPr>
         <w:t>de denuncia</w:t>
       </w:r>
@@ -3257,7 +3257,7 @@
           <w:color w:val="000000"/>
           <w:kern w:val="0"/>
           <w:lang w:val="es-ES" w:eastAsia="es-ES"/>
-          <w14:ligatures w14:val="none"/>
+          <ns2:ligatures ns2:val="none"/>
         </w:rPr>
         <w:t>.</w:t>
       </w:r>
@@ -3267,13 +3267,13 @@
           <w:color w:val="000000"/>
           <w:kern w:val="0"/>
           <w:lang w:eastAsia="es-ES"/>
-          <w14:ligatures w14:val="none"/>
+          <ns2:ligatures ns2:val="none"/>
         </w:rPr>
         <w:t xml:space="preserve"> </w:t>
       </w:r>
     </w:p>
     <w:bookmarkEnd w:id="20"/>
-    <w:p>
+    <w:p ns2:paraId="5C93B848" ns2:textId="77777777">
       <w:pPr>
         <w:pStyle w:val="Prrafodelista"/>
         <w:spacing w:after="0" w:line="240" w:lineRule="auto"/>
@@ -3284,11 +3284,11 @@
           <w:color w:val="000000"/>
           <w:kern w:val="0"/>
           <w:lang w:val="es-ES" w:eastAsia="es-ES"/>
-          <w14:ligatures w14:val="none"/>
-        </w:rPr>
-      </w:pPr>
-    </w:p>
-    <w:p>
+          <ns2:ligatures ns2:val="none"/>
+        </w:rPr>
+      </w:pPr>
+    </w:p>
+    <w:p ns2:paraId="2A119386" ns2:textId="77777777">
       <w:pPr>
         <w:pStyle w:val="Prrafodelista"/>
         <w:numPr>
@@ -3308,36 +3308,36 @@
           <w:color w:val="000000"/>
           <w:kern w:val="0"/>
           <w:lang w:eastAsia="es-PE"/>
-          <w14:ligatures w14:val="none"/>
-        </w:rPr>
-      </w:pPr>
-      <w:r>
-        <w:rPr>
-          <w:rFonts w:ascii="Arial Narrow" w:eastAsia="Arial Narrow" w:hAnsi="Arial Narrow" w:cs="Arial Narrow"/>
-          <w:b/>
-          <w:color w:val="000000"/>
-          <w:kern w:val="0"/>
-          <w:lang w:eastAsia="es-PE"/>
-          <w14:ligatures w14:val="none"/>
+          <ns2:ligatures ns2:val="none"/>
+        </w:rPr>
+      </w:pPr>
+      <w:r>
+        <w:rPr>
+          <w:rFonts w:ascii="Arial Narrow" w:eastAsia="Arial Narrow" w:hAnsi="Arial Narrow" w:cs="Arial Narrow"/>
+          <w:b/>
+          <w:color w:val="000000"/>
+          <w:kern w:val="0"/>
+          <w:lang w:eastAsia="es-PE"/>
+          <ns2:ligatures ns2:val="none"/>
         </w:rPr>
         <w:t xml:space="preserve">RESOLUCIÓN DE LA SECRETARÍA TÉCNICA </w:t>
       </w:r>
     </w:p>
-    <w:p>
-      <w:pPr>
-        <w:spacing w:after="0" w:line="240" w:lineRule="auto"/>
-        <w:jc w:val="both"/>
-        <w:rPr>
-          <w:rFonts w:ascii="Arial Narrow" w:eastAsia="Arial Narrow" w:hAnsi="Arial Narrow" w:cs="Arial Narrow"/>
-          <w:b/>
-          <w:color w:val="000000"/>
-          <w:kern w:val="0"/>
-          <w:lang w:eastAsia="es-PE"/>
-          <w14:ligatures w14:val="none"/>
-        </w:rPr>
-      </w:pPr>
-    </w:p>
-    <w:p>
+    <w:p ns2:paraId="7F554EB2" ns2:textId="77777777">
+      <w:pPr>
+        <w:spacing w:after="0" w:line="240" w:lineRule="auto"/>
+        <w:jc w:val="both"/>
+        <w:rPr>
+          <w:rFonts w:ascii="Arial Narrow" w:eastAsia="Arial Narrow" w:hAnsi="Arial Narrow" w:cs="Arial Narrow"/>
+          <w:b/>
+          <w:color w:val="000000"/>
+          <w:kern w:val="0"/>
+          <w:lang w:eastAsia="es-PE"/>
+          <ns2:ligatures ns2:val="none"/>
+        </w:rPr>
+      </w:pPr>
+    </w:p>
+    <w:p ns2:paraId="40BE44E6" ns2:textId="26D2C14D">
       <w:pPr>
         <w:spacing w:after="0" w:line="240" w:lineRule="auto"/>
         <w:jc w:val="both"/>
@@ -3346,7 +3346,7 @@
           <w:color w:val="000000"/>
           <w:kern w:val="0"/>
           <w:lang w:eastAsia="es-PE"/>
-          <w14:ligatures w14:val="none"/>
+          <ns2:ligatures ns2:val="none"/>
         </w:rPr>
       </w:pPr>
       <w:r>
@@ -3357,7 +3357,7 @@
           <w:color w:val="000000"/>
           <w:kern w:val="0"/>
           <w:lang w:eastAsia="es-PE"/>
-          <w14:ligatures w14:val="none"/>
+          <ns2:ligatures ns2:val="none"/>
         </w:rPr>
         <w:t xml:space="preserve">PRIMERO: admitir a trámite la denuncia del 15 de octubre de 2025 interpuesta por el señor [DENUNCIANTE] contra Pacífico Compañía de Seguros y Reaseguros S.A., por lo siguiente:</w:t>
       </w:r>
@@ -3368,7 +3368,7 @@
           <w:kern w:val="0"/>
           <w:shd w:val="clear" w:color="auto" w:fill="FFFFFF"/>
           <w:lang w:eastAsia="es-PE"/>
-          <w14:ligatures w14:val="none"/>
+          <ns2:ligatures ns2:val="none"/>
         </w:rPr>
         <w:t xml:space="preserve"/>
       </w:r>
@@ -3387,7 +3387,7 @@
           <w:kern w:val="0"/>
           <w:shd w:val="clear" w:color="auto" w:fill="FFFFFF"/>
           <w:lang w:eastAsia="es-PE"/>
-          <w14:ligatures w14:val="none"/>
+          <ns2:ligatures ns2:val="none"/>
         </w:rPr>
         <w:t xml:space="preserve"/>
       </w:r>
@@ -3398,7 +3398,7 @@
           <w:kern w:val="0"/>
           <w:shd w:val="clear" w:color="auto" w:fill="FFFFFF"/>
           <w:lang w:eastAsia="es-PE"/>
-          <w14:ligatures w14:val="none"/>
+          <ns2:ligatures ns2:val="none"/>
         </w:rPr>
         <w:t xml:space="preserve"/>
       </w:r>
@@ -3409,7 +3409,7 @@
           <w:kern w:val="0"/>
           <w:shd w:val="clear" w:color="auto" w:fill="FFFFFF"/>
           <w:lang w:eastAsia="es-PE"/>
-          <w14:ligatures w14:val="none"/>
+          <ns2:ligatures ns2:val="none"/>
         </w:rPr>
         <w:t xml:space="preserve"/>
       </w:r>
@@ -3452,7 +3452,7 @@
           <w:kern w:val="0"/>
           <w:shd w:val="clear" w:color="auto" w:fill="FFFFFF"/>
           <w:lang w:eastAsia="es-PE"/>
-          <w14:ligatures w14:val="none"/>
+          <ns2:ligatures ns2:val="none"/>
         </w:rPr>
         <w:t xml:space="preserve"/>
       </w:r>
@@ -3463,7 +3463,7 @@
           <w:kern w:val="0"/>
           <w:shd w:val="clear" w:color="auto" w:fill="FFFFFF"/>
           <w:lang w:eastAsia="es-PE"/>
-          <w14:ligatures w14:val="none"/>
+          <ns2:ligatures ns2:val="none"/>
         </w:rPr>
         <w:t xml:space="preserve"/>
       </w:r>
@@ -3482,7 +3482,7 @@
           <w:kern w:val="0"/>
           <w:shd w:val="clear" w:color="auto" w:fill="FFFFFF"/>
           <w:lang w:eastAsia="es-PE"/>
-          <w14:ligatures w14:val="none"/>
+          <ns2:ligatures ns2:val="none"/>
         </w:rPr>
         <w:t xml:space="preserve"/>
       </w:r>
@@ -3494,12 +3494,12 @@
           <w:kern w:val="0"/>
           <w:shd w:val="clear" w:color="auto" w:fill="FFFFFF"/>
           <w:lang w:eastAsia="es-PE"/>
-          <w14:ligatures w14:val="none"/>
+          <ns2:ligatures ns2:val="none"/>
         </w:rPr>
         <w:t/>
       </w:r>
     </w:p>
-    <w:p>
+    <w:p ns2:paraId="5E66126E" ns2:textId="77777777">
       <w:pPr>
         <w:spacing w:after="0" w:line="240" w:lineRule="auto"/>
         <w:jc w:val="both"/>
@@ -3508,11 +3508,11 @@
           <w:color w:val="000000"/>
           <w:kern w:val="0"/>
           <w:lang w:eastAsia="es-PE"/>
-          <w14:ligatures w14:val="none"/>
-        </w:rPr>
-      </w:pPr>
-    </w:p>
-    <w:p>
+          <ns2:ligatures ns2:val="none"/>
+        </w:rPr>
+      </w:pPr>
+    </w:p>
+    <w:p ns2:paraId="0CDDEEDD" ns2:textId="1A0E716B">
       <w:pPr>
         <w:pStyle w:val="Prrafodelista"/>
         <w:numPr>
@@ -3530,7 +3530,7 @@
           <w:rFonts w:ascii="Arial Narrow" w:eastAsia="Calibri" w:hAnsi="Arial Narrow" w:cs="Arial Narrow"/>
           <w:kern w:val="0"/>
           <w:lang w:eastAsia="es-PE"/>
-          <w14:ligatures w14:val="none"/>
+          <ns2:ligatures ns2:val="none"/>
         </w:rPr>
       </w:pPr>
       <w:r>
@@ -3539,7 +3539,7 @@
           <w:color w:val="000000"/>
           <w:kern w:val="0"/>
           <w:lang w:eastAsia="es-PE"/>
-          <w14:ligatures w14:val="none"/>
+          <ns2:ligatures ns2:val="none"/>
         </w:rPr>
         <w:t>Presunta</w:t>
       </w:r>
@@ -3549,7 +3549,7 @@
           <w:kern w:val="0"/>
           <w:shd w:val="clear" w:color="auto" w:fill="FFFFFF"/>
           <w:lang w:eastAsia="es-PE"/>
-          <w14:ligatures w14:val="none"/>
+          <ns2:ligatures ns2:val="none"/>
         </w:rPr>
         <w:t xml:space="preserve"> infracción a los artículos 18 y 19</w:t>
       </w:r>
@@ -3558,7 +3558,7 @@
           <w:rFonts w:ascii="Arial Narrow" w:eastAsia="Calibri" w:hAnsi="Arial Narrow" w:cs="Arial Narrow"/>
           <w:kern w:val="0"/>
           <w:lang w:eastAsia="es-PE"/>
-          <w14:ligatures w14:val="none"/>
+          <ns2:ligatures ns2:val="none"/>
         </w:rPr>
         <w:t xml:space="preserve"> de </w:t>
       </w:r>
@@ -3568,7 +3568,7 @@
           <w:kern w:val="0"/>
           <w:shd w:val="clear" w:color="auto" w:fill="FFFFFF"/>
           <w:lang w:eastAsia="es-PE"/>
-          <w14:ligatures w14:val="none"/>
+          <ns2:ligatures ns2:val="none"/>
         </w:rPr>
         <w:t xml:space="preserve">la Ley 29571, Código de Protección y Defensa del Consumidor, en tanto </w:t>
       </w:r>
@@ -3578,7 +3578,7 @@
           <w:kern w:val="0"/>
           <w:shd w:val="clear" w:color="auto" w:fill="FFFFFF"/>
           <w:lang w:eastAsia="es-PE"/>
-          <w14:ligatures w14:val="none"/>
+          <ns2:ligatures ns2:val="none"/>
         </w:rPr>
         <w:t xml:space="preserve">la compañía aseguradora habría negado al denunciante la cobertura del Seguro Vehicular - Póliza </w:t>
       </w:r>
@@ -3589,7 +3589,7 @@
           <w:kern w:val="0"/>
           <w:shd w:val="clear" w:color="auto" w:fill="FFFFFF"/>
           <w:lang w:eastAsia="es-PE"/>
-          <w14:ligatures w14:val="none"/>
+          <ns2:ligatures ns2:val="none"/>
         </w:rPr>
         <w:t/>
       </w:r>
@@ -3600,7 +3600,7 @@
           <w:kern w:val="0"/>
           <w:shd w:val="clear" w:color="auto" w:fill="FFFFFF"/>
           <w:lang w:eastAsia="es-PE"/>
-          <w14:ligatures w14:val="none"/>
+          <ns2:ligatures ns2:val="none"/>
         </w:rPr>
         <w:t xml:space="preserve"> </w:t>
       </w:r>
@@ -3617,7 +3617,7 @@
           <w:kern w:val="0"/>
           <w:shd w:val="clear" w:color="auto" w:fill="FFFFFF"/>
           <w:lang w:eastAsia="es-PE"/>
-          <w14:ligatures w14:val="none"/>
+          <ns2:ligatures ns2:val="none"/>
         </w:rPr>
         <w:t xml:space="preserve">por el </w:t>
       </w:r>
@@ -3627,7 +3627,7 @@
           <w:kern w:val="0"/>
           <w:shd w:val="clear" w:color="auto" w:fill="FFFFFF"/>
           <w:lang w:eastAsia="es-PE"/>
-          <w14:ligatures w14:val="none"/>
+          <ns2:ligatures ns2:val="none"/>
         </w:rPr>
         <w:t xml:space="preserve">accidente de tránsito </w:t>
       </w:r>
@@ -3637,7 +3637,7 @@
           <w:kern w:val="0"/>
           <w:shd w:val="clear" w:color="auto" w:fill="FFFFFF"/>
           <w:lang w:eastAsia="es-PE"/>
-          <w14:ligatures w14:val="none"/>
+          <ns2:ligatures ns2:val="none"/>
         </w:rPr>
         <w:t xml:space="preserve">del </w:t>
       </w:r>
@@ -3651,12 +3651,12 @@
         <w:rPr>
           <w:rFonts w:ascii="Arial Narrow" w:eastAsia="Arial Narrow" w:hAnsi="Arial Narrow" w:cs="Arial Narrow"/>
           <w:kern w:val="0"/>
-          <w14:ligatures w14:val="none"/>
+          <ns2:ligatures ns2:val="none"/>
         </w:rPr>
         <w:t>.</w:t>
       </w:r>
     </w:p>
-    <w:p>
+    <w:p ns2:paraId="39215327" ns2:textId="77777777">
       <w:pPr>
         <w:pStyle w:val="Prrafodelista"/>
         <w:spacing w:after="0" w:line="240" w:lineRule="auto"/>
@@ -3666,11 +3666,11 @@
           <w:rFonts w:ascii="Arial Narrow" w:eastAsia="Calibri" w:hAnsi="Arial Narrow" w:cs="Arial Narrow"/>
           <w:kern w:val="0"/>
           <w:lang w:eastAsia="es-PE"/>
-          <w14:ligatures w14:val="none"/>
-        </w:rPr>
-      </w:pPr>
-    </w:p>
-    <w:p>
+          <ns2:ligatures ns2:val="none"/>
+        </w:rPr>
+      </w:pPr>
+    </w:p>
+    <w:p ns2:paraId="4E7FC1DB" ns2:textId="76FBDAB6">
       <w:pPr>
         <w:pStyle w:val="Prrafodelista"/>
         <w:numPr>
@@ -3688,7 +3688,7 @@
           <w:rFonts w:ascii="Arial Narrow" w:eastAsia="Calibri" w:hAnsi="Arial Narrow" w:cs="Arial Narrow"/>
           <w:kern w:val="0"/>
           <w:lang w:eastAsia="es-PE"/>
-          <w14:ligatures w14:val="none"/>
+          <ns2:ligatures ns2:val="none"/>
         </w:rPr>
       </w:pPr>
       <w:r>
@@ -3697,7 +3697,7 @@
           <w:color w:val="000000"/>
           <w:kern w:val="0"/>
           <w:lang w:eastAsia="es-PE"/>
-          <w14:ligatures w14:val="none"/>
+          <ns2:ligatures ns2:val="none"/>
         </w:rPr>
         <w:t xml:space="preserve">Presunta infracción </w:t>
       </w:r>
@@ -3855,12 +3855,12 @@
           <w:kern w:val="0"/>
           <w:shd w:val="clear" w:color="auto" w:fill="FFFFFF"/>
           <w:lang w:eastAsia="es-PE"/>
-          <w14:ligatures w14:val="none"/>
+          <ns2:ligatures ns2:val="none"/>
         </w:rPr>
         <w:t>.</w:t>
       </w:r>
     </w:p>
-    <w:p>
+    <w:p ns2:paraId="163CBB5D" ns2:textId="77777777">
       <w:pPr>
         <w:spacing w:after="0" w:line="240" w:lineRule="auto"/>
         <w:jc w:val="both"/>
@@ -3868,11 +3868,11 @@
           <w:rFonts w:ascii="Arial Narrow" w:eastAsia="Calibri" w:hAnsi="Arial Narrow" w:cs="Arial Narrow"/>
           <w:kern w:val="0"/>
           <w:lang w:eastAsia="es-PE"/>
-          <w14:ligatures w14:val="none"/>
-        </w:rPr>
-      </w:pPr>
-    </w:p>
-    <w:p>
+          <ns2:ligatures ns2:val="none"/>
+        </w:rPr>
+      </w:pPr>
+    </w:p>
+    <w:p ns2:paraId="5BBF818A" ns2:textId="574267EC">
       <w:pPr>
         <w:pStyle w:val="Prrafodelista"/>
         <w:numPr>
@@ -4000,7 +4000,7 @@
       </w:r>
       <w:bookmarkStart w:id="23" w:name="_Hlk215162047"/>
     </w:p>
-    <w:p>
+    <w:p ns2:paraId="39BF39FC" ns2:textId="77777777">
       <w:pPr>
         <w:spacing w:after="0" w:line="240" w:lineRule="auto"/>
         <w:jc w:val="both"/>
@@ -4008,11 +4008,11 @@
           <w:rFonts w:ascii="Arial Narrow" w:eastAsia="Calibri" w:hAnsi="Arial Narrow" w:cs="Arial Narrow"/>
           <w:kern w:val="0"/>
           <w:lang w:eastAsia="es-PE"/>
-          <w14:ligatures w14:val="none"/>
-        </w:rPr>
-      </w:pPr>
-    </w:p>
-    <w:p>
+          <ns2:ligatures ns2:val="none"/>
+        </w:rPr>
+      </w:pPr>
+    </w:p>
+    <w:p ns2:paraId="50976309" ns2:textId="05271CC7">
       <w:pPr>
         <w:pStyle w:val="Prrafodelista"/>
         <w:numPr>
@@ -4140,7 +4140,7 @@
         <w:t>.</w:t>
       </w:r>
     </w:p>
-    <w:p>
+    <w:p ns2:paraId="07AC0F3D" ns2:textId="2CFBC725">
       <w:pPr>
         <w:pStyle w:val="Prrafodelista"/>
         <w:tabs>
@@ -4155,7 +4155,7 @@
         </w:rPr>
       </w:pPr>
     </w:p>
-    <w:p>
+    <w:p ns2:paraId="774751B4" ns2:textId="370272DA">
       <w:pPr>
         <w:pStyle w:val="Prrafodelista"/>
         <w:numPr>
@@ -4281,7 +4281,7 @@
         <w:t>.</w:t>
       </w:r>
     </w:p>
-    <w:p>
+    <w:p ns2:paraId="3D9B8724" ns2:textId="4E4AE5EF">
       <w:pPr>
         <w:pStyle w:val="Prrafodelista"/>
         <w:tabs>
@@ -4296,7 +4296,7 @@
         </w:rPr>
       </w:pPr>
     </w:p>
-    <w:p>
+    <w:p ns2:paraId="0F9AC566" ns2:textId="73FCDD0C">
       <w:pPr>
         <w:pStyle w:val="Prrafodelista"/>
         <w:numPr>
@@ -4423,18 +4423,18 @@
         <w:t>.</w:t>
       </w:r>
     </w:p>
-    <w:p>
+    <w:p ns2:paraId="0B0291C5" ns2:textId="77777777">
       <w:pPr>
         <w:pStyle w:val="Prrafodelista"/>
         <w:spacing w:line="240" w:lineRule="auto"/>
         <w:rPr>
           <w:rFonts w:ascii="Arial Narrow" w:eastAsia="Arial Narrow" w:hAnsi="Arial Narrow" w:cs="Arial Narrow"/>
           <w:kern w:val="0"/>
-          <w14:ligatures w14:val="none"/>
-        </w:rPr>
-      </w:pPr>
-    </w:p>
-    <w:p>
+          <ns2:ligatures ns2:val="none"/>
+        </w:rPr>
+      </w:pPr>
+    </w:p>
+    <w:p ns2:paraId="7C9EE9C9" ns2:textId="67AD95FC">
       <w:pPr>
         <w:pStyle w:val="Prrafodelista"/>
         <w:numPr>
@@ -4451,7 +4451,7 @@
         <w:rPr>
           <w:rFonts w:ascii="Arial Narrow" w:eastAsia="Arial Narrow" w:hAnsi="Arial Narrow" w:cs="Arial Narrow"/>
           <w:kern w:val="0"/>
-          <w14:ligatures w14:val="none"/>
+          <ns2:ligatures ns2:val="none"/>
         </w:rPr>
       </w:pPr>
       <w:bookmarkStart w:id="24" w:name="_Hlk213688106"/>
@@ -4465,7 +4465,7 @@
         <w:rPr>
           <w:rFonts w:ascii="Arial Narrow" w:eastAsia="Arial Narrow" w:hAnsi="Arial Narrow" w:cs="Arial Narrow"/>
           <w:kern w:val="0"/>
-          <w14:ligatures w14:val="none"/>
+          <ns2:ligatures ns2:val="none"/>
         </w:rPr>
         <w:t/>
       </w:r>
@@ -4485,7 +4485,7 @@
         <w:rPr>
           <w:rFonts w:ascii="Arial Narrow" w:eastAsia="Arial Narrow" w:hAnsi="Arial Narrow" w:cs="Arial Narrow"/>
           <w:kern w:val="0"/>
-          <w14:ligatures w14:val="none"/>
+          <ns2:ligatures ns2:val="none"/>
         </w:rPr>
         <w:t/>
       </w:r>
@@ -4513,7 +4513,7 @@
         <w:rPr>
           <w:rFonts w:ascii="Arial Narrow" w:eastAsia="Arial Narrow" w:hAnsi="Arial Narrow" w:cs="Arial Narrow"/>
           <w:kern w:val="0"/>
-          <w14:ligatures w14:val="none"/>
+          <ns2:ligatures ns2:val="none"/>
         </w:rPr>
         <w:t xml:space="preserve">en tanto </w:t>
       </w:r>
@@ -4521,7 +4521,7 @@
         <w:rPr>
           <w:rFonts w:ascii="Arial Narrow" w:eastAsia="Arial Narrow" w:hAnsi="Arial Narrow" w:cs="Arial Narrow"/>
           <w:kern w:val="0"/>
-          <w14:ligatures w14:val="none"/>
+          <ns2:ligatures ns2:val="none"/>
         </w:rPr>
         <w:t>la compañía aseguradora no</w:t>
       </w:r>
@@ -4529,7 +4529,7 @@
         <w:rPr>
           <w:rFonts w:ascii="Arial Narrow" w:eastAsia="Arial Narrow" w:hAnsi="Arial Narrow" w:cs="Arial Narrow"/>
           <w:kern w:val="0"/>
-          <w14:ligatures w14:val="none"/>
+          <ns2:ligatures ns2:val="none"/>
         </w:rPr>
         <w:t xml:space="preserve"> habría brindado una respuesta </w:t>
       </w:r>
@@ -4537,7 +4537,7 @@
         <w:rPr>
           <w:rFonts w:ascii="Arial Narrow" w:eastAsia="Arial Narrow" w:hAnsi="Arial Narrow" w:cs="Arial Narrow"/>
           <w:kern w:val="0"/>
-          <w14:ligatures w14:val="none"/>
+          <ns2:ligatures ns2:val="none"/>
         </w:rPr>
         <w:t>oportuna</w:t>
       </w:r>
@@ -4545,7 +4545,7 @@
         <w:rPr>
           <w:rFonts w:ascii="Arial Narrow" w:eastAsia="Arial Narrow" w:hAnsi="Arial Narrow" w:cs="Arial Narrow"/>
           <w:kern w:val="0"/>
-          <w14:ligatures w14:val="none"/>
+          <ns2:ligatures ns2:val="none"/>
         </w:rPr>
         <w:t xml:space="preserve"> </w:t>
       </w:r>
@@ -4553,7 +4553,7 @@
         <w:rPr>
           <w:rFonts w:ascii="Arial Narrow" w:eastAsia="Arial Narrow" w:hAnsi="Arial Narrow" w:cs="Arial Narrow"/>
           <w:kern w:val="0"/>
-          <w14:ligatures w14:val="none"/>
+          <ns2:ligatures ns2:val="none"/>
         </w:rPr>
         <w:t xml:space="preserve">al reclamo presentado por el denunciante el </w:t>
       </w:r>
@@ -4568,25 +4568,25 @@
         <w:rPr>
           <w:rFonts w:ascii="Arial Narrow" w:eastAsia="Arial Narrow" w:hAnsi="Arial Narrow" w:cs="Arial Narrow"/>
           <w:kern w:val="0"/>
-          <w14:ligatures w14:val="none"/>
+          <ns2:ligatures ns2:val="none"/>
         </w:rPr>
         <w:t>.</w:t>
       </w:r>
     </w:p>
     <w:bookmarkEnd w:id="22"/>
     <w:bookmarkEnd w:id="23"/>
-    <w:p>
-      <w:pPr>
-        <w:spacing w:after="0" w:line="240" w:lineRule="auto"/>
-        <w:jc w:val="both"/>
-        <w:rPr>
-          <w:rFonts w:ascii="Arial Narrow" w:eastAsia="Arial Narrow" w:hAnsi="Arial Narrow" w:cs="Arial Narrow"/>
-          <w:kern w:val="0"/>
-          <w14:ligatures w14:val="none"/>
-        </w:rPr>
-      </w:pPr>
-    </w:p>
-    <w:p>
+    <w:p ns2:paraId="042B3F54" ns2:textId="777BBF33">
+      <w:pPr>
+        <w:spacing w:after="0" w:line="240" w:lineRule="auto"/>
+        <w:jc w:val="both"/>
+        <w:rPr>
+          <w:rFonts w:ascii="Arial Narrow" w:eastAsia="Arial Narrow" w:hAnsi="Arial Narrow" w:cs="Arial Narrow"/>
+          <w:kern w:val="0"/>
+          <ns2:ligatures ns2:val="none"/>
+        </w:rPr>
+      </w:pPr>
+    </w:p>
+    <w:p ns2:paraId="0A292C9F" ns2:textId="7DDABC87">
       <w:pPr>
         <w:spacing w:line="240" w:lineRule="auto"/>
         <w:contextualSpacing/>
@@ -4594,7 +4594,7 @@
         <w:rPr>
           <w:rFonts w:ascii="Arial Narrow" w:eastAsia="Calibri" w:hAnsi="Arial Narrow" w:cs="Arial"/>
           <w:kern w:val="0"/>
-          <w14:ligatures w14:val="none"/>
+          <ns2:ligatures ns2:val="none"/>
         </w:rPr>
       </w:pPr>
       <w:r>
@@ -4605,7 +4605,7 @@
           <w:color w:val="000000"/>
           <w:kern w:val="0"/>
           <w:lang w:eastAsia="es-PE"/>
-          <w14:ligatures w14:val="none"/>
+          <ns2:ligatures ns2:val="none"/>
         </w:rPr>
         <w:t>SEGUNDO:</w:t>
       </w:r>
@@ -4615,7 +4615,7 @@
           <w:color w:val="000000"/>
           <w:kern w:val="0"/>
           <w:lang w:eastAsia="es-PE"/>
-          <w14:ligatures w14:val="none"/>
+          <ns2:ligatures ns2:val="none"/>
         </w:rPr>
         <w:t xml:space="preserve"> tener por ofrecidos los medios probatorios presentados en el escrito de denuncia </w:t>
       </w:r>
@@ -4625,7 +4625,7 @@
           <w:color w:val="000000"/>
           <w:kern w:val="0"/>
           <w:lang w:val="es-ES" w:eastAsia="es-ES"/>
-          <w14:ligatures w14:val="none"/>
+          <ns2:ligatures ns2:val="none"/>
         </w:rPr>
         <w:t xml:space="preserve">del </w:t>
       </w:r>
@@ -4641,12 +4641,12 @@
         <w:rPr>
           <w:rFonts w:ascii="Arial Narrow" w:eastAsia="Calibri" w:hAnsi="Arial Narrow" w:cs="Arial"/>
           <w:kern w:val="0"/>
-          <w14:ligatures w14:val="none"/>
+          <ns2:ligatures ns2:val="none"/>
         </w:rPr>
         <w:t>.</w:t>
       </w:r>
     </w:p>
-    <w:p>
+    <w:p ns2:paraId="68A17E97" ns2:textId="77777777">
       <w:pPr>
         <w:spacing w:line="240" w:lineRule="auto"/>
         <w:contextualSpacing/>
@@ -4656,20 +4656,20 @@
           <w:color w:val="000000"/>
           <w:kern w:val="0"/>
           <w:lang w:eastAsia="es-PE"/>
-          <w14:ligatures w14:val="none"/>
-        </w:rPr>
-      </w:pPr>
-    </w:p>
-    <w:p>
-      <w:pPr>
-        <w:spacing w:after="0" w:line="240" w:lineRule="auto"/>
-        <w:jc w:val="both"/>
-        <w:rPr>
-          <w:rFonts w:ascii="Arial Narrow" w:eastAsia="Arial Narrow" w:hAnsi="Arial Narrow" w:cs="Arial Narrow"/>
-          <w:color w:val="000000"/>
-          <w:kern w:val="0"/>
-          <w:lang w:eastAsia="es-PE"/>
-          <w14:ligatures w14:val="none"/>
+          <ns2:ligatures ns2:val="none"/>
+        </w:rPr>
+      </w:pPr>
+    </w:p>
+    <w:p ns2:paraId="168254DA" ns2:textId="398514C2">
+      <w:pPr>
+        <w:spacing w:after="0" w:line="240" w:lineRule="auto"/>
+        <w:jc w:val="both"/>
+        <w:rPr>
+          <w:rFonts w:ascii="Arial Narrow" w:eastAsia="Arial Narrow" w:hAnsi="Arial Narrow" w:cs="Arial Narrow"/>
+          <w:color w:val="000000"/>
+          <w:kern w:val="0"/>
+          <w:lang w:eastAsia="es-PE"/>
+          <ns2:ligatures ns2:val="none"/>
         </w:rPr>
       </w:pPr>
       <w:r>
@@ -4680,7 +4680,7 @@
           <w:color w:val="000000"/>
           <w:kern w:val="0"/>
           <w:lang w:eastAsia="es-PE"/>
-          <w14:ligatures w14:val="none"/>
+          <ns2:ligatures ns2:val="none"/>
         </w:rPr>
         <w:t xml:space="preserve">TERCERO: </w:t>
       </w:r>
@@ -4690,7 +4690,7 @@
           <w:color w:val="000000"/>
           <w:kern w:val="0"/>
           <w:lang w:eastAsia="es-PE"/>
-          <w14:ligatures w14:val="none"/>
+          <ns2:ligatures ns2:val="none"/>
         </w:rPr>
         <w:t xml:space="preserve">requerir a </w:t>
       </w:r>
@@ -4708,25 +4708,25 @@
           <w:color w:val="000000"/>
           <w:kern w:val="0"/>
           <w:lang w:eastAsia="es-PE"/>
-          <w14:ligatures w14:val="none"/>
+          <ns2:ligatures ns2:val="none"/>
         </w:rPr>
         <w:t xml:space="preserve"> que cumpla con lo siguiente:</w:t>
       </w:r>
     </w:p>
-    <w:p>
-      <w:pPr>
-        <w:spacing w:after="0" w:line="240" w:lineRule="auto"/>
-        <w:jc w:val="both"/>
-        <w:rPr>
-          <w:rFonts w:ascii="Arial Narrow" w:eastAsia="Times New Roman" w:hAnsi="Arial Narrow" w:cs="Times New Roman"/>
-          <w:color w:val="000000"/>
-          <w:kern w:val="0"/>
-          <w:lang w:eastAsia="es-PE"/>
-          <w14:ligatures w14:val="none"/>
-        </w:rPr>
-      </w:pPr>
-    </w:p>
-    <w:p>
+    <w:p ns2:paraId="20FDFB8D" ns2:textId="77777777">
+      <w:pPr>
+        <w:spacing w:after="0" w:line="240" w:lineRule="auto"/>
+        <w:jc w:val="both"/>
+        <w:rPr>
+          <w:rFonts w:ascii="Arial Narrow" w:eastAsia="Times New Roman" w:hAnsi="Arial Narrow" w:cs="Times New Roman"/>
+          <w:color w:val="000000"/>
+          <w:kern w:val="0"/>
+          <w:lang w:eastAsia="es-PE"/>
+          <ns2:ligatures ns2:val="none"/>
+        </w:rPr>
+      </w:pPr>
+    </w:p>
+    <w:p ns2:paraId="4AA80738" ns2:textId="77777777">
       <w:pPr>
         <w:numPr>
           <w:ilvl w:val="0"/>
@@ -4740,21 +4740,21 @@
           <w:color w:val="000000"/>
           <w:kern w:val="0"/>
           <w:lang w:eastAsia="es-PE"/>
-          <w14:ligatures w14:val="none"/>
-        </w:rPr>
-      </w:pPr>
-      <w:r>
-        <w:rPr>
-          <w:rFonts w:ascii="Arial Narrow" w:eastAsia="Arial Narrow" w:hAnsi="Arial Narrow" w:cs="Arial Narrow"/>
-          <w:color w:val="000000"/>
-          <w:kern w:val="0"/>
-          <w:lang w:eastAsia="es-PE"/>
-          <w14:ligatures w14:val="none"/>
+          <ns2:ligatures ns2:val="none"/>
+        </w:rPr>
+      </w:pPr>
+      <w:r>
+        <w:rPr>
+          <w:rFonts w:ascii="Arial Narrow" w:eastAsia="Arial Narrow" w:hAnsi="Arial Narrow" w:cs="Arial Narrow"/>
+          <w:color w:val="000000"/>
+          <w:kern w:val="0"/>
+          <w:lang w:eastAsia="es-PE"/>
+          <ns2:ligatures ns2:val="none"/>
         </w:rPr>
         <w:t>presentar documentos que acrediten su inscripción en los Registros Públicos o una declaración jurada que indique que cuenta con dicha inscripción;</w:t>
       </w:r>
     </w:p>
-    <w:p>
+    <w:p ns2:paraId="2B29D59F" ns2:textId="77777777">
       <w:pPr>
         <w:numPr>
           <w:ilvl w:val="0"/>
@@ -4768,21 +4768,21 @@
           <w:color w:val="000000"/>
           <w:kern w:val="0"/>
           <w:lang w:eastAsia="es-PE"/>
-          <w14:ligatures w14:val="none"/>
-        </w:rPr>
-      </w:pPr>
-      <w:r>
-        <w:rPr>
-          <w:rFonts w:ascii="Arial Narrow" w:eastAsia="Arial Narrow" w:hAnsi="Arial Narrow" w:cs="Arial Narrow"/>
-          <w:color w:val="000000"/>
-          <w:kern w:val="0"/>
-          <w:lang w:eastAsia="es-PE"/>
-          <w14:ligatures w14:val="none"/>
+          <ns2:ligatures ns2:val="none"/>
+        </w:rPr>
+      </w:pPr>
+      <w:r>
+        <w:rPr>
+          <w:rFonts w:ascii="Arial Narrow" w:eastAsia="Arial Narrow" w:hAnsi="Arial Narrow" w:cs="Arial Narrow"/>
+          <w:color w:val="000000"/>
+          <w:kern w:val="0"/>
+          <w:lang w:eastAsia="es-PE"/>
+          <ns2:ligatures ns2:val="none"/>
         </w:rPr>
         <w:t>presentar copia simple de las facultades de representación de su representante legal en el presente procedimiento o la declaración jurada que indique que cuenta con dichas facultades y que estas se encuentran vigentes;</w:t>
       </w:r>
     </w:p>
-    <w:p>
+    <w:p ns2:paraId="7EF50C46" ns2:textId="77777777">
       <w:pPr>
         <w:numPr>
           <w:ilvl w:val="0"/>
@@ -4796,21 +4796,21 @@
           <w:color w:val="000000"/>
           <w:kern w:val="0"/>
           <w:lang w:eastAsia="es-PE"/>
-          <w14:ligatures w14:val="none"/>
-        </w:rPr>
-      </w:pPr>
-      <w:r>
-        <w:rPr>
-          <w:rFonts w:ascii="Arial Narrow" w:eastAsia="Arial Narrow" w:hAnsi="Arial Narrow" w:cs="Arial Narrow"/>
-          <w:color w:val="000000"/>
-          <w:kern w:val="0"/>
-          <w:lang w:eastAsia="es-PE"/>
-          <w14:ligatures w14:val="none"/>
+          <ns2:ligatures ns2:val="none"/>
+        </w:rPr>
+      </w:pPr>
+      <w:r>
+        <w:rPr>
+          <w:rFonts w:ascii="Arial Narrow" w:eastAsia="Arial Narrow" w:hAnsi="Arial Narrow" w:cs="Arial Narrow"/>
+          <w:color w:val="000000"/>
+          <w:kern w:val="0"/>
+          <w:lang w:eastAsia="es-PE"/>
+          <ns2:ligatures ns2:val="none"/>
         </w:rPr>
         <w:t>consignar el Número de Registro Único de Contribuyentes (RUC); y,</w:t>
       </w:r>
     </w:p>
-    <w:p>
+    <w:p ns2:paraId="19E4DFA1" ns2:textId="77777777">
       <w:pPr>
         <w:numPr>
           <w:ilvl w:val="0"/>
@@ -4822,16 +4822,16 @@
         <w:rPr>
           <w:rFonts w:ascii="Arial Narrow" w:eastAsia="Calibri" w:hAnsi="Arial Narrow" w:cs="Arial"/>
           <w:kern w:val="0"/>
-          <w14:ligatures w14:val="none"/>
-        </w:rPr>
-      </w:pPr>
-      <w:r>
-        <w:rPr>
-          <w:rFonts w:ascii="Arial Narrow" w:eastAsia="Arial Narrow" w:hAnsi="Arial Narrow" w:cs="Arial Narrow"/>
-          <w:color w:val="000000"/>
-          <w:kern w:val="0"/>
-          <w:lang w:eastAsia="es-PE"/>
-          <w14:ligatures w14:val="none"/>
+          <ns2:ligatures ns2:val="none"/>
+        </w:rPr>
+      </w:pPr>
+      <w:r>
+        <w:rPr>
+          <w:rFonts w:ascii="Arial Narrow" w:eastAsia="Arial Narrow" w:hAnsi="Arial Narrow" w:cs="Arial Narrow"/>
+          <w:color w:val="000000"/>
+          <w:kern w:val="0"/>
+          <w:lang w:eastAsia="es-PE"/>
+          <ns2:ligatures ns2:val="none"/>
         </w:rPr>
         <w:t>fijar domicilio procesal para el procedimiento, de conformidad con el numeral 1 del artículo 442</w:t>
       </w:r>
@@ -4841,7 +4841,7 @@
           <w:color w:val="000000"/>
           <w:kern w:val="0"/>
           <w:lang w:eastAsia="es-PE"/>
-          <w14:ligatures w14:val="none"/>
+          <ns2:ligatures ns2:val="none"/>
         </w:rPr>
         <w:t/>
       </w:r>
@@ -4851,7 +4851,7 @@
           <w:color w:val="000000"/>
           <w:kern w:val="0"/>
           <w:lang w:eastAsia="es-PE"/>
-          <w14:ligatures w14:val="none"/>
+          <ns2:ligatures ns2:val="none"/>
         </w:rPr>
         <w:t xml:space="preserve"> del Código Procesal Civil. </w:t>
       </w:r>
@@ -4859,7 +4859,7 @@
         <w:rPr>
           <w:rFonts w:ascii="Arial Narrow" w:eastAsia="Calibri" w:hAnsi="Arial Narrow" w:cs="Arial"/>
           <w:kern w:val="0"/>
-          <w14:ligatures w14:val="none"/>
+          <ns2:ligatures ns2:val="none"/>
         </w:rPr>
         <w:t>Para ello podrá señalar domicilio físico o una dirección electrónica a la que pueda remitirse las notificaciones</w:t>
       </w:r>
@@ -4868,12 +4868,12 @@
           <w:rFonts w:ascii="Arial Narrow" w:eastAsia="Arial" w:hAnsi="Arial Narrow" w:cs="Arial"/>
           <w:kern w:val="0"/>
           <w:lang w:val="es"/>
-          <w14:ligatures w14:val="none"/>
+          <ns2:ligatures ns2:val="none"/>
         </w:rPr>
         <w:t>;</w:t>
       </w:r>
     </w:p>
-    <w:p>
+    <w:p ns2:paraId="7C63E340" ns2:textId="77777777">
       <w:pPr>
         <w:numPr>
           <w:ilvl w:val="0"/>
@@ -4885,14 +4885,14 @@
         <w:rPr>
           <w:rFonts w:ascii="Arial Narrow" w:eastAsia="Calibri" w:hAnsi="Arial Narrow" w:cs="Arial"/>
           <w:kern w:val="0"/>
-          <w14:ligatures w14:val="none"/>
+          <ns2:ligatures ns2:val="none"/>
         </w:rPr>
       </w:pPr>
       <w:r>
         <w:rPr>
           <w:rFonts w:ascii="Arial Narrow" w:eastAsia="Calibri" w:hAnsi="Arial Narrow" w:cs="Arial"/>
           <w:kern w:val="0"/>
-          <w14:ligatures w14:val="none"/>
+          <ns2:ligatures ns2:val="none"/>
         </w:rPr>
         <w:t xml:space="preserve">en caso califique como </w:t>
       </w:r>
@@ -4901,7 +4901,7 @@
         <w:rPr>
           <w:rFonts w:ascii="Arial Narrow" w:eastAsia="Calibri" w:hAnsi="Arial Narrow" w:cs="Arial"/>
           <w:kern w:val="0"/>
-          <w14:ligatures w14:val="none"/>
+          <ns2:ligatures ns2:val="none"/>
         </w:rPr>
         <w:t>micro empresa</w:t>
       </w:r>
@@ -4910,7 +4910,7 @@
         <w:rPr>
           <w:rFonts w:ascii="Arial Narrow" w:eastAsia="Calibri" w:hAnsi="Arial Narrow" w:cs="Arial"/>
           <w:kern w:val="0"/>
-          <w14:ligatures w14:val="none"/>
+          <ns2:ligatures ns2:val="none"/>
         </w:rPr>
         <w:t xml:space="preserve"> o pequeña empresa, presentar los documentos que acrediten su volumen de ventas o ingresos brutos percibidos el año anterior relativo a todas sus actividades económicas y el número de trabajadores con el que cuenta</w:t>
       </w:r>
@@ -4920,7 +4920,7 @@
           <w:rFonts w:ascii="Arial Narrow" w:eastAsia="Calibri" w:hAnsi="Arial Narrow" w:cs="Arial"/>
           <w:kern w:val="0"/>
           <w:vertAlign w:val="superscript"/>
-          <w14:ligatures w14:val="none"/>
+          <ns2:ligatures ns2:val="none"/>
         </w:rPr>
         <w:footnoteReference w:id="7"/>
       </w:r>
@@ -4928,7 +4928,7 @@
         <w:rPr>
           <w:rFonts w:ascii="Arial Narrow" w:eastAsia="Calibri" w:hAnsi="Arial Narrow" w:cs="Arial"/>
           <w:kern w:val="0"/>
-          <w14:ligatures w14:val="none"/>
+          <ns2:ligatures ns2:val="none"/>
         </w:rPr>
         <w:t>. Ello, a fin de que la Comisión pueda meritar dicha documentación, conforme lo establece el artículo 110</w:t>
       </w:r>
@@ -4938,7 +4938,7 @@
           <w:color w:val="000000"/>
           <w:kern w:val="0"/>
           <w:lang w:eastAsia="es-PE"/>
-          <w14:ligatures w14:val="none"/>
+          <ns2:ligatures ns2:val="none"/>
         </w:rPr>
         <w:t/>
       </w:r>
@@ -4946,7 +4946,7 @@
         <w:rPr>
           <w:rFonts w:ascii="Arial Narrow" w:eastAsia="Calibri" w:hAnsi="Arial Narrow" w:cs="Arial"/>
           <w:kern w:val="0"/>
-          <w14:ligatures w14:val="none"/>
+          <ns2:ligatures ns2:val="none"/>
         </w:rPr>
         <w:t xml:space="preserve"> del </w:t>
       </w:r>
@@ -4955,7 +4955,7 @@
           <w:rFonts w:ascii="Arial Narrow" w:eastAsia="Calibri" w:hAnsi="Arial Narrow" w:cs="Arial"/>
           <w:spacing w:val="-2"/>
           <w:kern w:val="0"/>
-          <w14:ligatures w14:val="none"/>
+          <ns2:ligatures ns2:val="none"/>
         </w:rPr>
         <w:t>Código</w:t>
       </w:r>
@@ -4966,7 +4966,7 @@
           <w:spacing w:val="-2"/>
           <w:kern w:val="0"/>
           <w:vertAlign w:val="superscript"/>
-          <w14:ligatures w14:val="none"/>
+          <ns2:ligatures ns2:val="none"/>
         </w:rPr>
         <w:footnoteReference w:id="8"/>
       </w:r>
@@ -4975,35 +4975,79 @@
           <w:rFonts w:ascii="Arial Narrow" w:eastAsia="Calibri" w:hAnsi="Arial Narrow" w:cs="Arial"/>
           <w:spacing w:val="-2"/>
           <w:kern w:val="0"/>
-          <w14:ligatures w14:val="none"/>
+          <ns2:ligatures ns2:val="none"/>
         </w:rPr>
         <w:t>.</w:t>
       </w:r>
     </w:p>
+    <w:p ns2:paraId="1F11FE32" ns2:textId="77777777">
+      <w:pPr>
+        <w:spacing w:after="0" w:line="240" w:lineRule="auto"/>
+        <w:ind w:left="567"/>
+        <w:jc w:val="both"/>
+        <w:rPr>
+          <w:rFonts w:ascii="Arial Narrow" w:eastAsia="Arial Narrow" w:hAnsi="Arial Narrow" w:cs="Arial Narrow"/>
+          <w:color w:val="000000"/>
+          <w:kern w:val="0"/>
+          <w:lang w:eastAsia="es-PE"/>
+          <ns2:ligatures ns2:val="none"/>
+        </w:rPr>
+      </w:pPr>
+    </w:p>
     <w:p>
       <w:pPr>
         <w:spacing w:after="0" w:line="240" w:lineRule="auto"/>
-        <w:ind w:left="567"/>
-        <w:jc w:val="both"/>
-        <w:rPr>
-          <w:rFonts w:ascii="Arial Narrow" w:eastAsia="Arial Narrow" w:hAnsi="Arial Narrow" w:cs="Arial Narrow"/>
-          <w:color w:val="000000"/>
-          <w:kern w:val="0"/>
-          <w:lang w:eastAsia="es-PE"/>
-          <w14:ligatures w14:val="none"/>
-        </w:rPr>
-      </w:pPr>
-    </w:p>
-    <w:p>
-      <w:pPr>
-        <w:spacing w:after="0" w:line="240" w:lineRule="auto"/>
-        <w:jc w:val="both"/>
-        <w:rPr>
-          <w:rFonts w:ascii="Arial Narrow" w:eastAsia="Arial Narrow" w:hAnsi="Arial Narrow" w:cs="Arial Narrow"/>
-          <w:color w:val="000000"/>
-          <w:kern w:val="0"/>
-          <w:lang w:eastAsia="es-PE"/>
-          <w14:ligatures w14:val="none"/>
+        <w:jc w:val="both"/>
+        <w:rPr>
+          <w:rFonts w:ascii="Arial Narrow" w:eastAsia="Arial Narrow" w:hAnsi="Arial Narrow" w:cs="Arial Narrow"/>
+          <w:color w:val="000000"/>
+          <w:kern w:val="0"/>
+          <w:lang w:eastAsia="es-PE"/>
+          <ns2:ligatures ns2:val="none"/>
+        </w:rPr>
+      </w:pPr>
+      <w:r>
+        <w:rPr>
+          <w:rFonts w:ascii="Arial Narrow" w:hAnsi="Arial Narrow" w:cs="Arial Narrow"/>
+          <w:b w:val="1"/>
+          <w:bCs w:val="1"/>
+          <w:sz w:val="20"/>
+          <w:szCs w:val="20"/>
+        </w:rPr>
+        <w:t xml:space="preserve">CUARTO: </w:t>
+      </w:r>
+      <w:r>
+        <w:rPr>
+          <w:rFonts w:ascii="Arial Narrow" w:hAnsi="Arial Narrow" w:cs="Arial Narrow"/>
+          <w:sz w:val="20"/>
+          <w:szCs w:val="20"/>
+        </w:rPr>
+        <w:t xml:space="preserve">correr traslado de la presente resolución a Pacífico Compañía de Seguros y Reaseguros S.A para que, de conformidad con lo dispuesto por el artículo 26° de la Ley sobre Facultades, Normas y Organización del Indecopi, aprobado por Decreto Legislativo N° 8079, presenten sus descargos sobre la imputación de cargos realizada en un plazo no mayor a cinco (5) días hábiles contado a partir del día siguiente de la notificación de la presente resolución, vencido el cual, el Secretario Técnico declarará en rebeldía a los denunciados que no lo hubieran presentado. Debe precisarse que de conformidad con lo establecido por el artículo 223° del Texto Único Ordenado de la Ley N° 27444, Ley del Procedimiento Administrativo General, las alegaciones y los hechos relevantes de la reclamación, salvo que hayan sido específicamente negadas en la contestación, se tendrán por aceptadas o meritadas como ciertas.</w:t>
+      </w:r>
+    </w:p>
+    <w:p ns2:paraId="228F876C" ns2:textId="77777777">
+      <w:pPr>
+        <w:spacing w:after="0" w:line="240" w:lineRule="auto"/>
+        <w:jc w:val="both"/>
+        <w:rPr>
+          <w:rFonts w:ascii="Arial Narrow" w:eastAsia="Arial Narrow" w:hAnsi="Arial Narrow" w:cs="Arial Narrow"/>
+          <w:color w:val="000000"/>
+          <w:kern w:val="0"/>
+          <w:lang w:eastAsia="es-PE"/>
+          <ns2:ligatures ns2:val="none"/>
+        </w:rPr>
+      </w:pPr>
+    </w:p>
+    <w:p ns2:paraId="774AFBA5" ns2:textId="3927B126">
+      <w:pPr>
+        <w:spacing w:after="0" w:line="240" w:lineRule="auto"/>
+        <w:jc w:val="both"/>
+        <w:rPr>
+          <w:rFonts w:ascii="Arial Narrow" w:eastAsia="Times New Roman" w:hAnsi="Arial Narrow" w:cs="Arial"/>
+          <w:color w:val="000000"/>
+          <w:kern w:val="0"/>
+          <w:lang w:val="es-ES" w:eastAsia="es-ES"/>
+          <ns2:ligatures ns2:val="none"/>
         </w:rPr>
       </w:pPr>
       <w:r>
@@ -5014,19 +5058,20 @@
           <w:color w:val="000000"/>
           <w:kern w:val="0"/>
           <w:lang w:eastAsia="es-PE"/>
-          <w14:ligatures w14:val="none"/>
-        </w:rPr>
-        <w:t xml:space="preserve">CUARTO: </w:t>
-      </w:r>
-      <w:r>
-        <w:rPr>
-          <w:rFonts w:ascii="Arial Narrow" w:eastAsia="Arial Narrow" w:hAnsi="Arial Narrow" w:cs="Arial Narrow"/>
-          <w:color w:val="000000"/>
-          <w:kern w:val="0"/>
-          <w:lang w:eastAsia="es-PE"/>
-          <w14:ligatures w14:val="none"/>
-        </w:rPr>
-        <w:t xml:space="preserve">correr traslado de la denuncia interpuesta </w:t>
+          <ns2:ligatures ns2:val="none"/>
+        </w:rPr>
+        <w:t xml:space="preserve">QUINTO: </w:t>
+      </w:r>
+      <w:bookmarkStart w:id="25" w:name="_Hlk188286813"/>
+      <w:r>
+        <w:rPr>
+          <w:rFonts w:ascii="Arial Narrow" w:eastAsia="Times New Roman" w:hAnsi="Arial Narrow" w:cs="Arial"/>
+          <w:color w:val="000000"/>
+          <w:kern w:val="0"/>
+          <w:lang w:eastAsia="es-ES"/>
+          <ns2:ligatures ns2:val="none"/>
+        </w:rPr>
+        <w:t xml:space="preserve">requerir </w:t>
       </w:r>
       <w:r>
         <w:rPr>
@@ -5034,9 +5079,63 @@
           <w:color w:val="000000"/>
           <w:kern w:val="0"/>
           <w:lang w:val="es-ES" w:eastAsia="es-ES"/>
-          <w14:ligatures w14:val="none"/>
-        </w:rPr>
-        <w:t xml:space="preserve">el </w:t>
+          <ns2:ligatures ns2:val="none"/>
+        </w:rPr>
+        <w:t xml:space="preserve">que, en un </w:t>
+      </w:r>
+      <w:r>
+        <w:rPr>
+          <w:rFonts w:ascii="Arial Narrow" w:eastAsia="Times New Roman" w:hAnsi="Arial Narrow" w:cs="Arial"/>
+          <w:color w:val="000000"/>
+          <w:kern w:val="0"/>
+          <w:lang w:eastAsia="es-ES"/>
+          <ns2:ligatures ns2:val="none"/>
+        </w:rPr>
+        <w:t>plazo no mayor de cinco (5) días hábiles contado a partir del día siguiente de la notificación de la presente resolución</w:t>
+      </w:r>
+      <w:bookmarkEnd w:id="25"/>
+      <w:r>
+        <w:rPr>
+          <w:rFonts w:ascii="Arial Narrow" w:eastAsia="Times New Roman" w:hAnsi="Arial Narrow" w:cs="Arial"/>
+          <w:color w:val="000000"/>
+          <w:kern w:val="0"/>
+          <w:lang w:eastAsia="es-ES"/>
+          <ns2:ligatures ns2:val="none"/>
+        </w:rPr>
+        <w:t xml:space="preserve">, </w:t>
+      </w:r>
+      <w:bookmarkStart w:id="26" w:name="_Hlk188286828"/>
+      <w:r>
+        <w:rPr>
+          <w:rFonts w:ascii="Arial Narrow" w:eastAsia="Times New Roman" w:hAnsi="Arial Narrow" w:cs="Times New Roman"/>
+          <w:color w:val="000000"/>
+          <w:kern w:val="0"/>
+          <w:shd w:val="clear" w:color="auto" w:fill="FFFFFF"/>
+          <w:lang w:eastAsia="es-PE"/>
+          <ns2:ligatures ns2:val="none"/>
+        </w:rPr>
+        <w:t>el proveedor denunciado</w:t>
+      </w:r>
+      <w:r>
+        <w:rPr>
+          <w:rFonts w:ascii="Arial Narrow" w:eastAsia="Times New Roman" w:hAnsi="Arial Narrow" w:cs="Arial"/>
+          <w:color w:val="000000"/>
+          <w:kern w:val="0"/>
+          <w:lang w:eastAsia="es-ES"/>
+          <ns2:ligatures ns2:val="none"/>
+        </w:rPr>
+        <w:t xml:space="preserve"> </w:t>
+      </w:r>
+      <w:bookmarkEnd w:id="26"/>
+      <w:r>
+        <w:rPr>
+          <w:rFonts w:ascii="Arial Narrow" w:eastAsia="Times New Roman" w:hAnsi="Arial Narrow" w:cs="Arial"/>
+          <w:color w:val="000000"/>
+          <w:kern w:val="0"/>
+          <w:lang w:val="es-ES" w:eastAsia="es-ES"/>
+          <ns2:ligatures ns2:val="none"/>
+        </w:rPr>
+        <w:t xml:space="preserve">cumpla con: </w:t>
       </w:r>
       <w:r>
         <w:rPr>
@@ -5044,287 +5143,89 @@
           <w:color w:val="000000" w:themeColor="text1"/>
           <w:lang w:val="es-ES" w:eastAsia="es-ES"/>
         </w:rPr>
-        <w:t>15 de octubre de 2025</w:t>
-      </w:r>
-      <w:r>
-        <w:rPr>
-          <w:rFonts w:ascii="Arial Narrow" w:eastAsia="Calibri" w:hAnsi="Arial Narrow" w:cs="Arial"/>
-          <w:kern w:val="0"/>
-          <w14:ligatures w14:val="none"/>
-        </w:rPr>
-        <w:t xml:space="preserve">, </w:t>
-      </w:r>
-      <w:r>
-        <w:rPr>
-          <w:rFonts w:ascii="Arial Narrow" w:eastAsia="Arial Narrow" w:hAnsi="Arial Narrow" w:cs="Arial Narrow"/>
-          <w:color w:val="000000"/>
-          <w:kern w:val="0"/>
-          <w:lang w:eastAsia="es-PE"/>
-          <w14:ligatures w14:val="none"/>
-        </w:rPr>
-        <w:t>a</w:t>
-      </w:r>
-      <w:r>
-        <w:rPr>
-          <w:rFonts w:ascii="Arial Narrow" w:eastAsia="Times New Roman" w:hAnsi="Arial Narrow" w:cs="Times New Roman"/>
-          <w:color w:val="000000"/>
-          <w:kern w:val="0"/>
-          <w:shd w:val="clear" w:color="auto" w:fill="FFFFFF"/>
-          <w:lang w:eastAsia="es-PE"/>
-          <w14:ligatures w14:val="none"/>
-        </w:rPr>
-        <w:t xml:space="preserve"> </w:t>
-      </w:r>
-      <w:r>
-        <w:rPr>
-          <w:rFonts w:ascii="Arial Narrow" w:eastAsia="Times New Roman" w:hAnsi="Arial Narrow" w:cs="Times New Roman"/>
-          <w:color w:val="000000" w:themeColor="text1"/>
-          <w:lang w:eastAsia="es-PE"/>
-        </w:rPr>
-        <w:t>Pacífico Compañía de Seguros y Reaseguros S.A.</w:t>
-      </w:r>
-      <w:r>
-        <w:rPr>
-          <w:rFonts w:ascii="Arial Narrow" w:eastAsia="Arial Narrow" w:hAnsi="Arial Narrow" w:cs="Arial Narrow"/>
-          <w:color w:val="000000"/>
-          <w:kern w:val="0"/>
-          <w:lang w:eastAsia="es-PE"/>
-          <w14:ligatures w14:val="none"/>
-        </w:rPr>
-        <w:t>,</w:t>
-      </w:r>
-      <w:r>
-        <w:rPr>
-          <w:rFonts w:ascii="Arial Narrow" w:eastAsia="Arial Narrow" w:hAnsi="Arial Narrow" w:cs="Arial Narrow"/>
-          <w:color w:val="000000"/>
-          <w:kern w:val="0"/>
-          <w:lang w:eastAsia="es-PE"/>
-          <w14:ligatures w14:val="none"/>
-        </w:rPr>
-        <w:t xml:space="preserve"> para que, de conformidad con lo dispuesto por el artículo 26</w:t>
-      </w:r>
-      <w:r>
-        <w:rPr>
-          <w:rFonts w:ascii="Arial Narrow" w:eastAsia="Times New Roman" w:hAnsi="Arial Narrow" w:cs="Segoe UI"/>
-          <w:color w:val="000000"/>
-          <w:kern w:val="0"/>
-          <w:lang w:eastAsia="es-PE"/>
-          <w14:ligatures w14:val="none"/>
-        </w:rPr>
-        <w:t/>
-      </w:r>
-      <w:r>
-        <w:rPr>
-          <w:rFonts w:ascii="Arial Narrow" w:eastAsia="Arial Narrow" w:hAnsi="Arial Narrow" w:cs="Arial Narrow"/>
-          <w:color w:val="000000"/>
-          <w:kern w:val="0"/>
-          <w:lang w:eastAsia="es-PE"/>
-          <w14:ligatures w14:val="none"/>
-        </w:rPr>
-        <w:t xml:space="preserve"> de la Ley sobre Facultades, Normas y Organización del Indecopi, aprobada por Decreto Legislativo 807, presente sus descargos en un plazo no mayor de cinco (5) días hábiles contados desde la notificación. </w:t>
-      </w:r>
-    </w:p>
-    <w:p>
-      <w:pPr>
-        <w:spacing w:after="0" w:line="240" w:lineRule="auto"/>
-        <w:jc w:val="both"/>
-        <w:rPr>
-          <w:rFonts w:ascii="Arial Narrow" w:eastAsia="Arial Narrow" w:hAnsi="Arial Narrow" w:cs="Arial Narrow"/>
-          <w:color w:val="000000"/>
-          <w:kern w:val="0"/>
-          <w:lang w:eastAsia="es-PE"/>
-          <w14:ligatures w14:val="none"/>
-        </w:rPr>
-      </w:pPr>
-    </w:p>
-    <w:p>
-      <w:pPr>
-        <w:spacing w:after="0" w:line="240" w:lineRule="auto"/>
-        <w:jc w:val="both"/>
-        <w:rPr>
-          <w:rFonts w:ascii="Arial Narrow" w:eastAsia="Times New Roman" w:hAnsi="Arial Narrow" w:cs="Arial"/>
-          <w:color w:val="000000"/>
-          <w:kern w:val="0"/>
-          <w:lang w:val="es-ES" w:eastAsia="es-ES"/>
-          <w14:ligatures w14:val="none"/>
-        </w:rPr>
-      </w:pPr>
-      <w:r>
-        <w:rPr>
-          <w:rFonts w:ascii="Arial Narrow" w:eastAsia="Arial Narrow" w:hAnsi="Arial Narrow" w:cs="Arial Narrow"/>
-          <w:b/>
-          <w:bCs/>
-          <w:color w:val="000000"/>
-          <w:kern w:val="0"/>
-          <w:lang w:eastAsia="es-PE"/>
-          <w14:ligatures w14:val="none"/>
-        </w:rPr>
-        <w:t xml:space="preserve">QUINTO: </w:t>
-      </w:r>
-      <w:bookmarkStart w:id="25" w:name="_Hlk188286813"/>
-      <w:r>
-        <w:rPr>
-          <w:rFonts w:ascii="Arial Narrow" w:eastAsia="Times New Roman" w:hAnsi="Arial Narrow" w:cs="Arial"/>
-          <w:color w:val="000000"/>
-          <w:kern w:val="0"/>
-          <w:lang w:eastAsia="es-ES"/>
-          <w14:ligatures w14:val="none"/>
-        </w:rPr>
-        <w:t xml:space="preserve">requerir </w:t>
-      </w:r>
-      <w:r>
-        <w:rPr>
-          <w:rFonts w:ascii="Arial Narrow" w:eastAsia="Times New Roman" w:hAnsi="Arial Narrow" w:cs="Arial"/>
-          <w:color w:val="000000"/>
-          <w:kern w:val="0"/>
-          <w:lang w:val="es-ES" w:eastAsia="es-ES"/>
-          <w14:ligatures w14:val="none"/>
-        </w:rPr>
-        <w:t xml:space="preserve">que, en un </w:t>
-      </w:r>
-      <w:r>
-        <w:rPr>
-          <w:rFonts w:ascii="Arial Narrow" w:eastAsia="Times New Roman" w:hAnsi="Arial Narrow" w:cs="Arial"/>
-          <w:color w:val="000000"/>
-          <w:kern w:val="0"/>
-          <w:lang w:eastAsia="es-ES"/>
-          <w14:ligatures w14:val="none"/>
-        </w:rPr>
-        <w:t>plazo no mayor de cinco (5) días hábiles contado a partir del día siguiente de la notificación de la presente resolución</w:t>
-      </w:r>
-      <w:bookmarkEnd w:id="25"/>
-      <w:r>
-        <w:rPr>
-          <w:rFonts w:ascii="Arial Narrow" w:eastAsia="Times New Roman" w:hAnsi="Arial Narrow" w:cs="Arial"/>
-          <w:color w:val="000000"/>
-          <w:kern w:val="0"/>
-          <w:lang w:eastAsia="es-ES"/>
-          <w14:ligatures w14:val="none"/>
-        </w:rPr>
-        <w:t xml:space="preserve">, </w:t>
-      </w:r>
-      <w:bookmarkStart w:id="26" w:name="_Hlk188286828"/>
-      <w:r>
-        <w:rPr>
-          <w:rFonts w:ascii="Arial Narrow" w:eastAsia="Times New Roman" w:hAnsi="Arial Narrow" w:cs="Times New Roman"/>
-          <w:color w:val="000000"/>
-          <w:kern w:val="0"/>
-          <w:shd w:val="clear" w:color="auto" w:fill="FFFFFF"/>
-          <w:lang w:eastAsia="es-PE"/>
-          <w14:ligatures w14:val="none"/>
-        </w:rPr>
-        <w:t>el proveedor denunciado</w:t>
-      </w:r>
-      <w:r>
-        <w:rPr>
-          <w:rFonts w:ascii="Arial Narrow" w:eastAsia="Times New Roman" w:hAnsi="Arial Narrow" w:cs="Arial"/>
-          <w:color w:val="000000"/>
-          <w:kern w:val="0"/>
-          <w:lang w:eastAsia="es-ES"/>
-          <w14:ligatures w14:val="none"/>
-        </w:rPr>
-        <w:t xml:space="preserve"> </w:t>
-      </w:r>
-      <w:bookmarkEnd w:id="26"/>
-      <w:r>
-        <w:rPr>
-          <w:rFonts w:ascii="Arial Narrow" w:eastAsia="Times New Roman" w:hAnsi="Arial Narrow" w:cs="Arial"/>
-          <w:color w:val="000000"/>
-          <w:kern w:val="0"/>
-          <w:lang w:val="es-ES" w:eastAsia="es-ES"/>
-          <w14:ligatures w14:val="none"/>
-        </w:rPr>
-        <w:t xml:space="preserve">cumpla con: </w:t>
-      </w:r>
+        <w:t xml:space="preserve">(i) presentar una copia completa, legible y debidamente suscrita de la Póliza </w:t>
+      </w:r>
+      <w:proofErr w:type="spellStart"/>
       <w:r>
         <w:rPr>
           <w:rFonts w:ascii="Arial Narrow" w:eastAsia="Times New Roman" w:hAnsi="Arial Narrow" w:cs="Arial"/>
           <w:color w:val="000000" w:themeColor="text1"/>
           <w:lang w:val="es-ES" w:eastAsia="es-ES"/>
         </w:rPr>
-        <w:t xml:space="preserve">(i) presentar una copia completa, legible y debidamente suscrita de la Póliza </w:t>
-      </w:r>
-      <w:proofErr w:type="spellStart"/>
+        <w:t/>
+      </w:r>
+      <w:proofErr w:type="spellEnd"/>
       <w:r>
         <w:rPr>
           <w:rFonts w:ascii="Arial Narrow" w:eastAsia="Times New Roman" w:hAnsi="Arial Narrow" w:cs="Arial"/>
           <w:color w:val="000000" w:themeColor="text1"/>
           <w:lang w:val="es-ES" w:eastAsia="es-ES"/>
         </w:rPr>
-        <w:t/>
-      </w:r>
-      <w:proofErr w:type="spellEnd"/>
+        <w:t xml:space="preserve"> </w:t>
+      </w:r>
+      <w:r>
+        <w:rPr>
+          <w:rFonts w:ascii="Arial Narrow" w:eastAsia="Times New Roman" w:hAnsi="Arial Narrow" w:cs="Arial"/>
+          <w:lang w:val="es-ES"/>
+        </w:rPr>
+        <w:t xml:space="preserve">2006412470 </w:t>
+      </w:r>
       <w:r>
         <w:rPr>
           <w:rFonts w:ascii="Arial Narrow" w:eastAsia="Times New Roman" w:hAnsi="Arial Narrow" w:cs="Arial"/>
           <w:color w:val="000000" w:themeColor="text1"/>
           <w:lang w:val="es-ES" w:eastAsia="es-ES"/>
         </w:rPr>
-        <w:t xml:space="preserve"> </w:t>
-      </w:r>
-      <w:r>
-        <w:rPr>
-          <w:rFonts w:ascii="Arial Narrow" w:eastAsia="Times New Roman" w:hAnsi="Arial Narrow" w:cs="Arial"/>
-          <w:lang w:val="es-ES"/>
-        </w:rPr>
-        <w:t xml:space="preserve">2006412470 </w:t>
-      </w:r>
+        <w:t>del Seguro Vehicular, así como el cargo de remisión de la póliza; (</w:t>
+      </w:r>
+      <w:proofErr w:type="spellStart"/>
       <w:r>
         <w:rPr>
           <w:rFonts w:ascii="Arial Narrow" w:eastAsia="Times New Roman" w:hAnsi="Arial Narrow" w:cs="Arial"/>
           <w:color w:val="000000" w:themeColor="text1"/>
           <w:lang w:val="es-ES" w:eastAsia="es-ES"/>
         </w:rPr>
-        <w:t>del Seguro Vehicular, así como el cargo de remisión de la póliza; (</w:t>
-      </w:r>
-      <w:proofErr w:type="spellStart"/>
+        <w:t>ii</w:t>
+      </w:r>
+      <w:proofErr w:type="spellEnd"/>
       <w:r>
         <w:rPr>
           <w:rFonts w:ascii="Arial Narrow" w:eastAsia="Times New Roman" w:hAnsi="Arial Narrow" w:cs="Arial"/>
           <w:color w:val="000000" w:themeColor="text1"/>
           <w:lang w:val="es-ES" w:eastAsia="es-ES"/>
         </w:rPr>
-        <w:t>ii</w:t>
-      </w:r>
-      <w:proofErr w:type="spellEnd"/>
+        <w:t>) presentar los medios probatorios que acrediten que gestionó oportunamente la solicitud de otorgamiento de cobertura del denunciante, de acuerdo a los términos y condiciones de la póliza; y, (</w:t>
+      </w:r>
+      <w:proofErr w:type="spellStart"/>
       <w:r>
         <w:rPr>
           <w:rFonts w:ascii="Arial Narrow" w:eastAsia="Times New Roman" w:hAnsi="Arial Narrow" w:cs="Arial"/>
           <w:color w:val="000000" w:themeColor="text1"/>
           <w:lang w:val="es-ES" w:eastAsia="es-ES"/>
         </w:rPr>
-        <w:t>) presentar los medios probatorios que acrediten que gestionó oportunamente la solicitud de otorgamiento de cobertura del denunciante, de acuerdo a los términos y condiciones de la póliza; y, (</w:t>
-      </w:r>
-      <w:proofErr w:type="spellStart"/>
+        <w:t>iii</w:t>
+      </w:r>
+      <w:proofErr w:type="spellEnd"/>
       <w:r>
         <w:rPr>
           <w:rFonts w:ascii="Arial Narrow" w:eastAsia="Times New Roman" w:hAnsi="Arial Narrow" w:cs="Arial"/>
           <w:color w:val="000000" w:themeColor="text1"/>
           <w:lang w:val="es-ES" w:eastAsia="es-ES"/>
         </w:rPr>
-        <w:t>iii</w:t>
-      </w:r>
-      <w:proofErr w:type="spellEnd"/>
-      <w:r>
-        <w:rPr>
-          <w:rFonts w:ascii="Arial Narrow" w:eastAsia="Times New Roman" w:hAnsi="Arial Narrow" w:cs="Arial"/>
-          <w:color w:val="000000" w:themeColor="text1"/>
+        <w:t>) presentar todas las comunicaciones cursadas con la parte denunciante en virtud de los hechos materia de denuncia</w:t>
+      </w:r>
+      <w:r>
+        <w:rPr>
+          <w:rFonts w:ascii="Arial Narrow" w:eastAsia="Times New Roman" w:hAnsi="Arial Narrow" w:cs="Arial"/>
+          <w:color w:val="000000"/>
+          <w:kern w:val="0"/>
           <w:lang w:val="es-ES" w:eastAsia="es-ES"/>
-        </w:rPr>
-        <w:t>) presentar todas las comunicaciones cursadas con la parte denunciante en virtud de los hechos materia de denuncia</w:t>
-      </w:r>
-      <w:r>
-        <w:rPr>
-          <w:rFonts w:ascii="Arial Narrow" w:eastAsia="Times New Roman" w:hAnsi="Arial Narrow" w:cs="Arial"/>
-          <w:color w:val="000000"/>
-          <w:kern w:val="0"/>
-          <w:lang w:val="es-ES" w:eastAsia="es-ES"/>
-          <w14:ligatures w14:val="none"/>
+          <ns2:ligatures ns2:val="none"/>
         </w:rPr>
         <w:t>.</w:t>
       </w:r>
     </w:p>
-    <w:p>
+    <w:p ns2:paraId="12A4D8BD" ns2:textId="77777777">
       <w:pPr>
         <w:spacing w:after="0" w:line="240" w:lineRule="auto"/>
         <w:jc w:val="both"/>
@@ -5334,20 +5235,20 @@
           <w:color w:val="000000"/>
           <w:kern w:val="0"/>
           <w:lang w:val="es-ES" w:eastAsia="es-PE"/>
-          <w14:ligatures w14:val="none"/>
-        </w:rPr>
-      </w:pPr>
-    </w:p>
-    <w:p>
-      <w:pPr>
-        <w:spacing w:after="0" w:line="240" w:lineRule="auto"/>
-        <w:jc w:val="both"/>
-        <w:rPr>
-          <w:rFonts w:ascii="Arial Narrow" w:eastAsia="Arial Narrow" w:hAnsi="Arial Narrow" w:cs="Arial Narrow"/>
-          <w:color w:val="000000"/>
-          <w:kern w:val="0"/>
-          <w:lang w:eastAsia="es-PE"/>
-          <w14:ligatures w14:val="none"/>
+          <ns2:ligatures ns2:val="none"/>
+        </w:rPr>
+      </w:pPr>
+    </w:p>
+    <w:p ns2:paraId="591B7E6F" ns2:textId="77777777">
+      <w:pPr>
+        <w:spacing w:after="0" w:line="240" w:lineRule="auto"/>
+        <w:jc w:val="both"/>
+        <w:rPr>
+          <w:rFonts w:ascii="Arial Narrow" w:eastAsia="Arial Narrow" w:hAnsi="Arial Narrow" w:cs="Arial Narrow"/>
+          <w:color w:val="000000"/>
+          <w:kern w:val="0"/>
+          <w:lang w:eastAsia="es-PE"/>
+          <ns2:ligatures ns2:val="none"/>
         </w:rPr>
       </w:pPr>
       <w:r>
@@ -5358,7 +5259,7 @@
           <w:color w:val="000000"/>
           <w:kern w:val="0"/>
           <w:lang w:eastAsia="es-PE"/>
-          <w14:ligatures w14:val="none"/>
+          <ns2:ligatures ns2:val="none"/>
         </w:rPr>
         <w:t>SEXTO:</w:t>
       </w:r>
@@ -5368,7 +5269,7 @@
           <w:color w:val="000000"/>
           <w:kern w:val="0"/>
           <w:lang w:eastAsia="es-PE"/>
-          <w14:ligatures w14:val="none"/>
+          <ns2:ligatures ns2:val="none"/>
         </w:rPr>
         <w:t xml:space="preserve"> </w:t>
       </w:r>
@@ -5379,7 +5280,7 @@
           <w:color w:val="000000"/>
           <w:kern w:val="0"/>
           <w:lang w:eastAsia="es-PE"/>
-          <w14:ligatures w14:val="none"/>
+          <ns2:ligatures ns2:val="none"/>
         </w:rPr>
         <w:t>informar a las partes que el artículo 110</w:t>
       </w:r>
@@ -5389,7 +5290,7 @@
           <w:color w:val="000000"/>
           <w:kern w:val="0"/>
           <w:lang w:eastAsia="es-PE"/>
-          <w14:ligatures w14:val="none"/>
+          <ns2:ligatures ns2:val="none"/>
         </w:rPr>
         <w:t/>
       </w:r>
@@ -5399,7 +5300,7 @@
           <w:color w:val="000000"/>
           <w:kern w:val="0"/>
           <w:lang w:eastAsia="es-PE"/>
-          <w14:ligatures w14:val="none"/>
+          <ns2:ligatures ns2:val="none"/>
         </w:rPr>
         <w:t xml:space="preserve"> de la Ley 29571, Código de Protección y Defensa del Consumidor</w:t>
       </w:r>
@@ -5411,7 +5312,7 @@
           <w:kern w:val="0"/>
           <w:vertAlign w:val="superscript"/>
           <w:lang w:eastAsia="es-PE"/>
-          <w14:ligatures w14:val="none"/>
+          <ns2:ligatures ns2:val="none"/>
         </w:rPr>
         <w:footnoteReference w:id="9"/>
       </w:r>
@@ -5421,7 +5322,7 @@
           <w:color w:val="000000"/>
           <w:kern w:val="0"/>
           <w:lang w:eastAsia="es-PE"/>
-          <w14:ligatures w14:val="none"/>
+          <ns2:ligatures ns2:val="none"/>
         </w:rPr>
         <w:t>, faculta a la Comisión a calificar las infracciones de la referida norma como leves, graves o muy graves e imponer sanciones que van desde una amonestación hasta una multa por un máximo de 450 Unidades Impositivas Tributarias, sin perjuicio de las medidas correctivas, reparadoras y complementarias, que puedan ordenarse de acuerdo a lo estipulado en los artículos 114</w:t>
       </w:r>
@@ -5431,7 +5332,7 @@
           <w:color w:val="000000"/>
           <w:kern w:val="0"/>
           <w:lang w:eastAsia="es-PE"/>
-          <w14:ligatures w14:val="none"/>
+          <ns2:ligatures ns2:val="none"/>
         </w:rPr>
         <w:t/>
       </w:r>
@@ -5441,7 +5342,7 @@
           <w:color w:val="000000"/>
           <w:kern w:val="0"/>
           <w:lang w:eastAsia="es-PE"/>
-          <w14:ligatures w14:val="none"/>
+          <ns2:ligatures ns2:val="none"/>
         </w:rPr>
         <w:t>, 115</w:t>
       </w:r>
@@ -5451,7 +5352,7 @@
           <w:color w:val="000000"/>
           <w:kern w:val="0"/>
           <w:lang w:eastAsia="es-PE"/>
-          <w14:ligatures w14:val="none"/>
+          <ns2:ligatures ns2:val="none"/>
         </w:rPr>
         <w:t/>
       </w:r>
@@ -5461,7 +5362,7 @@
           <w:color w:val="000000"/>
           <w:kern w:val="0"/>
           <w:lang w:eastAsia="es-PE"/>
-          <w14:ligatures w14:val="none"/>
+          <ns2:ligatures ns2:val="none"/>
         </w:rPr>
         <w:t xml:space="preserve"> y 116</w:t>
       </w:r>
@@ -5471,7 +5372,7 @@
           <w:color w:val="000000"/>
           <w:kern w:val="0"/>
           <w:lang w:eastAsia="es-PE"/>
-          <w14:ligatures w14:val="none"/>
+          <ns2:ligatures ns2:val="none"/>
         </w:rPr>
         <w:t/>
       </w:r>
@@ -5481,7 +5382,7 @@
           <w:color w:val="000000"/>
           <w:kern w:val="0"/>
           <w:lang w:eastAsia="es-PE"/>
-          <w14:ligatures w14:val="none"/>
+          <ns2:ligatures ns2:val="none"/>
         </w:rPr>
         <w:t xml:space="preserve"> de la referida norma</w:t>
       </w:r>
@@ -5493,7 +5394,7 @@
           <w:kern w:val="0"/>
           <w:vertAlign w:val="superscript"/>
           <w:lang w:eastAsia="es-PE"/>
-          <w14:ligatures w14:val="none"/>
+          <ns2:ligatures ns2:val="none"/>
         </w:rPr>
         <w:footnoteReference w:id="10"/>
       </w:r>
@@ -5503,7 +5404,7 @@
           <w:color w:val="000000"/>
           <w:kern w:val="0"/>
           <w:lang w:eastAsia="es-PE"/>
-          <w14:ligatures w14:val="none"/>
+          <ns2:ligatures ns2:val="none"/>
         </w:rPr>
         <w:t xml:space="preserve">. </w:t>
       </w:r>
@@ -5514,7 +5415,7 @@
           <w:color w:val="000000"/>
           <w:kern w:val="0"/>
           <w:lang w:eastAsia="es-PE"/>
-          <w14:ligatures w14:val="none"/>
+          <ns2:ligatures ns2:val="none"/>
         </w:rPr>
         <w:lastRenderedPageBreak/>
         <w:t>Asimismo, se consideran circunstancias atenuantes para la graduación de la sanción, el allanamiento de la denuncia o el reconocimiento de las pretensiones en ella contenidas, de acuerdo con el artículo 112</w:t>
@@ -5525,7 +5426,7 @@
           <w:color w:val="000000"/>
           <w:kern w:val="0"/>
           <w:lang w:eastAsia="es-PE"/>
-          <w14:ligatures w14:val="none"/>
+          <ns2:ligatures ns2:val="none"/>
         </w:rPr>
         <w:t/>
       </w:r>
@@ -5535,7 +5436,7 @@
           <w:color w:val="000000"/>
           <w:kern w:val="0"/>
           <w:lang w:eastAsia="es-PE"/>
-          <w14:ligatures w14:val="none"/>
+          <ns2:ligatures ns2:val="none"/>
         </w:rPr>
         <w:t xml:space="preserve"> del Código</w:t>
       </w:r>
@@ -5547,7 +5448,7 @@
           <w:kern w:val="0"/>
           <w:vertAlign w:val="superscript"/>
           <w:lang w:eastAsia="es-PE"/>
-          <w14:ligatures w14:val="none"/>
+          <ns2:ligatures ns2:val="none"/>
         </w:rPr>
         <w:footnoteReference w:id="11"/>
       </w:r>
@@ -5557,12 +5458,12 @@
           <w:color w:val="000000"/>
           <w:kern w:val="0"/>
           <w:lang w:eastAsia="es-PE"/>
-          <w14:ligatures w14:val="none"/>
+          <ns2:ligatures ns2:val="none"/>
         </w:rPr>
         <w:t>.</w:t>
       </w:r>
     </w:p>
-    <w:p>
+    <w:p ns2:paraId="0ECE55DF" ns2:textId="77777777">
       <w:pPr>
         <w:shd w:val="clear" w:color="auto" w:fill="FFFFFF"/>
         <w:spacing w:after="0" w:line="240" w:lineRule="auto"/>
@@ -5573,11 +5474,11 @@
           <w:color w:val="000000"/>
           <w:kern w:val="0"/>
           <w:lang w:eastAsia="es-PE"/>
-          <w14:ligatures w14:val="none"/>
-        </w:rPr>
-      </w:pPr>
-    </w:p>
-    <w:p>
+          <ns2:ligatures ns2:val="none"/>
+        </w:rPr>
+      </w:pPr>
+    </w:p>
+    <w:p ns2:paraId="1CC114EB" ns2:textId="77777777">
       <w:pPr>
         <w:shd w:val="clear" w:color="auto" w:fill="FFFFFF"/>
         <w:spacing w:after="0" w:line="240" w:lineRule="auto"/>
@@ -5587,17 +5488,17 @@
           <w:color w:val="000000"/>
           <w:kern w:val="0"/>
           <w:lang w:eastAsia="es-PE"/>
-          <w14:ligatures w14:val="none"/>
-        </w:rPr>
-      </w:pPr>
-      <w:r>
-        <w:rPr>
-          <w:rFonts w:ascii="Arial Narrow" w:eastAsia="Arial Narrow" w:hAnsi="Arial Narrow" w:cs="Arial Narrow"/>
-          <w:b/>
-          <w:color w:val="000000"/>
-          <w:kern w:val="0"/>
-          <w:lang w:eastAsia="es-PE"/>
-          <w14:ligatures w14:val="none"/>
+          <ns2:ligatures ns2:val="none"/>
+        </w:rPr>
+      </w:pPr>
+      <w:r>
+        <w:rPr>
+          <w:rFonts w:ascii="Arial Narrow" w:eastAsia="Arial Narrow" w:hAnsi="Arial Narrow" w:cs="Arial Narrow"/>
+          <w:b/>
+          <w:color w:val="000000"/>
+          <w:kern w:val="0"/>
+          <w:lang w:eastAsia="es-PE"/>
+          <ns2:ligatures ns2:val="none"/>
         </w:rPr>
         <w:t>SÉTIMO:</w:t>
       </w:r>
@@ -5607,7 +5508,7 @@
           <w:color w:val="000000"/>
           <w:kern w:val="0"/>
           <w:lang w:eastAsia="es-PE"/>
-          <w14:ligatures w14:val="none"/>
+          <ns2:ligatures ns2:val="none"/>
         </w:rPr>
         <w:t xml:space="preserve"> informar a las partes que conforme a lo establecido en el artículo 39</w:t>
       </w:r>
@@ -5617,7 +5518,7 @@
           <w:color w:val="000000"/>
           <w:kern w:val="0"/>
           <w:lang w:eastAsia="es-PE"/>
-          <w14:ligatures w14:val="none"/>
+          <ns2:ligatures ns2:val="none"/>
         </w:rPr>
         <w:t/>
       </w:r>
@@ -5627,12 +5528,12 @@
           <w:color w:val="000000"/>
           <w:kern w:val="0"/>
           <w:lang w:eastAsia="es-PE"/>
-          <w14:ligatures w14:val="none"/>
+          <ns2:ligatures ns2:val="none"/>
         </w:rPr>
         <w:t xml:space="preserve"> de la Ley sobre Facultades, Normas y Organización del Indecopi, aprobada por Decreto Legislativo 807, los gastos por los peritajes realizados, actuación de pruebas, inspecciones y otros derivados de la tramitación del proceso serán de cargo de la parte que solicita la prueba, salvo pacto en contrario. En todos los casos, la resolución final determinará si los gastos deben ser asumidos por alguna de las partes, o reembolsados a la otra parte o al Indecopi, según sea el caso, de manera adicional a la sanción que haya podido imponerse. </w:t>
       </w:r>
     </w:p>
-    <w:p>
+    <w:p ns2:paraId="364C4B19" ns2:textId="77777777">
       <w:pPr>
         <w:shd w:val="clear" w:color="auto" w:fill="FFFFFF"/>
         <w:spacing w:after="0" w:line="240" w:lineRule="auto"/>
@@ -5642,11 +5543,11 @@
           <w:color w:val="000000"/>
           <w:kern w:val="0"/>
           <w:lang w:eastAsia="es-PE"/>
-          <w14:ligatures w14:val="none"/>
-        </w:rPr>
-      </w:pPr>
-    </w:p>
-    <w:p>
+          <ns2:ligatures ns2:val="none"/>
+        </w:rPr>
+      </w:pPr>
+    </w:p>
+    <w:p ns2:paraId="6222A032" ns2:textId="6568929A">
       <w:pPr>
         <w:suppressAutoHyphens/>
         <w:spacing w:after="0" w:line="240" w:lineRule="auto"/>
@@ -5655,7 +5556,7 @@
           <w:rFonts w:ascii="Arial Narrow" w:eastAsia="Calibri" w:hAnsi="Arial Narrow" w:cs="Arial"/>
           <w:kern w:val="0"/>
           <w:u w:val="single"/>
-          <w14:ligatures w14:val="none"/>
+          <ns2:ligatures ns2:val="none"/>
         </w:rPr>
       </w:pPr>
       <w:r>
@@ -5664,7 +5565,7 @@
           <w:b/>
           <w:bCs/>
           <w:kern w:val="0"/>
-          <w14:ligatures w14:val="none"/>
+          <ns2:ligatures ns2:val="none"/>
         </w:rPr>
         <w:t>OCTAVO</w:t>
       </w:r>
@@ -5674,7 +5575,7 @@
           <w:b/>
           <w:bCs/>
           <w:kern w:val="0"/>
-          <w14:ligatures w14:val="none"/>
+          <ns2:ligatures ns2:val="none"/>
         </w:rPr>
         <w:t>:</w:t>
       </w:r>
@@ -5682,7 +5583,7 @@
         <w:rPr>
           <w:rFonts w:ascii="Arial Narrow" w:eastAsia="Calibri" w:hAnsi="Arial Narrow" w:cs="Arial"/>
           <w:kern w:val="0"/>
-          <w14:ligatures w14:val="none"/>
+          <ns2:ligatures ns2:val="none"/>
         </w:rPr>
         <w:t xml:space="preserve"> comunicar a las partes que, </w:t>
       </w:r>
@@ -5691,7 +5592,7 @@
         <w:rPr>
           <w:rFonts w:ascii="Arial Narrow" w:eastAsia="Calibri" w:hAnsi="Arial Narrow" w:cs="Arial"/>
           <w:kern w:val="0"/>
-          <w14:ligatures w14:val="none"/>
+          <ns2:ligatures ns2:val="none"/>
         </w:rPr>
         <w:t>de acuerdo a</w:t>
       </w:r>
@@ -5700,7 +5601,7 @@
         <w:rPr>
           <w:rFonts w:ascii="Arial Narrow" w:eastAsia="Calibri" w:hAnsi="Arial Narrow" w:cs="Arial"/>
           <w:kern w:val="0"/>
-          <w14:ligatures w14:val="none"/>
+          <ns2:ligatures ns2:val="none"/>
         </w:rPr>
         <w:t xml:space="preserve"> lo señalado por el artículo 29</w:t>
       </w:r>
@@ -5710,7 +5611,7 @@
           <w:color w:val="000000"/>
           <w:kern w:val="0"/>
           <w:lang w:eastAsia="es-PE"/>
-          <w14:ligatures w14:val="none"/>
+          <ns2:ligatures ns2:val="none"/>
         </w:rPr>
         <w:t/>
       </w:r>
@@ -5718,7 +5619,7 @@
         <w:rPr>
           <w:rFonts w:ascii="Arial Narrow" w:eastAsia="Calibri" w:hAnsi="Arial Narrow" w:cs="Arial"/>
           <w:kern w:val="0"/>
-          <w14:ligatures w14:val="none"/>
+          <ns2:ligatures ns2:val="none"/>
         </w:rPr>
         <w:t xml:space="preserve"> del Decreto Legislativo </w:t>
       </w:r>
@@ -5727,7 +5628,7 @@
         <w:rPr>
           <w:rFonts w:ascii="Arial Narrow" w:eastAsia="Calibri" w:hAnsi="Arial Narrow" w:cs="Arial"/>
           <w:kern w:val="0"/>
-          <w14:ligatures w14:val="none"/>
+          <ns2:ligatures ns2:val="none"/>
         </w:rPr>
         <w:t/>
       </w:r>
@@ -5736,7 +5637,7 @@
         <w:rPr>
           <w:rFonts w:ascii="Arial Narrow" w:eastAsia="Calibri" w:hAnsi="Arial Narrow" w:cs="Arial"/>
           <w:kern w:val="0"/>
-          <w14:ligatures w14:val="none"/>
+          <ns2:ligatures ns2:val="none"/>
         </w:rPr>
         <w:t xml:space="preserve"> 807</w:t>
       </w:r>
@@ -5746,7 +5647,7 @@
           <w:rFonts w:ascii="Arial Narrow" w:eastAsia="Calibri" w:hAnsi="Arial Narrow" w:cs="Arial"/>
           <w:kern w:val="0"/>
           <w:vertAlign w:val="superscript"/>
-          <w14:ligatures w14:val="none"/>
+          <ns2:ligatures ns2:val="none"/>
         </w:rPr>
         <w:footnoteReference w:id="12"/>
       </w:r>
@@ -5754,7 +5655,7 @@
         <w:rPr>
           <w:rFonts w:ascii="Arial Narrow" w:eastAsia="Calibri" w:hAnsi="Arial Narrow" w:cs="Arial"/>
           <w:kern w:val="0"/>
-          <w14:ligatures w14:val="none"/>
+          <ns2:ligatures ns2:val="none"/>
         </w:rPr>
         <w:t xml:space="preserve">, hasta antes de la emisión de la Resolución Final tienen la posibilidad de solicitar una audiencia de conciliación. En caso deleguen a favor de una tercera persona su actuación en la diligencia programada, esta deberá presentar un poder especial con firma legalizada ante Notario Público, donde conste </w:t>
       </w:r>
@@ -5763,7 +5664,7 @@
           <w:rFonts w:ascii="Arial Narrow" w:eastAsia="Calibri" w:hAnsi="Arial Narrow" w:cs="Arial"/>
           <w:kern w:val="0"/>
           <w:u w:val="single"/>
-          <w14:ligatures w14:val="none"/>
+          <ns2:ligatures ns2:val="none"/>
         </w:rPr>
         <w:t>expresamente su facultad para asistir y conciliar en su representación</w:t>
       </w:r>
@@ -5771,7 +5672,7 @@
         <w:rPr>
           <w:rFonts w:ascii="Arial Narrow" w:eastAsia="Calibri" w:hAnsi="Arial Narrow" w:cs="Arial"/>
           <w:kern w:val="0"/>
-          <w14:ligatures w14:val="none"/>
+          <ns2:ligatures ns2:val="none"/>
         </w:rPr>
         <w:t>.</w:t>
       </w:r>
@@ -5781,7 +5682,7 @@
           <w:b/>
           <w:bCs/>
           <w:kern w:val="0"/>
-          <w14:ligatures w14:val="none"/>
+          <ns2:ligatures ns2:val="none"/>
         </w:rPr>
         <w:t xml:space="preserve"> </w:t>
       </w:r>
@@ -5790,12 +5691,12 @@
           <w:rFonts w:ascii="Arial Narrow" w:eastAsia="Calibri" w:hAnsi="Arial Narrow" w:cs="Arial"/>
           <w:kern w:val="0"/>
           <w:u w:val="single"/>
-          <w14:ligatures w14:val="none"/>
+          <ns2:ligatures ns2:val="none"/>
         </w:rPr>
         <w:t>Ello bajo apercibimiento de no realizar la audiencia de conciliación y levantar el acta de inasistencia correspondiente.</w:t>
       </w:r>
     </w:p>
-    <w:p>
+    <w:p ns2:paraId="0ED759D9" ns2:textId="77777777">
       <w:pPr>
         <w:suppressAutoHyphens/>
         <w:spacing w:after="0" w:line="240" w:lineRule="auto"/>
@@ -5804,11 +5705,11 @@
           <w:rFonts w:ascii="Arial Narrow" w:eastAsia="Calibri" w:hAnsi="Arial Narrow" w:cs="Arial"/>
           <w:kern w:val="0"/>
           <w:u w:val="single"/>
-          <w14:ligatures w14:val="none"/>
-        </w:rPr>
-      </w:pPr>
-    </w:p>
-    <w:p>
+          <ns2:ligatures ns2:val="none"/>
+        </w:rPr>
+      </w:pPr>
+    </w:p>
+    <w:p ns2:paraId="0E80CA49" ns2:textId="77777777">
       <w:pPr>
         <w:suppressAutoHyphens/>
         <w:spacing w:after="0" w:line="240" w:lineRule="auto"/>
@@ -5818,7 +5719,7 @@
           <w:color w:val="000000"/>
           <w:kern w:val="0"/>
           <w:lang w:eastAsia="es-PE"/>
-          <w14:ligatures w14:val="none"/>
+          <ns2:ligatures ns2:val="none"/>
         </w:rPr>
       </w:pPr>
       <w:r>
@@ -5829,7 +5730,7 @@
           <w:color w:val="000000"/>
           <w:kern w:val="0"/>
           <w:lang w:eastAsia="es-PE"/>
-          <w14:ligatures w14:val="none"/>
+          <ns2:ligatures ns2:val="none"/>
         </w:rPr>
         <w:t>NOVENO:</w:t>
       </w:r>
@@ -5839,14 +5740,14 @@
           <w:color w:val="000000"/>
           <w:kern w:val="0"/>
           <w:lang w:eastAsia="es-PE"/>
-          <w14:ligatures w14:val="none"/>
+          <ns2:ligatures ns2:val="none"/>
         </w:rPr>
         <w:t xml:space="preserve"> poner en conocimiento de las partes que, antes de la emisión de la Resolución Final, tienen la posibilidad de formular su desistimiento o presentar el acuerdo arribado mediante la conciliación, mediación, transacción o cualquier otro que, de forma indubitable, deje constancia que se ha solucionado la controversia materia de denuncia.</w:t>
       </w:r>
       <w:bookmarkStart w:id="28" w:name="h.gjdgxs" w:colFirst="0" w:colLast="0"/>
       <w:bookmarkEnd w:id="28"/>
     </w:p>
-    <w:p>
+    <w:p ns2:paraId="7DDD06F7" ns2:textId="77777777">
       <w:pPr>
         <w:suppressAutoHyphens/>
         <w:spacing w:after="0" w:line="240" w:lineRule="auto"/>
@@ -5856,11 +5757,11 @@
           <w:color w:val="000000"/>
           <w:kern w:val="0"/>
           <w:lang w:eastAsia="es-PE"/>
-          <w14:ligatures w14:val="none"/>
-        </w:rPr>
-      </w:pPr>
-    </w:p>
-    <w:p>
+          <ns2:ligatures ns2:val="none"/>
+        </w:rPr>
+      </w:pPr>
+    </w:p>
+    <w:p ns2:paraId="236137A1" ns2:textId="4680C8C8">
       <w:pPr>
         <w:suppressAutoHyphens/>
         <w:spacing w:after="0" w:line="240" w:lineRule="auto"/>
@@ -5884,7 +5785,7 @@
           <w:bCs/>
           <w:spacing w:val="-3"/>
           <w:kern w:val="0"/>
-          <w14:ligatures w14:val="none"/>
+          <ns2:ligatures ns2:val="none"/>
         </w:rPr>
         <w:t/>
       </w:r>
@@ -5893,7 +5794,7 @@
           <w:rFonts w:ascii="Arial Narrow" w:hAnsi="Arial Narrow" w:cs="Arial"/>
           <w:spacing w:val="-3"/>
           <w:kern w:val="0"/>
-          <w14:ligatures w14:val="none"/>
+          <ns2:ligatures ns2:val="none"/>
         </w:rPr>
         <w:t xml:space="preserve"/>
       </w:r>
@@ -5979,7 +5880,7 @@
           <w:color w:val="000000"/>
           <w:kern w:val="0"/>
           <w:lang w:eastAsia="es-PE"/>
-          <w14:ligatures w14:val="none"/>
+          <ns2:ligatures ns2:val="none"/>
         </w:rPr>
         <w:t/>
       </w:r>
@@ -6012,7 +5913,7 @@
           <w:color w:val="000000"/>
           <w:kern w:val="0"/>
           <w:lang w:eastAsia="es-PE"/>
-          <w14:ligatures w14:val="none"/>
+          <ns2:ligatures ns2:val="none"/>
         </w:rPr>
         <w:t/>
       </w:r>
@@ -6047,7 +5948,7 @@
       </w:r>
     </w:p>
     <w:bookmarkEnd w:id="29"/>
-    <w:p>
+    <w:p ns2:paraId="639FE5BE" ns2:textId="77777777">
       <w:pPr>
         <w:suppressAutoHyphens/>
         <w:spacing w:after="0" w:line="240" w:lineRule="auto"/>
@@ -6057,7 +5958,7 @@
         </w:rPr>
       </w:pPr>
     </w:p>
-    <w:p>
+    <w:p ns2:paraId="509D673B" ns2:textId="43D840D8">
       <w:pPr>
         <w:suppressAutoHyphens/>
         <w:spacing w:line="240" w:lineRule="auto"/>
@@ -6166,64 +6067,64 @@
         <w:t xml:space="preserve"> la notificación.</w:t>
       </w:r>
     </w:p>
-    <w:p>
-      <w:pPr>
-        <w:spacing w:after="0" w:line="240" w:lineRule="auto"/>
-        <w:jc w:val="both"/>
-        <w:rPr>
-          <w:rFonts w:ascii="Arial Narrow" w:eastAsia="Arial Narrow" w:hAnsi="Arial Narrow" w:cs="Arial Narrow"/>
-          <w:b/>
-          <w:color w:val="000000"/>
-          <w:kern w:val="0"/>
-          <w:lang w:eastAsia="es-PE"/>
-          <w14:ligatures w14:val="none"/>
-        </w:rPr>
-      </w:pPr>
-    </w:p>
-    <w:p>
-      <w:pPr>
-        <w:spacing w:after="0" w:line="240" w:lineRule="auto"/>
-        <w:jc w:val="both"/>
-        <w:rPr>
-          <w:rFonts w:ascii="Arial Narrow" w:eastAsia="Arial Narrow" w:hAnsi="Arial Narrow" w:cs="Arial Narrow"/>
-          <w:b/>
-          <w:color w:val="000000"/>
-          <w:kern w:val="0"/>
-          <w:lang w:eastAsia="es-PE"/>
-          <w14:ligatures w14:val="none"/>
-        </w:rPr>
-      </w:pPr>
-    </w:p>
-    <w:p>
-      <w:pPr>
-        <w:spacing w:after="0" w:line="240" w:lineRule="auto"/>
-        <w:jc w:val="both"/>
-        <w:rPr>
-          <w:rFonts w:ascii="Arial Narrow" w:eastAsia="Arial Narrow" w:hAnsi="Arial Narrow" w:cs="Arial Narrow"/>
-          <w:b/>
-          <w:color w:val="000000"/>
-          <w:kern w:val="0"/>
-          <w:lang w:eastAsia="es-PE"/>
-          <w14:ligatures w14:val="none"/>
-        </w:rPr>
-      </w:pPr>
-    </w:p>
-    <w:p>
-      <w:pPr>
-        <w:spacing w:after="0" w:line="240" w:lineRule="auto"/>
-        <w:jc w:val="both"/>
-        <w:rPr>
-          <w:rFonts w:ascii="Arial Narrow" w:eastAsia="Arial Narrow" w:hAnsi="Arial Narrow" w:cs="Arial Narrow"/>
-          <w:b/>
-          <w:color w:val="000000"/>
-          <w:kern w:val="0"/>
-          <w:lang w:eastAsia="es-PE"/>
-          <w14:ligatures w14:val="none"/>
+    <w:p ns2:paraId="418E1D52" ns2:textId="77777777">
+      <w:pPr>
+        <w:spacing w:after="0" w:line="240" w:lineRule="auto"/>
+        <w:jc w:val="both"/>
+        <w:rPr>
+          <w:rFonts w:ascii="Arial Narrow" w:eastAsia="Arial Narrow" w:hAnsi="Arial Narrow" w:cs="Arial Narrow"/>
+          <w:b/>
+          <w:color w:val="000000"/>
+          <w:kern w:val="0"/>
+          <w:lang w:eastAsia="es-PE"/>
+          <ns2:ligatures ns2:val="none"/>
+        </w:rPr>
+      </w:pPr>
+    </w:p>
+    <w:p ns2:paraId="0407B94C" ns2:textId="77777777">
+      <w:pPr>
+        <w:spacing w:after="0" w:line="240" w:lineRule="auto"/>
+        <w:jc w:val="both"/>
+        <w:rPr>
+          <w:rFonts w:ascii="Arial Narrow" w:eastAsia="Arial Narrow" w:hAnsi="Arial Narrow" w:cs="Arial Narrow"/>
+          <w:b/>
+          <w:color w:val="000000"/>
+          <w:kern w:val="0"/>
+          <w:lang w:eastAsia="es-PE"/>
+          <ns2:ligatures ns2:val="none"/>
+        </w:rPr>
+      </w:pPr>
+    </w:p>
+    <w:p ns2:paraId="618632F0" ns2:textId="77777777">
+      <w:pPr>
+        <w:spacing w:after="0" w:line="240" w:lineRule="auto"/>
+        <w:jc w:val="both"/>
+        <w:rPr>
+          <w:rFonts w:ascii="Arial Narrow" w:eastAsia="Arial Narrow" w:hAnsi="Arial Narrow" w:cs="Arial Narrow"/>
+          <w:b/>
+          <w:color w:val="000000"/>
+          <w:kern w:val="0"/>
+          <w:lang w:eastAsia="es-PE"/>
+          <ns2:ligatures ns2:val="none"/>
+        </w:rPr>
+      </w:pPr>
+    </w:p>
+    <w:p ns2:paraId="375C384E" ns2:textId="77777777">
+      <w:pPr>
+        <w:spacing w:after="0" w:line="240" w:lineRule="auto"/>
+        <w:jc w:val="both"/>
+        <w:rPr>
+          <w:rFonts w:ascii="Arial Narrow" w:eastAsia="Arial Narrow" w:hAnsi="Arial Narrow" w:cs="Arial Narrow"/>
+          <w:b/>
+          <w:color w:val="000000"/>
+          <w:kern w:val="0"/>
+          <w:lang w:eastAsia="es-PE"/>
+          <ns2:ligatures ns2:val="none"/>
         </w:rPr>
       </w:pPr>
     </w:p>
     <w:bookmarkEnd w:id="0"/>
-    <w:p>
+    <w:p ns2:paraId="59985B4A" ns2:textId="77777777">
       <w:pPr>
         <w:shd w:val="clear" w:color="auto" w:fill="FFFFFF"/>
         <w:spacing w:after="0" w:line="240" w:lineRule="auto"/>
@@ -6234,7 +6135,7 @@
           <w:bCs/>
           <w:color w:val="000000"/>
           <w:kern w:val="0"/>
-          <w14:ligatures w14:val="none"/>
+          <ns2:ligatures ns2:val="none"/>
         </w:rPr>
       </w:pPr>
       <w:r>
@@ -6244,12 +6145,12 @@
           <w:bCs/>
           <w:color w:val="000000"/>
           <w:kern w:val="0"/>
-          <w14:ligatures w14:val="none"/>
+          <ns2:ligatures ns2:val="none"/>
         </w:rPr>
         <w:t>EVELING ROA QUISPE</w:t>
       </w:r>
     </w:p>
-    <w:p>
+    <w:p ns2:paraId="44F30378" ns2:textId="77777777">
       <w:pPr>
         <w:shd w:val="clear" w:color="auto" w:fill="FFFFFF"/>
         <w:spacing w:after="0" w:line="240" w:lineRule="auto"/>
@@ -6260,7 +6161,7 @@
           <w:bCs/>
           <w:color w:val="000000"/>
           <w:kern w:val="0"/>
-          <w14:ligatures w14:val="none"/>
+          <ns2:ligatures ns2:val="none"/>
         </w:rPr>
       </w:pPr>
       <w:r>
@@ -6270,12 +6171,12 @@
           <w:bCs/>
           <w:color w:val="000000"/>
           <w:kern w:val="0"/>
-          <w14:ligatures w14:val="none"/>
+          <ns2:ligatures ns2:val="none"/>
         </w:rPr>
         <w:t>Secretaria Técnica</w:t>
       </w:r>
     </w:p>
-    <w:p>
+    <w:p ns2:paraId="39D8E76A" ns2:textId="77777777">
       <w:pPr>
         <w:shd w:val="clear" w:color="auto" w:fill="FFFFFF"/>
         <w:spacing w:after="0" w:line="240" w:lineRule="auto"/>
@@ -6286,7 +6187,7 @@
           <w:bCs/>
           <w:color w:val="000000"/>
           <w:kern w:val="0"/>
-          <w14:ligatures w14:val="none"/>
+          <ns2:ligatures ns2:val="none"/>
         </w:rPr>
       </w:pPr>
       <w:r>
@@ -6296,26 +6197,26 @@
           <w:bCs/>
           <w:color w:val="000000"/>
           <w:kern w:val="0"/>
-          <w14:ligatures w14:val="none"/>
+          <ns2:ligatures ns2:val="none"/>
         </w:rPr>
         <w:t>Comisión de Protección al Consumidor 1</w:t>
       </w:r>
     </w:p>
-    <w:p>
-      <w:pPr>
-        <w:spacing w:after="0" w:line="240" w:lineRule="auto"/>
-        <w:jc w:val="both"/>
-        <w:rPr>
-          <w:rFonts w:ascii="Arial Narrow" w:eastAsia="Arial Narrow" w:hAnsi="Arial Narrow" w:cs="Arial Narrow"/>
-          <w:b/>
-          <w:color w:val="000000"/>
-          <w:kern w:val="0"/>
-          <w:lang w:eastAsia="es-PE"/>
-          <w14:ligatures w14:val="none"/>
-        </w:rPr>
-      </w:pPr>
-    </w:p>
-    <w:p>
+    <w:p ns2:paraId="513298A9" ns2:textId="77777777">
+      <w:pPr>
+        <w:spacing w:after="0" w:line="240" w:lineRule="auto"/>
+        <w:jc w:val="both"/>
+        <w:rPr>
+          <w:rFonts w:ascii="Arial Narrow" w:eastAsia="Arial Narrow" w:hAnsi="Arial Narrow" w:cs="Arial Narrow"/>
+          <w:b/>
+          <w:color w:val="000000"/>
+          <w:kern w:val="0"/>
+          <w:lang w:eastAsia="es-PE"/>
+          <ns2:ligatures ns2:val="none"/>
+        </w:rPr>
+      </w:pPr>
+    </w:p>
+    <w:p ns2:paraId="1D176C5B" ns2:textId="34E052B9">
       <w:pPr>
         <w:spacing w:after="0" w:line="240" w:lineRule="auto"/>
         <w:jc w:val="both"/>
@@ -6333,7 +6234,7 @@
           <w:sz w:val="16"/>
           <w:szCs w:val="16"/>
           <w:lang w:eastAsia="es-PE"/>
-          <w14:ligatures w14:val="none"/>
+          <ns2:ligatures ns2:val="none"/>
         </w:rPr>
         <w:t>AHV</w:t>
       </w:r>
@@ -6345,12 +6246,12 @@
           <w:sz w:val="16"/>
           <w:szCs w:val="16"/>
           <w:lang w:eastAsia="es-PE"/>
-          <w14:ligatures w14:val="none"/>
+          <ns2:ligatures ns2:val="none"/>
         </w:rPr>
         <w:t>/JCQ</w:t>
       </w:r>
     </w:p>
-    <w:p>
+    <w:p ns2:paraId="08D2E184" ns2:textId="77777777">
       <w:pPr>
         <w:spacing w:line="240" w:lineRule="auto"/>
         <w:rPr>
@@ -6358,7 +6259,7 @@
         </w:rPr>
       </w:pPr>
     </w:p>
-    <w:p>
+    <w:p ns2:paraId="1D2233A3" ns2:textId="77777777">
       <w:pPr>
         <w:spacing w:line="240" w:lineRule="auto"/>
         <w:rPr>
@@ -6366,7 +6267,7 @@
         </w:rPr>
       </w:pPr>
     </w:p>
-    <w:p>
+    <w:p ns2:paraId="4423ADE9" ns2:textId="77777777">
       <w:pPr>
         <w:spacing w:line="240" w:lineRule="auto"/>
         <w:rPr>
@@ -6374,14 +6275,14 @@
         </w:rPr>
       </w:pPr>
     </w:p>
-    <w:p>
+    <w:p ns2:paraId="74AAB5F4" ns2:textId="77777777">
       <w:pPr>
         <w:spacing w:line="240" w:lineRule="auto"/>
       </w:pPr>
     </w:p>
     <w:sectPr>
-      <w:headerReference w:type="default" r:id="rId8"/>
-      <w:footerReference w:type="default" r:id="rId9"/>
+      <w:headerReference w:type="default" ns3:id="rId8"/>
+      <w:footerReference w:type="default" ns3:id="rId9"/>
       <w:pgSz w:w="11906" w:h="16838"/>
       <w:pgMar w:top="1417" w:right="1701" w:bottom="1417" w:left="1701" w:header="708" w:footer="708" w:gutter="0"/>
       <w:cols w:space="708"/>

--- a/plantillas_maestras/01_seguro_vehicular/negativa_cobertura/2_o_mas_ddos_varios/varon/TPL_2966_2025_SEGURO_VEHICULAR_NEGATIVA_COBERTURA_ASEGURADORA_VARON_R1.docx
+++ b/plantillas_maestras/01_seguro_vehicular/negativa_cobertura/2_o_mas_ddos_varios/varon/TPL_2966_2025_SEGURO_VEHICULAR_NEGATIVA_COBERTURA_ASEGURADORA_VARON_R1.docx
@@ -5022,7 +5022,7 @@
           <w:sz w:val="20"/>
           <w:szCs w:val="20"/>
         </w:rPr>
-        <w:t xml:space="preserve">correr traslado de la presente resolución a Pacífico Compañía de Seguros y Reaseguros S.A para que, de conformidad con lo dispuesto por el artículo 26° de la Ley sobre Facultades, Normas y Organización del Indecopi, aprobado por Decreto Legislativo N° 8079, presenten sus descargos sobre la imputación de cargos realizada en un plazo no mayor a cinco (5) días hábiles contado a partir del día siguiente de la notificación de la presente resolución, vencido el cual, el Secretario Técnico declarará en rebeldía a los denunciados que no lo hubieran presentado. Debe precisarse que de conformidad con lo establecido por el artículo 223° del Texto Único Ordenado de la Ley N° 27444, Ley del Procedimiento Administrativo General, las alegaciones y los hechos relevantes de la reclamación, salvo que hayan sido específicamente negadas en la contestación, se tendrán por aceptadas o meritadas como ciertas.</w:t>
+        <w:t xml:space="preserve">correr traslado de la presente resolución a Pacífico Compañía de Seguros y Reaseguros S.A. para que, de conformidad con lo dispuesto por el artículo 26 de la Ley sobre Facultades, Normas y Organización del Indecopi, aprobada por Decreto Legislativo 807, presente sus descargos sobre la imputación de cargos realizada en un plazo no mayor a cinco (5) días hábiles contado a partir del día siguiente de la notificación de la presente resolución, vencido el cual, el Secretario Técnico declarará en rebeldía al denunciado que no lo hubiera presentado. Debe precisarse que de conformidad con lo establecido por el artículo 223 del Texto Único Ordenado de la Ley 27444, Ley del Procedimiento Administrativo General, las alegaciones y los hechos relevantes de la reclamación, salvo que hayan sido específicamente negadas en la contestación, se tendrán por aceptadas o merituadas como ciertas.</w:t>
       </w:r>
     </w:p>
     <w:p ns2:paraId="228F876C" ns2:textId="77777777">
